--- a/项目设计报告.docx
+++ b/项目设计报告.docx
@@ -6,6 +6,7 @@
       <w:pPr>
         <w:jc w:val="center"/>
         <w:rPr>
+          <w:rFonts w:hint="eastAsia"/>
           <w:sz w:val="40"/>
           <w:szCs w:val="44"/>
         </w:rPr>
@@ -27,16 +28,17 @@
           <w:numId w:val="1"/>
         </w:numPr>
         <w:rPr>
-          <w:sz w:val="32"/>
-          <w:szCs w:val="36"/>
-        </w:rPr>
-      </w:pPr>
-      <w:r>
-        <w:rPr>
           <w:rFonts w:hint="eastAsia"/>
           <w:sz w:val="32"/>
           <w:szCs w:val="36"/>
         </w:rPr>
+      </w:pPr>
+      <w:r>
+        <w:rPr>
+          <w:rFonts w:hint="eastAsia"/>
+          <w:sz w:val="32"/>
+          <w:szCs w:val="36"/>
+        </w:rPr>
         <w:t>引言</w:t>
       </w:r>
     </w:p>
@@ -44,7 +46,7 @@
       <w:pPr>
         <w:ind w:firstLine="420"/>
         <w:rPr>
-          <w:rFonts w:ascii="宋体" w:eastAsia="宋体" w:hAnsi="宋体" w:cs="宋体"/>
+          <w:rFonts w:ascii="宋体" w:eastAsia="宋体" w:hAnsi="宋体" w:cs="宋体" w:hint="eastAsia"/>
           <w:kern w:val="0"/>
           <w:sz w:val="24"/>
           <w:szCs w:val="24"/>
@@ -63,7 +65,7 @@
     <w:p>
       <w:pPr>
         <w:rPr>
-          <w:rFonts w:ascii="宋体" w:eastAsia="宋体" w:hAnsi="宋体" w:cs="宋体"/>
+          <w:rFonts w:ascii="宋体" w:eastAsia="宋体" w:hAnsi="宋体" w:cs="宋体" w:hint="eastAsia"/>
           <w:b/>
           <w:bCs/>
           <w:kern w:val="0"/>
@@ -91,7 +93,7 @@
           <w:numId w:val="2"/>
         </w:numPr>
         <w:rPr>
-          <w:rFonts w:ascii="宋体" w:eastAsia="宋体" w:hAnsi="宋体" w:cs="宋体"/>
+          <w:rFonts w:ascii="宋体" w:eastAsia="宋体" w:hAnsi="宋体" w:cs="宋体" w:hint="eastAsia"/>
           <w:kern w:val="0"/>
           <w:sz w:val="24"/>
           <w:szCs w:val="24"/>
@@ -115,7 +117,7 @@
           <w:numId w:val="2"/>
         </w:numPr>
         <w:rPr>
-          <w:rFonts w:ascii="宋体" w:eastAsia="宋体" w:hAnsi="宋体" w:cs="宋体"/>
+          <w:rFonts w:ascii="宋体" w:eastAsia="宋体" w:hAnsi="宋体" w:cs="宋体" w:hint="eastAsia"/>
           <w:kern w:val="0"/>
           <w:sz w:val="24"/>
           <w:szCs w:val="24"/>
@@ -139,7 +141,7 @@
           <w:numId w:val="2"/>
         </w:numPr>
         <w:rPr>
-          <w:rFonts w:ascii="宋体" w:eastAsia="宋体" w:hAnsi="宋体" w:cs="宋体"/>
+          <w:rFonts w:ascii="宋体" w:eastAsia="宋体" w:hAnsi="宋体" w:cs="宋体" w:hint="eastAsia"/>
           <w:kern w:val="0"/>
           <w:sz w:val="24"/>
           <w:szCs w:val="24"/>
@@ -163,7 +165,7 @@
           <w:numId w:val="2"/>
         </w:numPr>
         <w:rPr>
-          <w:rFonts w:ascii="宋体" w:eastAsia="宋体" w:hAnsi="宋体" w:cs="宋体"/>
+          <w:rFonts w:ascii="宋体" w:eastAsia="宋体" w:hAnsi="宋体" w:cs="宋体" w:hint="eastAsia"/>
           <w:kern w:val="0"/>
           <w:sz w:val="24"/>
           <w:szCs w:val="24"/>
@@ -182,7 +184,7 @@
     <w:p>
       <w:pPr>
         <w:rPr>
-          <w:rFonts w:ascii="宋体" w:eastAsia="宋体" w:hAnsi="宋体" w:cs="宋体"/>
+          <w:rFonts w:ascii="宋体" w:eastAsia="宋体" w:hAnsi="宋体" w:cs="宋体" w:hint="eastAsia"/>
           <w:b/>
           <w:bCs/>
           <w:kern w:val="0"/>
@@ -210,7 +212,7 @@
           <w:numId w:val="3"/>
         </w:numPr>
         <w:rPr>
-          <w:rFonts w:ascii="宋体" w:eastAsia="宋体" w:hAnsi="宋体" w:cs="宋体"/>
+          <w:rFonts w:ascii="宋体" w:eastAsia="宋体" w:hAnsi="宋体" w:cs="宋体" w:hint="eastAsia"/>
           <w:kern w:val="0"/>
           <w:sz w:val="24"/>
           <w:szCs w:val="24"/>
@@ -263,7 +265,7 @@
           <w:numId w:val="3"/>
         </w:numPr>
         <w:rPr>
-          <w:rFonts w:ascii="宋体" w:eastAsia="宋体" w:hAnsi="宋体" w:cs="宋体"/>
+          <w:rFonts w:ascii="宋体" w:eastAsia="宋体" w:hAnsi="宋体" w:cs="宋体" w:hint="eastAsia"/>
           <w:kern w:val="0"/>
           <w:sz w:val="24"/>
           <w:szCs w:val="24"/>
@@ -298,7 +300,7 @@
           <w:numId w:val="3"/>
         </w:numPr>
         <w:rPr>
-          <w:rFonts w:ascii="宋体" w:eastAsia="宋体" w:hAnsi="宋体" w:cs="宋体"/>
+          <w:rFonts w:ascii="宋体" w:eastAsia="宋体" w:hAnsi="宋体" w:cs="宋体" w:hint="eastAsia"/>
           <w:kern w:val="0"/>
           <w:sz w:val="24"/>
           <w:szCs w:val="24"/>
@@ -328,6 +330,27 @@
     <w:p>
       <w:pPr>
         <w:rPr>
+          <w:rFonts w:ascii="宋体" w:eastAsia="宋体" w:hAnsi="宋体" w:cs="宋体" w:hint="eastAsia"/>
+          <w:b/>
+          <w:bCs/>
+          <w:kern w:val="0"/>
+          <w:sz w:val="24"/>
+          <w:szCs w:val="24"/>
+        </w:rPr>
+      </w:pPr>
+      <w:r>
+        <w:rPr>
+          <w:rFonts w:ascii="宋体" w:eastAsia="宋体" w:hAnsi="宋体" w:cs="宋体" w:hint="eastAsia"/>
+          <w:b/>
+          <w:bCs/>
+          <w:kern w:val="0"/>
+          <w:sz w:val="24"/>
+          <w:szCs w:val="24"/>
+        </w:rPr>
+        <w:t>3</w:t>
+      </w:r>
+      <w:r>
+        <w:rPr>
           <w:rFonts w:ascii="宋体" w:eastAsia="宋体" w:hAnsi="宋体" w:cs="宋体"/>
           <w:b/>
           <w:bCs/>
@@ -335,27 +358,6 @@
           <w:sz w:val="24"/>
           <w:szCs w:val="24"/>
         </w:rPr>
-      </w:pPr>
-      <w:r>
-        <w:rPr>
-          <w:rFonts w:ascii="宋体" w:eastAsia="宋体" w:hAnsi="宋体" w:cs="宋体" w:hint="eastAsia"/>
-          <w:b/>
-          <w:bCs/>
-          <w:kern w:val="0"/>
-          <w:sz w:val="24"/>
-          <w:szCs w:val="24"/>
-        </w:rPr>
-        <w:t>3</w:t>
-      </w:r>
-      <w:r>
-        <w:rPr>
-          <w:rFonts w:ascii="宋体" w:eastAsia="宋体" w:hAnsi="宋体" w:cs="宋体"/>
-          <w:b/>
-          <w:bCs/>
-          <w:kern w:val="0"/>
-          <w:sz w:val="24"/>
-          <w:szCs w:val="24"/>
-        </w:rPr>
         <w:t>. 报告内容</w:t>
       </w:r>
     </w:p>
@@ -363,7 +365,7 @@
       <w:pPr>
         <w:pStyle w:val="a9"/>
         <w:rPr>
-          <w:rFonts w:ascii="宋体" w:eastAsia="宋体" w:hAnsi="宋体" w:cs="宋体"/>
+          <w:rFonts w:ascii="宋体" w:eastAsia="宋体" w:hAnsi="宋体" w:cs="宋体" w:hint="eastAsia"/>
           <w:kern w:val="0"/>
           <w:sz w:val="24"/>
           <w:szCs w:val="24"/>
@@ -387,7 +389,7 @@
           <w:numId w:val="5"/>
         </w:numPr>
         <w:rPr>
-          <w:rFonts w:ascii="宋体" w:eastAsia="宋体" w:hAnsi="宋体" w:cs="宋体"/>
+          <w:rFonts w:ascii="宋体" w:eastAsia="宋体" w:hAnsi="宋体" w:cs="宋体" w:hint="eastAsia"/>
           <w:kern w:val="0"/>
           <w:sz w:val="24"/>
           <w:szCs w:val="24"/>
@@ -411,7 +413,7 @@
           <w:numId w:val="5"/>
         </w:numPr>
         <w:rPr>
-          <w:rFonts w:ascii="宋体" w:eastAsia="宋体" w:hAnsi="宋体" w:cs="宋体"/>
+          <w:rFonts w:ascii="宋体" w:eastAsia="宋体" w:hAnsi="宋体" w:cs="宋体" w:hint="eastAsia"/>
           <w:kern w:val="0"/>
           <w:sz w:val="24"/>
           <w:szCs w:val="24"/>
@@ -435,7 +437,7 @@
           <w:numId w:val="5"/>
         </w:numPr>
         <w:rPr>
-          <w:rFonts w:ascii="宋体" w:eastAsia="宋体" w:hAnsi="宋体" w:cs="宋体"/>
+          <w:rFonts w:ascii="宋体" w:eastAsia="宋体" w:hAnsi="宋体" w:cs="宋体" w:hint="eastAsia"/>
           <w:kern w:val="0"/>
           <w:sz w:val="24"/>
           <w:szCs w:val="24"/>
@@ -459,7 +461,7 @@
           <w:numId w:val="5"/>
         </w:numPr>
         <w:rPr>
-          <w:rFonts w:ascii="宋体" w:eastAsia="宋体" w:hAnsi="宋体" w:cs="宋体"/>
+          <w:rFonts w:ascii="宋体" w:eastAsia="宋体" w:hAnsi="宋体" w:cs="宋体" w:hint="eastAsia"/>
           <w:kern w:val="0"/>
           <w:sz w:val="24"/>
           <w:szCs w:val="24"/>
@@ -483,7 +485,7 @@
           <w:numId w:val="5"/>
         </w:numPr>
         <w:rPr>
-          <w:rFonts w:ascii="宋体" w:eastAsia="宋体" w:hAnsi="宋体" w:cs="宋体"/>
+          <w:rFonts w:ascii="宋体" w:eastAsia="宋体" w:hAnsi="宋体" w:cs="宋体" w:hint="eastAsia"/>
           <w:kern w:val="0"/>
           <w:sz w:val="24"/>
           <w:szCs w:val="24"/>
@@ -507,44 +509,20 @@
           <w:numId w:val="5"/>
         </w:numPr>
         <w:rPr>
+          <w:rFonts w:ascii="宋体" w:eastAsia="宋体" w:hAnsi="宋体" w:cs="宋体" w:hint="eastAsia"/>
+          <w:kern w:val="0"/>
+          <w:sz w:val="24"/>
+          <w:szCs w:val="24"/>
+        </w:rPr>
+      </w:pPr>
+      <w:r>
+        <w:rPr>
           <w:rFonts w:ascii="宋体" w:eastAsia="宋体" w:hAnsi="宋体" w:cs="宋体"/>
           <w:kern w:val="0"/>
           <w:sz w:val="24"/>
           <w:szCs w:val="24"/>
         </w:rPr>
-      </w:pPr>
-      <w:r>
-        <w:rPr>
-          <w:rFonts w:ascii="宋体" w:eastAsia="宋体" w:hAnsi="宋体" w:cs="宋体"/>
-          <w:kern w:val="0"/>
-          <w:sz w:val="24"/>
-          <w:szCs w:val="24"/>
-        </w:rPr>
         <w:t>安全性与错误处理机制</w:t>
-      </w:r>
-    </w:p>
-    <w:p>
-      <w:pPr>
-        <w:pStyle w:val="a9"/>
-        <w:numPr>
-          <w:ilvl w:val="0"/>
-          <w:numId w:val="5"/>
-        </w:numPr>
-        <w:rPr>
-          <w:rFonts w:ascii="宋体" w:eastAsia="宋体" w:hAnsi="宋体" w:cs="宋体"/>
-          <w:kern w:val="0"/>
-          <w:sz w:val="24"/>
-          <w:szCs w:val="24"/>
-        </w:rPr>
-      </w:pPr>
-      <w:r>
-        <w:rPr>
-          <w:rFonts w:ascii="宋体" w:eastAsia="宋体" w:hAnsi="宋体" w:cs="宋体"/>
-          <w:kern w:val="0"/>
-          <w:sz w:val="24"/>
-          <w:szCs w:val="24"/>
-        </w:rPr>
-        <w:t>系统测试与评估</w:t>
       </w:r>
     </w:p>
     <w:p>
@@ -555,16 +533,17 @@
           <w:numId w:val="1"/>
         </w:numPr>
         <w:rPr>
-          <w:sz w:val="28"/>
-          <w:szCs w:val="32"/>
-        </w:rPr>
-      </w:pPr>
-      <w:r>
-        <w:rPr>
           <w:rFonts w:hint="eastAsia"/>
           <w:sz w:val="28"/>
           <w:szCs w:val="32"/>
         </w:rPr>
+      </w:pPr>
+      <w:r>
+        <w:rPr>
+          <w:rFonts w:hint="eastAsia"/>
+          <w:sz w:val="28"/>
+          <w:szCs w:val="32"/>
+        </w:rPr>
         <w:t>系统总体架构设计</w:t>
       </w:r>
     </w:p>
@@ -617,7 +596,7 @@
         <w:ind w:firstLine="420"/>
         <w:jc w:val="center"/>
         <w:rPr>
-          <w:rFonts w:ascii="宋体" w:eastAsia="宋体" w:hAnsi="宋体"/>
+          <w:rFonts w:ascii="宋体" w:eastAsia="宋体" w:hAnsi="宋体" w:hint="eastAsia"/>
           <w:sz w:val="24"/>
           <w:szCs w:val="28"/>
         </w:rPr>
@@ -759,7 +738,7 @@
               <w:ind w:firstLine="420"/>
               <w:jc w:val="center"/>
               <w:rPr>
-                <w:rFonts w:ascii="宋体" w:eastAsia="宋体" w:hAnsi="宋体"/>
+                <w:rFonts w:ascii="宋体" w:eastAsia="宋体" w:hAnsi="宋体" w:hint="eastAsia"/>
                 <w:b/>
                 <w:bCs/>
                 <w:sz w:val="24"/>
@@ -793,7 +772,7 @@
               <w:ind w:firstLine="420"/>
               <w:jc w:val="center"/>
               <w:rPr>
-                <w:rFonts w:ascii="宋体" w:eastAsia="宋体" w:hAnsi="宋体"/>
+                <w:rFonts w:ascii="宋体" w:eastAsia="宋体" w:hAnsi="宋体" w:hint="eastAsia"/>
                 <w:b/>
                 <w:bCs/>
                 <w:sz w:val="24"/>
@@ -861,7 +840,7 @@
               <w:ind w:firstLine="420"/>
               <w:jc w:val="center"/>
               <w:rPr>
-                <w:rFonts w:ascii="宋体" w:eastAsia="宋体" w:hAnsi="宋体"/>
+                <w:rFonts w:ascii="宋体" w:eastAsia="宋体" w:hAnsi="宋体" w:hint="eastAsia"/>
                 <w:sz w:val="24"/>
                 <w:szCs w:val="28"/>
               </w:rPr>
@@ -891,7 +870,7 @@
               <w:ind w:firstLine="420"/>
               <w:jc w:val="center"/>
               <w:rPr>
-                <w:rFonts w:ascii="宋体" w:eastAsia="宋体" w:hAnsi="宋体"/>
+                <w:rFonts w:ascii="宋体" w:eastAsia="宋体" w:hAnsi="宋体" w:hint="eastAsia"/>
                 <w:sz w:val="24"/>
                 <w:szCs w:val="28"/>
               </w:rPr>
@@ -957,7 +936,7 @@
               <w:ind w:firstLine="420"/>
               <w:jc w:val="center"/>
               <w:rPr>
-                <w:rFonts w:ascii="宋体" w:eastAsia="宋体" w:hAnsi="宋体"/>
+                <w:rFonts w:ascii="宋体" w:eastAsia="宋体" w:hAnsi="宋体" w:hint="eastAsia"/>
                 <w:sz w:val="24"/>
                 <w:szCs w:val="28"/>
               </w:rPr>
@@ -1001,7 +980,7 @@
               <w:ind w:firstLine="420"/>
               <w:jc w:val="center"/>
               <w:rPr>
-                <w:rFonts w:ascii="宋体" w:eastAsia="宋体" w:hAnsi="宋体"/>
+                <w:rFonts w:ascii="宋体" w:eastAsia="宋体" w:hAnsi="宋体" w:hint="eastAsia"/>
                 <w:sz w:val="24"/>
                 <w:szCs w:val="28"/>
               </w:rPr>
@@ -1098,7 +1077,7 @@
               <w:ind w:firstLine="420"/>
               <w:jc w:val="center"/>
               <w:rPr>
-                <w:rFonts w:ascii="宋体" w:eastAsia="宋体" w:hAnsi="宋体"/>
+                <w:rFonts w:ascii="宋体" w:eastAsia="宋体" w:hAnsi="宋体" w:hint="eastAsia"/>
                 <w:sz w:val="24"/>
                 <w:szCs w:val="28"/>
               </w:rPr>
@@ -1163,7 +1142,7 @@
               <w:ind w:firstLine="420"/>
               <w:jc w:val="center"/>
               <w:rPr>
-                <w:rFonts w:ascii="宋体" w:eastAsia="宋体" w:hAnsi="宋体"/>
+                <w:rFonts w:ascii="宋体" w:eastAsia="宋体" w:hAnsi="宋体" w:hint="eastAsia"/>
                 <w:sz w:val="24"/>
                 <w:szCs w:val="28"/>
               </w:rPr>
@@ -1201,7 +1180,7 @@
             <w:pPr>
               <w:jc w:val="center"/>
               <w:rPr>
-                <w:rFonts w:ascii="宋体" w:eastAsia="宋体" w:hAnsi="宋体"/>
+                <w:rFonts w:ascii="宋体" w:eastAsia="宋体" w:hAnsi="宋体" w:hint="eastAsia"/>
                 <w:sz w:val="24"/>
                 <w:szCs w:val="28"/>
               </w:rPr>
@@ -1229,7 +1208,7 @@
               <w:ind w:firstLine="420"/>
               <w:jc w:val="center"/>
               <w:rPr>
-                <w:rFonts w:ascii="宋体" w:eastAsia="宋体" w:hAnsi="宋体"/>
+                <w:rFonts w:ascii="宋体" w:eastAsia="宋体" w:hAnsi="宋体" w:hint="eastAsia"/>
                 <w:sz w:val="24"/>
                 <w:szCs w:val="28"/>
               </w:rPr>
@@ -1271,7 +1250,7 @@
               <w:ind w:firstLine="420"/>
               <w:jc w:val="center"/>
               <w:rPr>
-                <w:rFonts w:ascii="宋体" w:eastAsia="宋体" w:hAnsi="宋体"/>
+                <w:rFonts w:ascii="宋体" w:eastAsia="宋体" w:hAnsi="宋体" w:hint="eastAsia"/>
                 <w:sz w:val="24"/>
                 <w:szCs w:val="28"/>
               </w:rPr>
@@ -1334,7 +1313,7 @@
               <w:ind w:firstLine="420"/>
               <w:jc w:val="center"/>
               <w:rPr>
-                <w:rFonts w:ascii="宋体" w:eastAsia="宋体" w:hAnsi="宋体"/>
+                <w:rFonts w:ascii="宋体" w:eastAsia="宋体" w:hAnsi="宋体" w:hint="eastAsia"/>
                 <w:sz w:val="24"/>
                 <w:szCs w:val="28"/>
               </w:rPr>
@@ -1376,6 +1355,292 @@
         <w:numPr>
           <w:ilvl w:val="0"/>
           <w:numId w:val="1"/>
+        </w:numPr>
+        <w:rPr>
+          <w:sz w:val="28"/>
+          <w:szCs w:val="32"/>
+        </w:rPr>
+      </w:pPr>
+      <w:r>
+        <w:rPr>
+          <w:rFonts w:hint="eastAsia"/>
+          <w:sz w:val="28"/>
+          <w:szCs w:val="32"/>
+        </w:rPr>
+        <w:t>功能模块逻辑实现</w:t>
+      </w:r>
+    </w:p>
+    <w:p>
+      <w:pPr>
+        <w:pStyle w:val="a9"/>
+        <w:numPr>
+          <w:ilvl w:val="0"/>
+          <w:numId w:val="6"/>
+        </w:numPr>
+        <w:rPr>
+          <w:sz w:val="28"/>
+          <w:szCs w:val="32"/>
+        </w:rPr>
+      </w:pPr>
+      <w:r>
+        <w:rPr>
+          <w:rFonts w:hint="eastAsia"/>
+          <w:sz w:val="28"/>
+          <w:szCs w:val="32"/>
+        </w:rPr>
+        <w:t>登录</w:t>
+      </w:r>
+    </w:p>
+    <w:p>
+      <w:pPr>
+        <w:pStyle w:val="a9"/>
+        <w:numPr>
+          <w:ilvl w:val="1"/>
+          <w:numId w:val="5"/>
+        </w:numPr>
+        <w:rPr>
+          <w:rFonts w:ascii="宋体" w:eastAsia="宋体" w:hAnsi="宋体"/>
+          <w:sz w:val="24"/>
+          <w:szCs w:val="28"/>
+        </w:rPr>
+      </w:pPr>
+      <w:r>
+        <w:rPr>
+          <w:rFonts w:ascii="宋体" w:eastAsia="宋体" w:hAnsi="宋体" w:hint="eastAsia"/>
+          <w:sz w:val="24"/>
+          <w:szCs w:val="28"/>
+        </w:rPr>
+        <w:t>用户输入用户名和密码，传输到服务器端；</w:t>
+      </w:r>
+    </w:p>
+    <w:p>
+      <w:pPr>
+        <w:pStyle w:val="a9"/>
+        <w:numPr>
+          <w:ilvl w:val="1"/>
+          <w:numId w:val="5"/>
+        </w:numPr>
+        <w:rPr>
+          <w:rFonts w:ascii="宋体" w:eastAsia="宋体" w:hAnsi="宋体"/>
+          <w:sz w:val="24"/>
+          <w:szCs w:val="28"/>
+        </w:rPr>
+      </w:pPr>
+      <w:r>
+        <w:rPr>
+          <w:rFonts w:ascii="宋体" w:eastAsia="宋体" w:hAnsi="宋体" w:hint="eastAsia"/>
+          <w:sz w:val="24"/>
+          <w:szCs w:val="28"/>
+        </w:rPr>
+        <w:t>服务器</w:t>
+      </w:r>
+      <w:proofErr w:type="gramStart"/>
+      <w:r>
+        <w:rPr>
+          <w:rFonts w:ascii="宋体" w:eastAsia="宋体" w:hAnsi="宋体" w:hint="eastAsia"/>
+          <w:sz w:val="24"/>
+          <w:szCs w:val="28"/>
+        </w:rPr>
+        <w:t>端判断</w:t>
+      </w:r>
+      <w:proofErr w:type="gramEnd"/>
+      <w:r>
+        <w:rPr>
+          <w:rFonts w:ascii="宋体" w:eastAsia="宋体" w:hAnsi="宋体" w:hint="eastAsia"/>
+          <w:sz w:val="24"/>
+          <w:szCs w:val="28"/>
+        </w:rPr>
+        <w:t>用户是否存在及密码是否正确；</w:t>
+      </w:r>
+    </w:p>
+    <w:p>
+      <w:pPr>
+        <w:pStyle w:val="a9"/>
+        <w:numPr>
+          <w:ilvl w:val="1"/>
+          <w:numId w:val="5"/>
+        </w:numPr>
+        <w:rPr>
+          <w:rFonts w:ascii="宋体" w:eastAsia="宋体" w:hAnsi="宋体"/>
+          <w:sz w:val="24"/>
+          <w:szCs w:val="28"/>
+        </w:rPr>
+      </w:pPr>
+      <w:r>
+        <w:rPr>
+          <w:rFonts w:ascii="宋体" w:eastAsia="宋体" w:hAnsi="宋体" w:hint="eastAsia"/>
+          <w:sz w:val="24"/>
+          <w:szCs w:val="28"/>
+        </w:rPr>
+        <w:t>若正确：返回成功信息，客户端激活会话界面；</w:t>
+      </w:r>
+    </w:p>
+    <w:p>
+      <w:pPr>
+        <w:pStyle w:val="a9"/>
+        <w:numPr>
+          <w:ilvl w:val="1"/>
+          <w:numId w:val="5"/>
+        </w:numPr>
+        <w:rPr>
+          <w:rFonts w:ascii="宋体" w:eastAsia="宋体" w:hAnsi="宋体" w:hint="eastAsia"/>
+          <w:sz w:val="24"/>
+          <w:szCs w:val="28"/>
+        </w:rPr>
+      </w:pPr>
+      <w:r>
+        <w:rPr>
+          <w:rFonts w:ascii="宋体" w:eastAsia="宋体" w:hAnsi="宋体" w:hint="eastAsia"/>
+          <w:sz w:val="24"/>
+          <w:szCs w:val="28"/>
+        </w:rPr>
+        <w:t>若失败：返回失败信息，客户端重新输入；</w:t>
+      </w:r>
+    </w:p>
+    <w:p>
+      <w:pPr>
+        <w:pStyle w:val="a9"/>
+        <w:keepNext/>
+        <w:ind w:left="360"/>
+        <w:jc w:val="center"/>
+        <w:rPr>
+          <w:rFonts w:hint="eastAsia"/>
+        </w:rPr>
+      </w:pPr>
+      <w:r>
+        <w:rPr>
+          <w:rFonts w:hint="eastAsia"/>
+          <w:noProof/>
+          <w:sz w:val="28"/>
+          <w:szCs w:val="32"/>
+        </w:rPr>
+        <w:drawing>
+          <wp:inline distT="0" distB="0" distL="0" distR="0" wp14:anchorId="778053C6" wp14:editId="4FC4C824">
+            <wp:extent cx="5274310" cy="3052445"/>
+            <wp:effectExtent l="0" t="0" r="2540" b="0"/>
+            <wp:docPr id="1606495030" name="图片 1"/>
+            <wp:cNvGraphicFramePr>
+              <a:graphicFrameLocks xmlns:a="http://schemas.openxmlformats.org/drawingml/2006/main" noChangeAspect="1"/>
+            </wp:cNvGraphicFramePr>
+            <a:graphic xmlns:a="http://schemas.openxmlformats.org/drawingml/2006/main">
+              <a:graphicData uri="http://schemas.openxmlformats.org/drawingml/2006/picture">
+                <pic:pic xmlns:pic="http://schemas.openxmlformats.org/drawingml/2006/picture">
+                  <pic:nvPicPr>
+                    <pic:cNvPr id="1606495030" name="图片 1606495030"/>
+                    <pic:cNvPicPr/>
+                  </pic:nvPicPr>
+                  <pic:blipFill>
+                    <a:blip r:embed="rId7">
+                      <a:extLst>
+                        <a:ext uri="{28A0092B-C50C-407E-A947-70E740481C1C}">
+                          <a14:useLocalDpi xmlns:a14="http://schemas.microsoft.com/office/drawing/2010/main" val="0"/>
+                        </a:ext>
+                      </a:extLst>
+                    </a:blip>
+                    <a:stretch>
+                      <a:fillRect/>
+                    </a:stretch>
+                  </pic:blipFill>
+                  <pic:spPr>
+                    <a:xfrm>
+                      <a:off x="0" y="0"/>
+                      <a:ext cx="5274310" cy="3052445"/>
+                    </a:xfrm>
+                    <a:prstGeom prst="rect">
+                      <a:avLst/>
+                    </a:prstGeom>
+                  </pic:spPr>
+                </pic:pic>
+              </a:graphicData>
+            </a:graphic>
+          </wp:inline>
+        </w:drawing>
+      </w:r>
+    </w:p>
+    <w:p>
+      <w:pPr>
+        <w:pStyle w:val="ae"/>
+        <w:jc w:val="center"/>
+        <w:rPr>
+          <w:rFonts w:hint="eastAsia"/>
+          <w:sz w:val="28"/>
+          <w:szCs w:val="32"/>
+        </w:rPr>
+      </w:pPr>
+      <w:r>
+        <w:rPr>
+          <w:rFonts w:hint="eastAsia"/>
+        </w:rPr>
+        <w:t>图表</w:t>
+      </w:r>
+      <w:r>
+        <w:rPr>
+          <w:rFonts w:hint="eastAsia"/>
+        </w:rPr>
+        <w:t xml:space="preserve"> </w:t>
+      </w:r>
+      <w:r>
+        <w:rPr>
+          <w:rFonts w:hint="eastAsia"/>
+        </w:rPr>
+        <w:fldChar w:fldCharType="begin"/>
+      </w:r>
+      <w:r>
+        <w:rPr>
+          <w:rFonts w:hint="eastAsia"/>
+        </w:rPr>
+        <w:instrText xml:space="preserve"> SEQ </w:instrText>
+      </w:r>
+      <w:r>
+        <w:rPr>
+          <w:rFonts w:hint="eastAsia"/>
+        </w:rPr>
+        <w:instrText>图表</w:instrText>
+      </w:r>
+      <w:r>
+        <w:rPr>
+          <w:rFonts w:hint="eastAsia"/>
+        </w:rPr>
+        <w:instrText xml:space="preserve"> \* ARABIC </w:instrText>
+      </w:r>
+      <w:r>
+        <w:rPr>
+          <w:rFonts w:hint="eastAsia"/>
+        </w:rPr>
+        <w:fldChar w:fldCharType="separate"/>
+      </w:r>
+      <w:r>
+        <w:rPr>
+          <w:rFonts w:hint="eastAsia"/>
+          <w:noProof/>
+        </w:rPr>
+        <w:t>1</w:t>
+      </w:r>
+      <w:r>
+        <w:rPr>
+          <w:rFonts w:hint="eastAsia"/>
+        </w:rPr>
+        <w:fldChar w:fldCharType="end"/>
+      </w:r>
+      <w:r>
+        <w:rPr>
+          <w:rFonts w:hint="eastAsia"/>
+        </w:rPr>
+        <w:t xml:space="preserve"> </w:t>
+      </w:r>
+      <w:r>
+        <w:rPr>
+          <w:rFonts w:hint="eastAsia"/>
+        </w:rPr>
+        <w:t>登录流程图</w:t>
+      </w:r>
+    </w:p>
+    <w:p>
+      <w:pPr>
+        <w:pStyle w:val="a9"/>
+        <w:numPr>
+          <w:ilvl w:val="0"/>
+          <w:numId w:val="6"/>
         </w:numPr>
         <w:rPr>
           <w:rFonts w:hint="eastAsia"/>
@@ -1548,7 +1813,7 @@
   <w:abstractNum w:abstractNumId="1" w15:restartNumberingAfterBreak="0">
     <w:nsid w:val="0A4E743D"/>
     <w:multiLevelType w:val="multilevel"/>
-    <w:tmpl w:val="4704F68C"/>
+    <w:tmpl w:val="F1804014"/>
     <w:lvl w:ilvl="0">
       <w:start w:val="1"/>
       <w:numFmt w:val="bullet"/>
@@ -1565,20 +1830,16 @@
         <w:sz w:val="20"/>
       </w:rPr>
     </w:lvl>
-    <w:lvl w:ilvl="1" w:tentative="1">
-      <w:start w:val="1"/>
-      <w:numFmt w:val="bullet"/>
-      <w:lvlText w:val="o"/>
-      <w:lvlJc w:val="left"/>
-      <w:pPr>
-        <w:tabs>
-          <w:tab w:val="num" w:pos="1440"/>
-        </w:tabs>
-        <w:ind w:left="1440" w:hanging="360"/>
-      </w:pPr>
-      <w:rPr>
-        <w:rFonts w:ascii="Courier New" w:hAnsi="Courier New" w:hint="default"/>
-        <w:sz w:val="20"/>
+    <w:lvl w:ilvl="1">
+      <w:start w:val="1"/>
+      <w:numFmt w:val="decimal"/>
+      <w:lvlText w:val="（%2）"/>
+      <w:lvlJc w:val="left"/>
+      <w:pPr>
+        <w:ind w:left="1800" w:hanging="720"/>
+      </w:pPr>
+      <w:rPr>
+        <w:rFonts w:hint="default"/>
       </w:rPr>
     </w:lvl>
     <w:lvl w:ilvl="2" w:tentative="1">
@@ -2079,6 +2340,95 @@
         <w:rFonts w:ascii="Wingdings" w:hAnsi="Wingdings" w:hint="default"/>
         <w:sz w:val="20"/>
       </w:rPr>
+    </w:lvl>
+  </w:abstractNum>
+  <w:abstractNum w:abstractNumId="5" w15:restartNumberingAfterBreak="0">
+    <w:nsid w:val="75150970"/>
+    <w:multiLevelType w:val="hybridMultilevel"/>
+    <w:tmpl w:val="91DE88C0"/>
+    <w:lvl w:ilvl="0" w:tplc="5CDCC5A2">
+      <w:start w:val="1"/>
+      <w:numFmt w:val="decimal"/>
+      <w:lvlText w:val="%1."/>
+      <w:lvlJc w:val="left"/>
+      <w:pPr>
+        <w:ind w:left="360" w:hanging="360"/>
+      </w:pPr>
+      <w:rPr>
+        <w:rFonts w:hint="default"/>
+      </w:rPr>
+    </w:lvl>
+    <w:lvl w:ilvl="1" w:tplc="04090019" w:tentative="1">
+      <w:start w:val="1"/>
+      <w:numFmt w:val="lowerLetter"/>
+      <w:lvlText w:val="%2)"/>
+      <w:lvlJc w:val="left"/>
+      <w:pPr>
+        <w:ind w:left="880" w:hanging="440"/>
+      </w:pPr>
+    </w:lvl>
+    <w:lvl w:ilvl="2" w:tplc="0409001B" w:tentative="1">
+      <w:start w:val="1"/>
+      <w:numFmt w:val="lowerRoman"/>
+      <w:lvlText w:val="%3."/>
+      <w:lvlJc w:val="right"/>
+      <w:pPr>
+        <w:ind w:left="1320" w:hanging="440"/>
+      </w:pPr>
+    </w:lvl>
+    <w:lvl w:ilvl="3" w:tplc="0409000F" w:tentative="1">
+      <w:start w:val="1"/>
+      <w:numFmt w:val="decimal"/>
+      <w:lvlText w:val="%4."/>
+      <w:lvlJc w:val="left"/>
+      <w:pPr>
+        <w:ind w:left="1760" w:hanging="440"/>
+      </w:pPr>
+    </w:lvl>
+    <w:lvl w:ilvl="4" w:tplc="04090019" w:tentative="1">
+      <w:start w:val="1"/>
+      <w:numFmt w:val="lowerLetter"/>
+      <w:lvlText w:val="%5)"/>
+      <w:lvlJc w:val="left"/>
+      <w:pPr>
+        <w:ind w:left="2200" w:hanging="440"/>
+      </w:pPr>
+    </w:lvl>
+    <w:lvl w:ilvl="5" w:tplc="0409001B" w:tentative="1">
+      <w:start w:val="1"/>
+      <w:numFmt w:val="lowerRoman"/>
+      <w:lvlText w:val="%6."/>
+      <w:lvlJc w:val="right"/>
+      <w:pPr>
+        <w:ind w:left="2640" w:hanging="440"/>
+      </w:pPr>
+    </w:lvl>
+    <w:lvl w:ilvl="6" w:tplc="0409000F" w:tentative="1">
+      <w:start w:val="1"/>
+      <w:numFmt w:val="decimal"/>
+      <w:lvlText w:val="%7."/>
+      <w:lvlJc w:val="left"/>
+      <w:pPr>
+        <w:ind w:left="3080" w:hanging="440"/>
+      </w:pPr>
+    </w:lvl>
+    <w:lvl w:ilvl="7" w:tplc="04090019" w:tentative="1">
+      <w:start w:val="1"/>
+      <w:numFmt w:val="lowerLetter"/>
+      <w:lvlText w:val="%8)"/>
+      <w:lvlJc w:val="left"/>
+      <w:pPr>
+        <w:ind w:left="3520" w:hanging="440"/>
+      </w:pPr>
+    </w:lvl>
+    <w:lvl w:ilvl="8" w:tplc="0409001B" w:tentative="1">
+      <w:start w:val="1"/>
+      <w:numFmt w:val="lowerRoman"/>
+      <w:lvlText w:val="%9."/>
+      <w:lvlJc w:val="right"/>
+      <w:pPr>
+        <w:ind w:left="3960" w:hanging="440"/>
+      </w:pPr>
     </w:lvl>
   </w:abstractNum>
   <w:num w:numId="1" w16cid:durableId="651953374">
@@ -2095,6 +2445,9 @@
   </w:num>
   <w:num w:numId="5" w16cid:durableId="120539681">
     <w:abstractNumId w:val="1"/>
+  </w:num>
+  <w:num w:numId="6" w16cid:durableId="294674983">
+    <w:abstractNumId w:val="5"/>
   </w:num>
 </w:numbering>
 </file>
@@ -2701,6 +3054,7 @@
   <w:style w:type="character" w:default="1" w:styleId="a0">
     <w:name w:val="Default Paragraph Font"/>
     <w:uiPriority w:val="1"/>
+    <w:semiHidden/>
     <w:unhideWhenUsed/>
   </w:style>
   <w:style w:type="table" w:default="1" w:styleId="a1">
@@ -3019,6 +3373,20 @@
       <w:spacing w:val="5"/>
     </w:rPr>
   </w:style>
+  <w:style w:type="paragraph" w:styleId="ae">
+    <w:name w:val="caption"/>
+    <w:basedOn w:val="a"/>
+    <w:next w:val="a"/>
+    <w:uiPriority w:val="35"/>
+    <w:unhideWhenUsed/>
+    <w:qFormat/>
+    <w:rsid w:val="00BB1BFD"/>
+    <w:rPr>
+      <w:rFonts w:asciiTheme="majorHAnsi" w:eastAsia="黑体" w:hAnsiTheme="majorHAnsi" w:cstheme="majorBidi"/>
+      <w:sz w:val="20"/>
+      <w:szCs w:val="20"/>
+    </w:rPr>
+  </w:style>
 </w:styles>
 </file>
 

--- a/项目设计报告.docx
+++ b/项目设计报告.docx
@@ -364,6 +364,10 @@
     <w:p>
       <w:pPr>
         <w:pStyle w:val="a9"/>
+        <w:numPr>
+          <w:ilvl w:val="0"/>
+          <w:numId w:val="5"/>
+        </w:numPr>
         <w:rPr>
           <w:rFonts w:ascii="宋体" w:eastAsia="宋体" w:hAnsi="宋体" w:cs="宋体" w:hint="eastAsia"/>
           <w:kern w:val="0"/>
@@ -378,7 +382,7 @@
           <w:sz w:val="24"/>
           <w:szCs w:val="24"/>
         </w:rPr>
-        <w:t>本报告将围绕以下方面展开：</w:t>
+        <w:t>系统总体架构设计</w:t>
       </w:r>
     </w:p>
     <w:p>
@@ -402,7 +406,7 @@
           <w:sz w:val="24"/>
           <w:szCs w:val="24"/>
         </w:rPr>
-        <w:t>系统总体架构设计</w:t>
+        <w:t>功能模块逻辑实现</w:t>
       </w:r>
     </w:p>
     <w:p>
@@ -421,12 +425,30 @@
       </w:pPr>
       <w:r>
         <w:rPr>
-          <w:rFonts w:ascii="宋体" w:eastAsia="宋体" w:hAnsi="宋体" w:cs="宋体"/>
-          <w:kern w:val="0"/>
-          <w:sz w:val="24"/>
-          <w:szCs w:val="24"/>
-        </w:rPr>
-        <w:t>功能模块逻辑实现</w:t>
+          <w:rFonts w:ascii="宋体" w:eastAsia="宋体" w:hAnsi="宋体" w:cs="宋体" w:hint="eastAsia"/>
+          <w:kern w:val="0"/>
+          <w:sz w:val="24"/>
+          <w:szCs w:val="24"/>
+        </w:rPr>
+        <w:t>类</w:t>
+      </w:r>
+      <w:r>
+        <w:rPr>
+          <w:rFonts w:ascii="宋体" w:eastAsia="宋体" w:hAnsi="宋体" w:cs="宋体" w:hint="eastAsia"/>
+          <w:kern w:val="0"/>
+          <w:sz w:val="24"/>
+          <w:szCs w:val="24"/>
+        </w:rPr>
+        <w:t>设计及类</w:t>
+      </w:r>
+      <w:r>
+        <w:rPr>
+          <w:rFonts w:ascii="宋体" w:eastAsia="宋体" w:hAnsi="宋体" w:cs="宋体" w:hint="eastAsia"/>
+          <w:kern w:val="0"/>
+          <w:sz w:val="24"/>
+          <w:szCs w:val="24"/>
+        </w:rPr>
+        <w:t>图</w:t>
       </w:r>
     </w:p>
     <w:p>
@@ -450,7 +472,7 @@
           <w:sz w:val="24"/>
           <w:szCs w:val="24"/>
         </w:rPr>
-        <w:t>数据存储与索引机制</w:t>
+        <w:t>前后端通信协议</w:t>
       </w:r>
     </w:p>
     <w:p>
@@ -474,54 +496,6 @@
           <w:sz w:val="24"/>
           <w:szCs w:val="24"/>
         </w:rPr>
-        <w:t>前后端通信协议</w:t>
-      </w:r>
-    </w:p>
-    <w:p>
-      <w:pPr>
-        <w:pStyle w:val="a9"/>
-        <w:numPr>
-          <w:ilvl w:val="0"/>
-          <w:numId w:val="5"/>
-        </w:numPr>
-        <w:rPr>
-          <w:rFonts w:ascii="宋体" w:eastAsia="宋体" w:hAnsi="宋体" w:cs="宋体" w:hint="eastAsia"/>
-          <w:kern w:val="0"/>
-          <w:sz w:val="24"/>
-          <w:szCs w:val="24"/>
-        </w:rPr>
-      </w:pPr>
-      <w:r>
-        <w:rPr>
-          <w:rFonts w:ascii="宋体" w:eastAsia="宋体" w:hAnsi="宋体" w:cs="宋体"/>
-          <w:kern w:val="0"/>
-          <w:sz w:val="24"/>
-          <w:szCs w:val="24"/>
-        </w:rPr>
-        <w:t>用户界面设计</w:t>
-      </w:r>
-    </w:p>
-    <w:p>
-      <w:pPr>
-        <w:pStyle w:val="a9"/>
-        <w:numPr>
-          <w:ilvl w:val="0"/>
-          <w:numId w:val="5"/>
-        </w:numPr>
-        <w:rPr>
-          <w:rFonts w:ascii="宋体" w:eastAsia="宋体" w:hAnsi="宋体" w:cs="宋体" w:hint="eastAsia"/>
-          <w:kern w:val="0"/>
-          <w:sz w:val="24"/>
-          <w:szCs w:val="24"/>
-        </w:rPr>
-      </w:pPr>
-      <w:r>
-        <w:rPr>
-          <w:rFonts w:ascii="宋体" w:eastAsia="宋体" w:hAnsi="宋体" w:cs="宋体"/>
-          <w:kern w:val="0"/>
-          <w:sz w:val="24"/>
-          <w:szCs w:val="24"/>
-        </w:rPr>
         <w:t>安全性与错误处理机制</w:t>
       </w:r>
     </w:p>
@@ -534,15 +508,15 @@
         </w:numPr>
         <w:rPr>
           <w:rFonts w:hint="eastAsia"/>
-          <w:sz w:val="28"/>
-          <w:szCs w:val="32"/>
+          <w:sz w:val="32"/>
+          <w:szCs w:val="36"/>
         </w:rPr>
       </w:pPr>
       <w:r>
         <w:rPr>
           <w:rFonts w:hint="eastAsia"/>
-          <w:sz w:val="28"/>
-          <w:szCs w:val="32"/>
+          <w:sz w:val="32"/>
+          <w:szCs w:val="36"/>
         </w:rPr>
         <w:t>系统总体架构设计</w:t>
       </w:r>
@@ -708,7 +682,6 @@
                 <w:sz w:val="24"/>
                 <w:szCs w:val="28"/>
               </w:rPr>
-              <w:lastRenderedPageBreak/>
               <w:t>逻辑</w:t>
             </w:r>
             <w:r>
@@ -821,7 +794,16 @@
                 <w:sz w:val="24"/>
                 <w:szCs w:val="28"/>
               </w:rPr>
-              <w:t>用户界面层</w:t>
+              <w:t>用户界面</w:t>
+            </w:r>
+            <w:r>
+              <w:rPr>
+                <w:rFonts w:ascii="宋体" w:eastAsia="宋体" w:hAnsi="宋体" w:hint="eastAsia"/>
+                <w:sz w:val="24"/>
+                <w:szCs w:val="28"/>
+              </w:rPr>
+              <w:lastRenderedPageBreak/>
+              <w:t>层</w:t>
             </w:r>
           </w:p>
         </w:tc>
@@ -851,7 +833,17 @@
                 <w:sz w:val="24"/>
                 <w:szCs w:val="28"/>
               </w:rPr>
-              <w:t>接收用户输入命令；展示查询结果或状态信息</w:t>
+              <w:lastRenderedPageBreak/>
+              <w:t>接收用户输入命令；展示查询结</w:t>
+            </w:r>
+            <w:r>
+              <w:rPr>
+                <w:rFonts w:ascii="宋体" w:eastAsia="宋体" w:hAnsi="宋体"/>
+                <w:sz w:val="24"/>
+                <w:szCs w:val="28"/>
+              </w:rPr>
+              <w:lastRenderedPageBreak/>
+              <w:t>果或状态信息</w:t>
             </w:r>
           </w:p>
         </w:tc>
@@ -882,6 +874,7 @@
                 <w:sz w:val="24"/>
                 <w:szCs w:val="28"/>
               </w:rPr>
+              <w:lastRenderedPageBreak/>
               <w:t>Qt(</w:t>
             </w:r>
             <w:proofErr w:type="gramEnd"/>
@@ -1178,122 +1171,6 @@
           </w:tcPr>
           <w:p>
             <w:pPr>
-              <w:jc w:val="center"/>
-              <w:rPr>
-                <w:rFonts w:ascii="宋体" w:eastAsia="宋体" w:hAnsi="宋体" w:hint="eastAsia"/>
-                <w:sz w:val="24"/>
-                <w:szCs w:val="28"/>
-              </w:rPr>
-            </w:pPr>
-            <w:r>
-              <w:rPr>
-                <w:rFonts w:ascii="宋体" w:eastAsia="宋体" w:hAnsi="宋体" w:hint="eastAsia"/>
-                <w:b/>
-                <w:bCs/>
-                <w:sz w:val="24"/>
-                <w:szCs w:val="28"/>
-              </w:rPr>
-              <w:t>物理存储层</w:t>
-            </w:r>
-          </w:p>
-        </w:tc>
-        <w:tc>
-          <w:tcPr>
-            <w:tcW w:w="3942" w:type="dxa"/>
-            <w:vAlign w:val="center"/>
-            <w:hideMark/>
-          </w:tcPr>
-          <w:p>
-            <w:pPr>
-              <w:ind w:firstLine="420"/>
-              <w:jc w:val="center"/>
-              <w:rPr>
-                <w:rFonts w:ascii="宋体" w:eastAsia="宋体" w:hAnsi="宋体" w:hint="eastAsia"/>
-                <w:sz w:val="24"/>
-                <w:szCs w:val="28"/>
-              </w:rPr>
-            </w:pPr>
-            <w:r>
-              <w:rPr>
-                <w:rFonts w:ascii="宋体" w:eastAsia="宋体" w:hAnsi="宋体"/>
-                <w:sz w:val="24"/>
-                <w:szCs w:val="28"/>
-              </w:rPr>
-              <w:t>实现表结构、数据记录、权限控制等底层管理</w:t>
-            </w:r>
-            <w:r>
-              <w:rPr>
-                <w:rFonts w:ascii="宋体" w:eastAsia="宋体" w:hAnsi="宋体" w:hint="eastAsia"/>
-                <w:sz w:val="24"/>
-                <w:szCs w:val="28"/>
-              </w:rPr>
-              <w:t>；</w:t>
-            </w:r>
-            <w:r>
-              <w:rPr>
-                <w:rFonts w:ascii="宋体" w:eastAsia="宋体" w:hAnsi="宋体"/>
-                <w:sz w:val="24"/>
-                <w:szCs w:val="28"/>
-              </w:rPr>
-              <w:t>维护数据库结构信息（如表定义、索引、用户权限）</w:t>
-            </w:r>
-          </w:p>
-        </w:tc>
-        <w:tc>
-          <w:tcPr>
-            <w:tcW w:w="0" w:type="auto"/>
-            <w:vAlign w:val="center"/>
-            <w:hideMark/>
-          </w:tcPr>
-          <w:p>
-            <w:pPr>
-              <w:ind w:firstLine="420"/>
-              <w:jc w:val="center"/>
-              <w:rPr>
-                <w:rFonts w:ascii="宋体" w:eastAsia="宋体" w:hAnsi="宋体" w:hint="eastAsia"/>
-                <w:sz w:val="24"/>
-                <w:szCs w:val="28"/>
-              </w:rPr>
-            </w:pPr>
-            <w:r>
-              <w:rPr>
-                <w:rFonts w:ascii="宋体" w:eastAsia="宋体" w:hAnsi="宋体"/>
-                <w:sz w:val="24"/>
-                <w:szCs w:val="28"/>
-              </w:rPr>
-              <w:t>自定义磁盘文件存储格式</w:t>
-            </w:r>
-            <w:r>
-              <w:rPr>
-                <w:rFonts w:ascii="宋体" w:eastAsia="宋体" w:hAnsi="宋体" w:hint="eastAsia"/>
-                <w:sz w:val="24"/>
-                <w:szCs w:val="28"/>
-              </w:rPr>
-              <w:t>+</w:t>
-            </w:r>
-            <w:r>
-              <w:rPr>
-                <w:rFonts w:ascii="宋体" w:eastAsia="宋体" w:hAnsi="宋体"/>
-                <w:sz w:val="24"/>
-                <w:szCs w:val="28"/>
-              </w:rPr>
-              <w:t>内存缓存</w:t>
-            </w:r>
-          </w:p>
-        </w:tc>
-      </w:tr>
-      <w:tr>
-        <w:trPr>
-          <w:tblCellSpacing w:w="15" w:type="dxa"/>
-        </w:trPr>
-        <w:tc>
-          <w:tcPr>
-            <w:tcW w:w="1226" w:type="dxa"/>
-            <w:vAlign w:val="center"/>
-            <w:hideMark/>
-          </w:tcPr>
-          <w:p>
-            <w:pPr>
               <w:rPr>
                 <w:rFonts w:ascii="宋体" w:eastAsia="宋体" w:hAnsi="宋体" w:hint="eastAsia"/>
                 <w:sz w:val="24"/>
@@ -1357,38 +1234,42 @@
           <w:numId w:val="1"/>
         </w:numPr>
         <w:rPr>
-          <w:sz w:val="28"/>
-          <w:szCs w:val="32"/>
-        </w:rPr>
-      </w:pPr>
-      <w:r>
-        <w:rPr>
           <w:rFonts w:hint="eastAsia"/>
-          <w:sz w:val="28"/>
-          <w:szCs w:val="32"/>
+          <w:sz w:val="32"/>
+          <w:szCs w:val="36"/>
+        </w:rPr>
+      </w:pPr>
+      <w:bookmarkStart w:id="0" w:name="OLE_LINK1"/>
+      <w:r>
+        <w:rPr>
+          <w:rFonts w:hint="eastAsia"/>
+          <w:sz w:val="32"/>
+          <w:szCs w:val="36"/>
         </w:rPr>
         <w:t>功能模块逻辑实现</w:t>
       </w:r>
     </w:p>
+    <w:bookmarkEnd w:id="0"/>
     <w:p>
       <w:pPr>
         <w:pStyle w:val="a9"/>
         <w:numPr>
           <w:ilvl w:val="0"/>
-          <w:numId w:val="6"/>
+          <w:numId w:val="9"/>
         </w:numPr>
         <w:rPr>
-          <w:sz w:val="28"/>
-          <w:szCs w:val="32"/>
-        </w:rPr>
-      </w:pPr>
-      <w:r>
-        <w:rPr>
-          <w:rFonts w:hint="eastAsia"/>
-          <w:sz w:val="28"/>
-          <w:szCs w:val="32"/>
-        </w:rPr>
-        <w:t>登录</w:t>
+          <w:rFonts w:ascii="宋体" w:eastAsia="宋体" w:hAnsi="宋体"/>
+          <w:sz w:val="24"/>
+          <w:szCs w:val="28"/>
+        </w:rPr>
+      </w:pPr>
+      <w:r>
+        <w:rPr>
+          <w:rFonts w:ascii="宋体" w:eastAsia="宋体" w:hAnsi="宋体" w:hint="eastAsia"/>
+          <w:sz w:val="24"/>
+          <w:szCs w:val="28"/>
+        </w:rPr>
+        <w:t>用户界面层</w:t>
       </w:r>
     </w:p>
     <w:p>
@@ -1410,78 +1291,289 @@
           <w:sz w:val="24"/>
           <w:szCs w:val="28"/>
         </w:rPr>
-        <w:t>用户输入用户名和密码，传输到服务器端；</w:t>
-      </w:r>
-    </w:p>
-    <w:p>
-      <w:pPr>
-        <w:pStyle w:val="a9"/>
+        <w:t>登录</w:t>
+      </w:r>
+    </w:p>
+    <w:p>
+      <w:pPr>
+        <w:widowControl/>
         <w:numPr>
-          <w:ilvl w:val="1"/>
+          <w:ilvl w:val="2"/>
           <w:numId w:val="5"/>
         </w:numPr>
-        <w:rPr>
-          <w:rFonts w:ascii="宋体" w:eastAsia="宋体" w:hAnsi="宋体"/>
-          <w:sz w:val="24"/>
-          <w:szCs w:val="28"/>
-        </w:rPr>
-      </w:pPr>
-      <w:r>
-        <w:rPr>
-          <w:rFonts w:ascii="宋体" w:eastAsia="宋体" w:hAnsi="宋体" w:hint="eastAsia"/>
-          <w:sz w:val="24"/>
-          <w:szCs w:val="28"/>
-        </w:rPr>
-        <w:t>服务器</w:t>
-      </w:r>
-      <w:proofErr w:type="gramStart"/>
-      <w:r>
-        <w:rPr>
-          <w:rFonts w:ascii="宋体" w:eastAsia="宋体" w:hAnsi="宋体" w:hint="eastAsia"/>
-          <w:sz w:val="24"/>
-          <w:szCs w:val="28"/>
-        </w:rPr>
-        <w:t>端判断</w:t>
-      </w:r>
-      <w:proofErr w:type="gramEnd"/>
-      <w:r>
-        <w:rPr>
-          <w:rFonts w:ascii="宋体" w:eastAsia="宋体" w:hAnsi="宋体" w:hint="eastAsia"/>
-          <w:sz w:val="24"/>
-          <w:szCs w:val="28"/>
-        </w:rPr>
-        <w:t>用户是否存在及密码是否正确；</w:t>
-      </w:r>
-    </w:p>
-    <w:p>
-      <w:pPr>
-        <w:pStyle w:val="a9"/>
+        <w:spacing w:before="100" w:beforeAutospacing="1" w:after="100" w:afterAutospacing="1"/>
+        <w:jc w:val="left"/>
+        <w:rPr>
+          <w:rFonts w:ascii="宋体" w:eastAsia="宋体" w:hAnsi="宋体" w:cs="宋体"/>
+          <w:kern w:val="0"/>
+          <w:sz w:val="24"/>
+          <w:szCs w:val="24"/>
+        </w:rPr>
+      </w:pPr>
+      <w:r>
+        <w:rPr>
+          <w:rFonts w:ascii="宋体" w:eastAsia="宋体" w:hAnsi="宋体" w:cs="宋体"/>
+          <w:b/>
+          <w:bCs/>
+          <w:kern w:val="0"/>
+          <w:sz w:val="24"/>
+          <w:szCs w:val="24"/>
+        </w:rPr>
+        <w:t>开始</w:t>
+      </w:r>
+      <w:r>
+        <w:rPr>
+          <w:rFonts w:ascii="宋体" w:eastAsia="宋体" w:hAnsi="宋体" w:cs="宋体"/>
+          <w:kern w:val="0"/>
+          <w:sz w:val="24"/>
+          <w:szCs w:val="24"/>
+        </w:rPr>
+        <w:t>：流程从“开始”节点进入。</w:t>
+      </w:r>
+    </w:p>
+    <w:p>
+      <w:pPr>
+        <w:widowControl/>
         <w:numPr>
-          <w:ilvl w:val="1"/>
+          <w:ilvl w:val="2"/>
           <w:numId w:val="5"/>
         </w:numPr>
-        <w:rPr>
-          <w:rFonts w:ascii="宋体" w:eastAsia="宋体" w:hAnsi="宋体"/>
-          <w:sz w:val="24"/>
-          <w:szCs w:val="28"/>
-        </w:rPr>
-      </w:pPr>
-      <w:r>
-        <w:rPr>
-          <w:rFonts w:ascii="宋体" w:eastAsia="宋体" w:hAnsi="宋体" w:hint="eastAsia"/>
-          <w:sz w:val="24"/>
-          <w:szCs w:val="28"/>
-        </w:rPr>
-        <w:t>若正确：返回成功信息，客户端激活会话界面；</w:t>
-      </w:r>
-    </w:p>
-    <w:p>
-      <w:pPr>
-        <w:pStyle w:val="a9"/>
+        <w:spacing w:before="100" w:beforeAutospacing="1" w:after="100" w:afterAutospacing="1"/>
+        <w:jc w:val="left"/>
+        <w:rPr>
+          <w:rFonts w:ascii="宋体" w:eastAsia="宋体" w:hAnsi="宋体" w:cs="宋体"/>
+          <w:kern w:val="0"/>
+          <w:sz w:val="24"/>
+          <w:szCs w:val="24"/>
+        </w:rPr>
+      </w:pPr>
+      <w:r>
+        <w:rPr>
+          <w:rFonts w:ascii="宋体" w:eastAsia="宋体" w:hAnsi="宋体" w:cs="宋体"/>
+          <w:b/>
+          <w:bCs/>
+          <w:kern w:val="0"/>
+          <w:sz w:val="24"/>
+          <w:szCs w:val="24"/>
+        </w:rPr>
+        <w:t>用户发送请求</w:t>
+      </w:r>
+      <w:r>
+        <w:rPr>
+          <w:rFonts w:ascii="宋体" w:eastAsia="宋体" w:hAnsi="宋体" w:cs="宋体"/>
+          <w:kern w:val="0"/>
+          <w:sz w:val="24"/>
+          <w:szCs w:val="24"/>
+        </w:rPr>
+        <w:t>：用户通过界面发送一个查询请求。</w:t>
+      </w:r>
+    </w:p>
+    <w:p>
+      <w:pPr>
+        <w:widowControl/>
         <w:numPr>
-          <w:ilvl w:val="1"/>
+          <w:ilvl w:val="2"/>
           <w:numId w:val="5"/>
         </w:numPr>
+        <w:spacing w:before="100" w:beforeAutospacing="1" w:after="100" w:afterAutospacing="1"/>
+        <w:jc w:val="left"/>
+        <w:rPr>
+          <w:rFonts w:ascii="宋体" w:eastAsia="宋体" w:hAnsi="宋体" w:cs="宋体"/>
+          <w:kern w:val="0"/>
+          <w:sz w:val="24"/>
+          <w:szCs w:val="24"/>
+        </w:rPr>
+      </w:pPr>
+      <w:r>
+        <w:rPr>
+          <w:rFonts w:ascii="宋体" w:eastAsia="宋体" w:hAnsi="宋体" w:cs="宋体"/>
+          <w:b/>
+          <w:bCs/>
+          <w:kern w:val="0"/>
+          <w:sz w:val="24"/>
+          <w:szCs w:val="24"/>
+        </w:rPr>
+        <w:t>接收请求并验证</w:t>
+      </w:r>
+      <w:r>
+        <w:rPr>
+          <w:rFonts w:ascii="宋体" w:eastAsia="宋体" w:hAnsi="宋体" w:cs="宋体"/>
+          <w:kern w:val="0"/>
+          <w:sz w:val="24"/>
+          <w:szCs w:val="24"/>
+        </w:rPr>
+        <w:t>：系统接收请求并进行验证（如语法检查、权限验证等）。</w:t>
+      </w:r>
+    </w:p>
+    <w:p>
+      <w:pPr>
+        <w:widowControl/>
+        <w:numPr>
+          <w:ilvl w:val="2"/>
+          <w:numId w:val="5"/>
+        </w:numPr>
+        <w:spacing w:before="100" w:beforeAutospacing="1" w:after="100" w:afterAutospacing="1"/>
+        <w:jc w:val="left"/>
+        <w:rPr>
+          <w:rFonts w:ascii="宋体" w:eastAsia="宋体" w:hAnsi="宋体" w:cs="宋体"/>
+          <w:kern w:val="0"/>
+          <w:sz w:val="24"/>
+          <w:szCs w:val="24"/>
+        </w:rPr>
+      </w:pPr>
+      <w:r>
+        <w:rPr>
+          <w:rFonts w:ascii="宋体" w:eastAsia="宋体" w:hAnsi="宋体" w:cs="宋体"/>
+          <w:b/>
+          <w:bCs/>
+          <w:kern w:val="0"/>
+          <w:sz w:val="24"/>
+          <w:szCs w:val="24"/>
+        </w:rPr>
+        <w:t>查询是否符合语法</w:t>
+      </w:r>
+      <w:r>
+        <w:rPr>
+          <w:rFonts w:ascii="宋体" w:eastAsia="宋体" w:hAnsi="宋体" w:cs="宋体"/>
+          <w:kern w:val="0"/>
+          <w:sz w:val="24"/>
+          <w:szCs w:val="24"/>
+        </w:rPr>
+        <w:t xml:space="preserve">：系统判断查询是否符合语法规则。 </w:t>
+      </w:r>
+    </w:p>
+    <w:p>
+      <w:pPr>
+        <w:widowControl/>
+        <w:numPr>
+          <w:ilvl w:val="3"/>
+          <w:numId w:val="5"/>
+        </w:numPr>
+        <w:spacing w:before="100" w:beforeAutospacing="1" w:after="100" w:afterAutospacing="1"/>
+        <w:jc w:val="left"/>
+        <w:rPr>
+          <w:rFonts w:ascii="宋体" w:eastAsia="宋体" w:hAnsi="宋体" w:cs="宋体"/>
+          <w:kern w:val="0"/>
+          <w:sz w:val="24"/>
+          <w:szCs w:val="24"/>
+        </w:rPr>
+      </w:pPr>
+      <w:r>
+        <w:rPr>
+          <w:rFonts w:ascii="宋体" w:eastAsia="宋体" w:hAnsi="宋体" w:cs="宋体"/>
+          <w:kern w:val="0"/>
+          <w:sz w:val="24"/>
+          <w:szCs w:val="24"/>
+        </w:rPr>
+        <w:t>如果是（YES），进入</w:t>
+      </w:r>
+      <w:r>
+        <w:rPr>
+          <w:rFonts w:ascii="宋体" w:eastAsia="宋体" w:hAnsi="宋体" w:cs="宋体"/>
+          <w:b/>
+          <w:bCs/>
+          <w:kern w:val="0"/>
+          <w:sz w:val="24"/>
+          <w:szCs w:val="24"/>
+        </w:rPr>
+        <w:t>规划执行路径</w:t>
+      </w:r>
+      <w:r>
+        <w:rPr>
+          <w:rFonts w:ascii="宋体" w:eastAsia="宋体" w:hAnsi="宋体" w:cs="宋体"/>
+          <w:kern w:val="0"/>
+          <w:sz w:val="24"/>
+          <w:szCs w:val="24"/>
+        </w:rPr>
+        <w:t>，即优化查询并生成执行计划。</w:t>
+      </w:r>
+    </w:p>
+    <w:p>
+      <w:pPr>
+        <w:widowControl/>
+        <w:numPr>
+          <w:ilvl w:val="3"/>
+          <w:numId w:val="5"/>
+        </w:numPr>
+        <w:spacing w:before="100" w:beforeAutospacing="1" w:after="100" w:afterAutospacing="1"/>
+        <w:jc w:val="left"/>
+        <w:rPr>
+          <w:rFonts w:ascii="宋体" w:eastAsia="宋体" w:hAnsi="宋体" w:cs="宋体"/>
+          <w:kern w:val="0"/>
+          <w:sz w:val="24"/>
+          <w:szCs w:val="24"/>
+        </w:rPr>
+      </w:pPr>
+      <w:r>
+        <w:rPr>
+          <w:rFonts w:ascii="宋体" w:eastAsia="宋体" w:hAnsi="宋体" w:cs="宋体"/>
+          <w:kern w:val="0"/>
+          <w:sz w:val="24"/>
+          <w:szCs w:val="24"/>
+        </w:rPr>
+        <w:t>如果否（NO），进入</w:t>
+      </w:r>
+      <w:r>
+        <w:rPr>
+          <w:rFonts w:ascii="宋体" w:eastAsia="宋体" w:hAnsi="宋体" w:cs="宋体"/>
+          <w:b/>
+          <w:bCs/>
+          <w:kern w:val="0"/>
+          <w:sz w:val="24"/>
+          <w:szCs w:val="24"/>
+        </w:rPr>
+        <w:t>显示错误信息</w:t>
+      </w:r>
+      <w:r>
+        <w:rPr>
+          <w:rFonts w:ascii="宋体" w:eastAsia="宋体" w:hAnsi="宋体" w:cs="宋体"/>
+          <w:kern w:val="0"/>
+          <w:sz w:val="24"/>
+          <w:szCs w:val="24"/>
+        </w:rPr>
+        <w:t>，返回错误给用户。</w:t>
+      </w:r>
+    </w:p>
+    <w:p>
+      <w:pPr>
+        <w:widowControl/>
+        <w:numPr>
+          <w:ilvl w:val="2"/>
+          <w:numId w:val="5"/>
+        </w:numPr>
+        <w:spacing w:before="100" w:beforeAutospacing="1" w:after="100" w:afterAutospacing="1"/>
+        <w:jc w:val="left"/>
+        <w:rPr>
+          <w:rFonts w:ascii="宋体" w:eastAsia="宋体" w:hAnsi="宋体" w:cs="宋体" w:hint="eastAsia"/>
+          <w:kern w:val="0"/>
+          <w:sz w:val="24"/>
+          <w:szCs w:val="24"/>
+        </w:rPr>
+      </w:pPr>
+      <w:r>
+        <w:rPr>
+          <w:rFonts w:ascii="宋体" w:eastAsia="宋体" w:hAnsi="宋体" w:cs="宋体"/>
+          <w:b/>
+          <w:bCs/>
+          <w:kern w:val="0"/>
+          <w:sz w:val="24"/>
+          <w:szCs w:val="24"/>
+        </w:rPr>
+        <w:t>系统返回结果</w:t>
+      </w:r>
+      <w:r>
+        <w:rPr>
+          <w:rFonts w:ascii="宋体" w:eastAsia="宋体" w:hAnsi="宋体" w:cs="宋体"/>
+          <w:kern w:val="0"/>
+          <w:sz w:val="24"/>
+          <w:szCs w:val="24"/>
+        </w:rPr>
+        <w:t>：执行计划完成后，系统将查询结果返回给用户。</w:t>
+      </w:r>
+    </w:p>
+    <w:p>
+      <w:pPr>
+        <w:jc w:val="center"/>
         <w:rPr>
           <w:rFonts w:ascii="宋体" w:eastAsia="宋体" w:hAnsi="宋体" w:hint="eastAsia"/>
           <w:sz w:val="24"/>
@@ -1491,34 +1583,15 @@
       <w:r>
         <w:rPr>
           <w:rFonts w:ascii="宋体" w:eastAsia="宋体" w:hAnsi="宋体" w:hint="eastAsia"/>
-          <w:sz w:val="24"/>
-          <w:szCs w:val="28"/>
-        </w:rPr>
-        <w:t>若失败：返回失败信息，客户端重新输入；</w:t>
-      </w:r>
-    </w:p>
-    <w:p>
-      <w:pPr>
-        <w:pStyle w:val="a9"/>
-        <w:keepNext/>
-        <w:ind w:left="360"/>
-        <w:jc w:val="center"/>
-        <w:rPr>
-          <w:rFonts w:hint="eastAsia"/>
-        </w:rPr>
-      </w:pPr>
-      <w:r>
-        <w:rPr>
-          <w:rFonts w:hint="eastAsia"/>
           <w:noProof/>
-          <w:sz w:val="28"/>
-          <w:szCs w:val="32"/>
+          <w:sz w:val="24"/>
+          <w:szCs w:val="28"/>
         </w:rPr>
         <w:drawing>
-          <wp:inline distT="0" distB="0" distL="0" distR="0" wp14:anchorId="778053C6" wp14:editId="4FC4C824">
-            <wp:extent cx="5274310" cy="3052445"/>
-            <wp:effectExtent l="0" t="0" r="2540" b="0"/>
-            <wp:docPr id="1606495030" name="图片 1"/>
+          <wp:inline distT="0" distB="0" distL="0" distR="0" wp14:anchorId="5A625C80" wp14:editId="6D4A3621">
+            <wp:extent cx="4733925" cy="2486025"/>
+            <wp:effectExtent l="0" t="0" r="9525" b="9525"/>
+            <wp:docPr id="1228265222" name="图片 3"/>
             <wp:cNvGraphicFramePr>
               <a:graphicFrameLocks xmlns:a="http://schemas.openxmlformats.org/drawingml/2006/main" noChangeAspect="1"/>
             </wp:cNvGraphicFramePr>
@@ -1526,7 +1599,7 @@
               <a:graphicData uri="http://schemas.openxmlformats.org/drawingml/2006/picture">
                 <pic:pic xmlns:pic="http://schemas.openxmlformats.org/drawingml/2006/picture">
                   <pic:nvPicPr>
-                    <pic:cNvPr id="1606495030" name="图片 1606495030"/>
+                    <pic:cNvPr id="1228265222" name="图片 1228265222"/>
                     <pic:cNvPicPr/>
                   </pic:nvPicPr>
                   <pic:blipFill>
@@ -1544,7 +1617,7 @@
                   <pic:spPr>
                     <a:xfrm>
                       <a:off x="0" y="0"/>
-                      <a:ext cx="5274310" cy="3052445"/>
+                      <a:ext cx="4737235" cy="2487763"/>
                     </a:xfrm>
                     <a:prstGeom prst="rect">
                       <a:avLst/>
@@ -1559,80 +1632,429 @@
     </w:p>
     <w:p>
       <w:pPr>
-        <w:pStyle w:val="ae"/>
+        <w:pStyle w:val="a9"/>
+        <w:numPr>
+          <w:ilvl w:val="1"/>
+          <w:numId w:val="5"/>
+        </w:numPr>
+        <w:rPr>
+          <w:rFonts w:ascii="宋体" w:eastAsia="宋体" w:hAnsi="宋体"/>
+          <w:sz w:val="24"/>
+          <w:szCs w:val="28"/>
+        </w:rPr>
+      </w:pPr>
+      <w:r>
+        <w:rPr>
+          <w:rFonts w:ascii="宋体" w:eastAsia="宋体" w:hAnsi="宋体" w:hint="eastAsia"/>
+          <w:sz w:val="24"/>
+          <w:szCs w:val="28"/>
+        </w:rPr>
+        <w:t>命令交互</w:t>
+      </w:r>
+    </w:p>
+    <w:p>
+      <w:pPr>
+        <w:pStyle w:val="a9"/>
+        <w:widowControl/>
+        <w:numPr>
+          <w:ilvl w:val="2"/>
+          <w:numId w:val="5"/>
+        </w:numPr>
+        <w:jc w:val="left"/>
+        <w:rPr>
+          <w:rFonts w:ascii="宋体" w:eastAsia="宋体" w:hAnsi="宋体" w:cs="宋体"/>
+          <w:kern w:val="0"/>
+          <w:sz w:val="24"/>
+          <w:szCs w:val="24"/>
+        </w:rPr>
+      </w:pPr>
+      <w:r>
+        <w:rPr>
+          <w:rFonts w:ascii="宋体" w:eastAsia="宋体" w:hAnsi="宋体" w:cs="宋体"/>
+          <w:b/>
+          <w:bCs/>
+          <w:kern w:val="0"/>
+          <w:sz w:val="24"/>
+          <w:szCs w:val="24"/>
+        </w:rPr>
+        <w:t>开始</w:t>
+      </w:r>
+      <w:r>
+        <w:rPr>
+          <w:rFonts w:ascii="宋体" w:eastAsia="宋体" w:hAnsi="宋体" w:cs="宋体"/>
+          <w:kern w:val="0"/>
+          <w:sz w:val="24"/>
+          <w:szCs w:val="24"/>
+        </w:rPr>
+        <w:t xml:space="preserve">：流程启动。 </w:t>
+      </w:r>
+    </w:p>
+    <w:p>
+      <w:pPr>
+        <w:pStyle w:val="a9"/>
+        <w:widowControl/>
+        <w:numPr>
+          <w:ilvl w:val="2"/>
+          <w:numId w:val="5"/>
+        </w:numPr>
+        <w:jc w:val="left"/>
+        <w:rPr>
+          <w:rFonts w:ascii="宋体" w:eastAsia="宋体" w:hAnsi="宋体" w:cs="宋体"/>
+          <w:kern w:val="0"/>
+          <w:sz w:val="24"/>
+          <w:szCs w:val="24"/>
+        </w:rPr>
+      </w:pPr>
+      <w:r>
+        <w:rPr>
+          <w:rFonts w:ascii="宋体" w:eastAsia="宋体" w:hAnsi="宋体" w:cs="宋体"/>
+          <w:b/>
+          <w:bCs/>
+          <w:kern w:val="0"/>
+          <w:sz w:val="24"/>
+          <w:szCs w:val="24"/>
+        </w:rPr>
+        <w:t>用户输入</w:t>
+      </w:r>
+      <w:r>
+        <w:rPr>
+          <w:rFonts w:ascii="宋体" w:eastAsia="宋体" w:hAnsi="宋体" w:cs="宋体"/>
+          <w:kern w:val="0"/>
+          <w:sz w:val="24"/>
+          <w:szCs w:val="24"/>
+        </w:rPr>
+        <w:t xml:space="preserve">：用户提交查询请求。 </w:t>
+      </w:r>
+    </w:p>
+    <w:p>
+      <w:pPr>
+        <w:pStyle w:val="a9"/>
+        <w:widowControl/>
+        <w:numPr>
+          <w:ilvl w:val="2"/>
+          <w:numId w:val="5"/>
+        </w:numPr>
+        <w:jc w:val="left"/>
+        <w:rPr>
+          <w:rFonts w:ascii="宋体" w:eastAsia="宋体" w:hAnsi="宋体" w:cs="宋体"/>
+          <w:kern w:val="0"/>
+          <w:sz w:val="24"/>
+          <w:szCs w:val="24"/>
+        </w:rPr>
+      </w:pPr>
+      <w:r>
+        <w:rPr>
+          <w:rFonts w:ascii="宋体" w:eastAsia="宋体" w:hAnsi="宋体" w:cs="宋体"/>
+          <w:b/>
+          <w:bCs/>
+          <w:kern w:val="0"/>
+          <w:sz w:val="24"/>
+          <w:szCs w:val="24"/>
+        </w:rPr>
+        <w:t>接受并验证</w:t>
+      </w:r>
+      <w:r>
+        <w:rPr>
+          <w:rFonts w:ascii="宋体" w:eastAsia="宋体" w:hAnsi="宋体" w:cs="宋体"/>
+          <w:kern w:val="0"/>
+          <w:sz w:val="24"/>
+          <w:szCs w:val="24"/>
+        </w:rPr>
+        <w:t xml:space="preserve">：系统接收并验证请求。 </w:t>
+      </w:r>
+    </w:p>
+    <w:p>
+      <w:pPr>
+        <w:pStyle w:val="a9"/>
+        <w:widowControl/>
+        <w:numPr>
+          <w:ilvl w:val="2"/>
+          <w:numId w:val="5"/>
+        </w:numPr>
+        <w:jc w:val="left"/>
+        <w:rPr>
+          <w:rFonts w:ascii="宋体" w:eastAsia="宋体" w:hAnsi="宋体" w:cs="宋体"/>
+          <w:kern w:val="0"/>
+          <w:sz w:val="24"/>
+          <w:szCs w:val="24"/>
+        </w:rPr>
+      </w:pPr>
+      <w:proofErr w:type="gramStart"/>
+      <w:r>
+        <w:rPr>
+          <w:rFonts w:ascii="宋体" w:eastAsia="宋体" w:hAnsi="宋体" w:cs="宋体"/>
+          <w:b/>
+          <w:bCs/>
+          <w:kern w:val="0"/>
+          <w:sz w:val="24"/>
+          <w:szCs w:val="24"/>
+        </w:rPr>
+        <w:t>划执行</w:t>
+      </w:r>
+      <w:proofErr w:type="gramEnd"/>
+      <w:r>
+        <w:rPr>
+          <w:rFonts w:ascii="宋体" w:eastAsia="宋体" w:hAnsi="宋体" w:cs="宋体"/>
+          <w:b/>
+          <w:bCs/>
+          <w:kern w:val="0"/>
+          <w:sz w:val="24"/>
+          <w:szCs w:val="24"/>
+        </w:rPr>
+        <w:t>路径</w:t>
+      </w:r>
+      <w:r>
+        <w:rPr>
+          <w:rFonts w:ascii="宋体" w:eastAsia="宋体" w:hAnsi="宋体" w:cs="宋体"/>
+          <w:kern w:val="0"/>
+          <w:sz w:val="24"/>
+          <w:szCs w:val="24"/>
+        </w:rPr>
+        <w:t xml:space="preserve">：通过优化生成执行计划。 </w:t>
+      </w:r>
+    </w:p>
+    <w:p>
+      <w:pPr>
+        <w:pStyle w:val="a9"/>
+        <w:numPr>
+          <w:ilvl w:val="2"/>
+          <w:numId w:val="5"/>
+        </w:numPr>
+        <w:rPr>
+          <w:rFonts w:ascii="宋体" w:eastAsia="宋体" w:hAnsi="宋体" w:hint="eastAsia"/>
+          <w:sz w:val="24"/>
+          <w:szCs w:val="28"/>
+        </w:rPr>
+      </w:pPr>
+      <w:r>
+        <w:rPr>
+          <w:rFonts w:ascii="宋体" w:eastAsia="宋体" w:hAnsi="宋体" w:cs="宋体"/>
+          <w:b/>
+          <w:bCs/>
+          <w:kern w:val="0"/>
+          <w:sz w:val="24"/>
+          <w:szCs w:val="24"/>
+        </w:rPr>
+        <w:t>返回结果</w:t>
+      </w:r>
+      <w:r>
+        <w:rPr>
+          <w:rFonts w:ascii="宋体" w:eastAsia="宋体" w:hAnsi="宋体" w:cs="宋体"/>
+          <w:kern w:val="0"/>
+          <w:sz w:val="24"/>
+          <w:szCs w:val="24"/>
+        </w:rPr>
+        <w:t>：系统将查询结果返回给用户。</w:t>
+      </w:r>
+    </w:p>
+    <w:p>
+      <w:pPr>
         <w:jc w:val="center"/>
         <w:rPr>
-          <w:rFonts w:hint="eastAsia"/>
-          <w:sz w:val="28"/>
-          <w:szCs w:val="32"/>
-        </w:rPr>
-      </w:pPr>
-      <w:r>
-        <w:rPr>
-          <w:rFonts w:hint="eastAsia"/>
-        </w:rPr>
-        <w:t>图表</w:t>
-      </w:r>
-      <w:r>
-        <w:rPr>
-          <w:rFonts w:hint="eastAsia"/>
-        </w:rPr>
-        <w:t xml:space="preserve"> </w:t>
-      </w:r>
-      <w:r>
-        <w:rPr>
-          <w:rFonts w:hint="eastAsia"/>
-        </w:rPr>
-        <w:fldChar w:fldCharType="begin"/>
-      </w:r>
-      <w:r>
-        <w:rPr>
-          <w:rFonts w:hint="eastAsia"/>
-        </w:rPr>
-        <w:instrText xml:space="preserve"> SEQ </w:instrText>
-      </w:r>
-      <w:r>
-        <w:rPr>
-          <w:rFonts w:hint="eastAsia"/>
-        </w:rPr>
-        <w:instrText>图表</w:instrText>
-      </w:r>
-      <w:r>
-        <w:rPr>
-          <w:rFonts w:hint="eastAsia"/>
-        </w:rPr>
-        <w:instrText xml:space="preserve"> \* ARABIC </w:instrText>
-      </w:r>
-      <w:r>
-        <w:rPr>
-          <w:rFonts w:hint="eastAsia"/>
-        </w:rPr>
-        <w:fldChar w:fldCharType="separate"/>
-      </w:r>
-      <w:r>
-        <w:rPr>
-          <w:rFonts w:hint="eastAsia"/>
+          <w:rFonts w:ascii="宋体" w:eastAsia="宋体" w:hAnsi="宋体" w:hint="eastAsia"/>
+          <w:sz w:val="24"/>
+          <w:szCs w:val="28"/>
+        </w:rPr>
+      </w:pPr>
+      <w:r>
+        <w:rPr>
+          <w:rFonts w:ascii="宋体" w:eastAsia="宋体" w:hAnsi="宋体" w:hint="eastAsia"/>
           <w:noProof/>
-        </w:rPr>
-        <w:t>1</w:t>
-      </w:r>
-      <w:r>
-        <w:rPr>
-          <w:rFonts w:hint="eastAsia"/>
-        </w:rPr>
-        <w:fldChar w:fldCharType="end"/>
-      </w:r>
-      <w:r>
-        <w:rPr>
-          <w:rFonts w:hint="eastAsia"/>
-        </w:rPr>
-        <w:t xml:space="preserve"> </w:t>
-      </w:r>
-      <w:r>
-        <w:rPr>
-          <w:rFonts w:hint="eastAsia"/>
-        </w:rPr>
-        <w:t>登录流程图</w:t>
+          <w:sz w:val="24"/>
+          <w:szCs w:val="28"/>
+        </w:rPr>
+        <w:lastRenderedPageBreak/>
+        <w:drawing>
+          <wp:inline distT="0" distB="0" distL="0" distR="0" wp14:anchorId="5A2A840F" wp14:editId="3B3327DA">
+            <wp:extent cx="4486275" cy="2009775"/>
+            <wp:effectExtent l="0" t="0" r="9525" b="9525"/>
+            <wp:docPr id="2097870902" name="图片 5"/>
+            <wp:cNvGraphicFramePr>
+              <a:graphicFrameLocks xmlns:a="http://schemas.openxmlformats.org/drawingml/2006/main" noChangeAspect="1"/>
+            </wp:cNvGraphicFramePr>
+            <a:graphic xmlns:a="http://schemas.openxmlformats.org/drawingml/2006/main">
+              <a:graphicData uri="http://schemas.openxmlformats.org/drawingml/2006/picture">
+                <pic:pic xmlns:pic="http://schemas.openxmlformats.org/drawingml/2006/picture">
+                  <pic:nvPicPr>
+                    <pic:cNvPr id="2097870902" name="图片 2097870902"/>
+                    <pic:cNvPicPr/>
+                  </pic:nvPicPr>
+                  <pic:blipFill>
+                    <a:blip r:embed="rId8">
+                      <a:extLst>
+                        <a:ext uri="{28A0092B-C50C-407E-A947-70E740481C1C}">
+                          <a14:useLocalDpi xmlns:a14="http://schemas.microsoft.com/office/drawing/2010/main" val="0"/>
+                        </a:ext>
+                      </a:extLst>
+                    </a:blip>
+                    <a:stretch>
+                      <a:fillRect/>
+                    </a:stretch>
+                  </pic:blipFill>
+                  <pic:spPr>
+                    <a:xfrm>
+                      <a:off x="0" y="0"/>
+                      <a:ext cx="4486275" cy="2009775"/>
+                    </a:xfrm>
+                    <a:prstGeom prst="rect">
+                      <a:avLst/>
+                    </a:prstGeom>
+                  </pic:spPr>
+                </pic:pic>
+              </a:graphicData>
+            </a:graphic>
+          </wp:inline>
+        </w:drawing>
+      </w:r>
+    </w:p>
+    <w:p>
+      <w:pPr>
+        <w:pStyle w:val="a9"/>
+        <w:numPr>
+          <w:ilvl w:val="1"/>
+          <w:numId w:val="5"/>
+        </w:numPr>
+        <w:rPr>
+          <w:rFonts w:ascii="宋体" w:eastAsia="宋体" w:hAnsi="宋体"/>
+          <w:sz w:val="24"/>
+          <w:szCs w:val="28"/>
+        </w:rPr>
+      </w:pPr>
+      <w:r>
+        <w:rPr>
+          <w:rFonts w:ascii="宋体" w:eastAsia="宋体" w:hAnsi="宋体" w:hint="eastAsia"/>
+          <w:sz w:val="24"/>
+          <w:szCs w:val="28"/>
+        </w:rPr>
+        <w:t>文件操作</w:t>
+      </w:r>
+    </w:p>
+    <w:p>
+      <w:pPr>
+        <w:pStyle w:val="a9"/>
+        <w:numPr>
+          <w:ilvl w:val="2"/>
+          <w:numId w:val="5"/>
+        </w:numPr>
+        <w:rPr>
+          <w:rFonts w:ascii="宋体" w:eastAsia="宋体" w:hAnsi="宋体"/>
+          <w:sz w:val="24"/>
+          <w:szCs w:val="28"/>
+        </w:rPr>
+      </w:pPr>
+      <w:r>
+        <w:rPr>
+          <w:rFonts w:ascii="宋体" w:eastAsia="宋体" w:hAnsi="宋体"/>
+          <w:b/>
+          <w:bCs/>
+          <w:sz w:val="24"/>
+          <w:szCs w:val="28"/>
+        </w:rPr>
+        <w:t>开始</w:t>
+      </w:r>
+      <w:r>
+        <w:rPr>
+          <w:rFonts w:ascii="宋体" w:eastAsia="宋体" w:hAnsi="宋体"/>
+          <w:sz w:val="24"/>
+          <w:szCs w:val="28"/>
+        </w:rPr>
+        <w:t xml:space="preserve">：流程从“开始”节点进入。 </w:t>
+      </w:r>
+    </w:p>
+    <w:p>
+      <w:pPr>
+        <w:pStyle w:val="a9"/>
+        <w:numPr>
+          <w:ilvl w:val="2"/>
+          <w:numId w:val="5"/>
+        </w:numPr>
+        <w:rPr>
+          <w:rFonts w:ascii="宋体" w:eastAsia="宋体" w:hAnsi="宋体"/>
+          <w:sz w:val="24"/>
+          <w:szCs w:val="28"/>
+        </w:rPr>
+      </w:pPr>
+      <w:r>
+        <w:rPr>
+          <w:rFonts w:ascii="宋体" w:eastAsia="宋体" w:hAnsi="宋体"/>
+          <w:b/>
+          <w:bCs/>
+          <w:sz w:val="24"/>
+          <w:szCs w:val="28"/>
+        </w:rPr>
+        <w:t>用户请求被处理</w:t>
+      </w:r>
+      <w:r>
+        <w:rPr>
+          <w:rFonts w:ascii="宋体" w:eastAsia="宋体" w:hAnsi="宋体"/>
+          <w:sz w:val="24"/>
+          <w:szCs w:val="28"/>
+        </w:rPr>
+        <w:t xml:space="preserve">：用户提交查询请求，系统接收并处理。 </w:t>
+      </w:r>
+    </w:p>
+    <w:p>
+      <w:pPr>
+        <w:pStyle w:val="a9"/>
+        <w:numPr>
+          <w:ilvl w:val="2"/>
+          <w:numId w:val="5"/>
+        </w:numPr>
+        <w:rPr>
+          <w:rFonts w:ascii="宋体" w:eastAsia="宋体" w:hAnsi="宋体"/>
+          <w:sz w:val="24"/>
+          <w:szCs w:val="28"/>
+        </w:rPr>
+      </w:pPr>
+      <w:r>
+        <w:rPr>
+          <w:rFonts w:ascii="宋体" w:eastAsia="宋体" w:hAnsi="宋体"/>
+          <w:b/>
+          <w:bCs/>
+          <w:sz w:val="24"/>
+          <w:szCs w:val="28"/>
+        </w:rPr>
+        <w:t>打开文件管理器</w:t>
+      </w:r>
+      <w:r>
+        <w:rPr>
+          <w:rFonts w:ascii="宋体" w:eastAsia="宋体" w:hAnsi="宋体"/>
+          <w:sz w:val="24"/>
+          <w:szCs w:val="28"/>
+        </w:rPr>
+        <w:t xml:space="preserve">：系统调用文件管理器以访问数据。 </w:t>
+      </w:r>
+    </w:p>
+    <w:p>
+      <w:pPr>
+        <w:pStyle w:val="a9"/>
+        <w:numPr>
+          <w:ilvl w:val="2"/>
+          <w:numId w:val="5"/>
+        </w:numPr>
+        <w:rPr>
+          <w:rFonts w:ascii="宋体" w:eastAsia="宋体" w:hAnsi="宋体"/>
+          <w:sz w:val="24"/>
+          <w:szCs w:val="28"/>
+        </w:rPr>
+      </w:pPr>
+      <w:r>
+        <w:rPr>
+          <w:rFonts w:ascii="宋体" w:eastAsia="宋体" w:hAnsi="宋体"/>
+          <w:b/>
+          <w:bCs/>
+          <w:sz w:val="24"/>
+          <w:szCs w:val="28"/>
+        </w:rPr>
+        <w:t>是否存在记录？</w:t>
+      </w:r>
+      <w:r>
+        <w:rPr>
+          <w:rFonts w:ascii="宋体" w:eastAsia="宋体" w:hAnsi="宋体"/>
+          <w:sz w:val="24"/>
+          <w:szCs w:val="28"/>
+        </w:rPr>
+        <w:t xml:space="preserve">：检查请求的数据记录是否存在。 </w:t>
       </w:r>
     </w:p>
     <w:p>
@@ -1640,14 +2062,1374 @@
         <w:pStyle w:val="a9"/>
         <w:numPr>
           <w:ilvl w:val="0"/>
-          <w:numId w:val="6"/>
+          <w:numId w:val="11"/>
         </w:numPr>
         <w:rPr>
+          <w:rFonts w:ascii="宋体" w:eastAsia="宋体" w:hAnsi="宋体"/>
+          <w:sz w:val="24"/>
+          <w:szCs w:val="28"/>
+        </w:rPr>
+      </w:pPr>
+      <w:r>
+        <w:rPr>
+          <w:rFonts w:ascii="宋体" w:eastAsia="宋体" w:hAnsi="宋体"/>
+          <w:sz w:val="24"/>
+          <w:szCs w:val="28"/>
+        </w:rPr>
+        <w:t>如果是（YES），进入</w:t>
+      </w:r>
+      <w:r>
+        <w:rPr>
+          <w:rFonts w:ascii="宋体" w:eastAsia="宋体" w:hAnsi="宋体"/>
+          <w:b/>
+          <w:bCs/>
+          <w:sz w:val="24"/>
+          <w:szCs w:val="28"/>
+        </w:rPr>
+        <w:t>选择文件操作</w:t>
+      </w:r>
+      <w:r>
+        <w:rPr>
+          <w:rFonts w:ascii="宋体" w:eastAsia="宋体" w:hAnsi="宋体"/>
+          <w:sz w:val="24"/>
+          <w:szCs w:val="28"/>
+        </w:rPr>
+        <w:t>，即提取所需数据。</w:t>
+      </w:r>
+    </w:p>
+    <w:p>
+      <w:pPr>
+        <w:pStyle w:val="a9"/>
+        <w:numPr>
+          <w:ilvl w:val="0"/>
+          <w:numId w:val="11"/>
+        </w:numPr>
+        <w:rPr>
+          <w:rFonts w:ascii="宋体" w:eastAsia="宋体" w:hAnsi="宋体" w:hint="eastAsia"/>
+          <w:sz w:val="24"/>
+          <w:szCs w:val="28"/>
+        </w:rPr>
+      </w:pPr>
+      <w:r>
+        <w:rPr>
+          <w:rFonts w:ascii="宋体" w:eastAsia="宋体" w:hAnsi="宋体"/>
+          <w:sz w:val="24"/>
+          <w:szCs w:val="28"/>
+        </w:rPr>
+        <w:t>如果否（NO），进入</w:t>
+      </w:r>
+      <w:r>
+        <w:rPr>
+          <w:rFonts w:ascii="宋体" w:eastAsia="宋体" w:hAnsi="宋体"/>
+          <w:b/>
+          <w:bCs/>
+          <w:sz w:val="24"/>
+          <w:szCs w:val="28"/>
+        </w:rPr>
+        <w:t>提示并退出</w:t>
+      </w:r>
+      <w:r>
+        <w:rPr>
+          <w:rFonts w:ascii="宋体" w:eastAsia="宋体" w:hAnsi="宋体"/>
+          <w:sz w:val="24"/>
+          <w:szCs w:val="28"/>
+        </w:rPr>
+        <w:t>，返回提示信息并结束流程。</w:t>
+      </w:r>
+    </w:p>
+    <w:p>
+      <w:pPr>
+        <w:jc w:val="center"/>
+        <w:rPr>
+          <w:rFonts w:ascii="宋体" w:eastAsia="宋体" w:hAnsi="宋体" w:hint="eastAsia"/>
+          <w:sz w:val="24"/>
+          <w:szCs w:val="28"/>
+        </w:rPr>
+      </w:pPr>
+      <w:r>
+        <w:rPr>
+          <w:rFonts w:ascii="宋体" w:eastAsia="宋体" w:hAnsi="宋体" w:hint="eastAsia"/>
+          <w:noProof/>
+          <w:sz w:val="24"/>
+          <w:szCs w:val="28"/>
+        </w:rPr>
+        <w:drawing>
+          <wp:inline distT="0" distB="0" distL="0" distR="0" wp14:anchorId="2D793DE9" wp14:editId="4BFCAA1B">
+            <wp:extent cx="4391025" cy="2486025"/>
+            <wp:effectExtent l="0" t="0" r="9525" b="9525"/>
+            <wp:docPr id="1679502424" name="图片 9"/>
+            <wp:cNvGraphicFramePr>
+              <a:graphicFrameLocks xmlns:a="http://schemas.openxmlformats.org/drawingml/2006/main" noChangeAspect="1"/>
+            </wp:cNvGraphicFramePr>
+            <a:graphic xmlns:a="http://schemas.openxmlformats.org/drawingml/2006/main">
+              <a:graphicData uri="http://schemas.openxmlformats.org/drawingml/2006/picture">
+                <pic:pic xmlns:pic="http://schemas.openxmlformats.org/drawingml/2006/picture">
+                  <pic:nvPicPr>
+                    <pic:cNvPr id="1679502424" name="图片 1679502424"/>
+                    <pic:cNvPicPr/>
+                  </pic:nvPicPr>
+                  <pic:blipFill>
+                    <a:blip r:embed="rId9">
+                      <a:extLst>
+                        <a:ext uri="{28A0092B-C50C-407E-A947-70E740481C1C}">
+                          <a14:useLocalDpi xmlns:a14="http://schemas.microsoft.com/office/drawing/2010/main" val="0"/>
+                        </a:ext>
+                      </a:extLst>
+                    </a:blip>
+                    <a:stretch>
+                      <a:fillRect/>
+                    </a:stretch>
+                  </pic:blipFill>
+                  <pic:spPr>
+                    <a:xfrm>
+                      <a:off x="0" y="0"/>
+                      <a:ext cx="4391025" cy="2486025"/>
+                    </a:xfrm>
+                    <a:prstGeom prst="rect">
+                      <a:avLst/>
+                    </a:prstGeom>
+                  </pic:spPr>
+                </pic:pic>
+              </a:graphicData>
+            </a:graphic>
+          </wp:inline>
+        </w:drawing>
+      </w:r>
+    </w:p>
+    <w:p>
+      <w:pPr>
+        <w:pStyle w:val="a9"/>
+        <w:numPr>
+          <w:ilvl w:val="0"/>
+          <w:numId w:val="9"/>
+        </w:numPr>
+        <w:rPr>
+          <w:rFonts w:ascii="宋体" w:eastAsia="宋体" w:hAnsi="宋体"/>
+          <w:sz w:val="24"/>
+          <w:szCs w:val="28"/>
+        </w:rPr>
+      </w:pPr>
+      <w:r>
+        <w:rPr>
+          <w:rFonts w:ascii="宋体" w:eastAsia="宋体" w:hAnsi="宋体" w:hint="eastAsia"/>
+          <w:sz w:val="24"/>
+          <w:szCs w:val="28"/>
+        </w:rPr>
+        <w:t>网络传输层</w:t>
+      </w:r>
+      <w:r>
+        <w:rPr>
+          <w:rFonts w:ascii="宋体" w:eastAsia="宋体" w:hAnsi="宋体" w:hint="eastAsia"/>
+          <w:sz w:val="24"/>
+          <w:szCs w:val="28"/>
+        </w:rPr>
+        <w:t>（用户）</w:t>
+      </w:r>
+    </w:p>
+    <w:p>
+      <w:pPr>
+        <w:pStyle w:val="a9"/>
+        <w:numPr>
+          <w:ilvl w:val="0"/>
+          <w:numId w:val="11"/>
+        </w:numPr>
+        <w:tabs>
+          <w:tab w:val="clear" w:pos="2460"/>
+          <w:tab w:val="num" w:pos="1410"/>
+        </w:tabs>
+        <w:ind w:leftChars="500" w:left="1410"/>
+        <w:rPr>
+          <w:rFonts w:ascii="宋体" w:eastAsia="宋体" w:hAnsi="宋体"/>
+          <w:sz w:val="24"/>
+          <w:szCs w:val="28"/>
+        </w:rPr>
+      </w:pPr>
+      <w:r>
+        <w:rPr>
+          <w:rFonts w:ascii="宋体" w:eastAsia="宋体" w:hAnsi="宋体"/>
+          <w:b/>
+          <w:bCs/>
+          <w:sz w:val="24"/>
+          <w:szCs w:val="28"/>
+        </w:rPr>
+        <w:t>开始</w:t>
+      </w:r>
+      <w:r>
+        <w:rPr>
+          <w:rFonts w:ascii="宋体" w:eastAsia="宋体" w:hAnsi="宋体"/>
+          <w:sz w:val="24"/>
+          <w:szCs w:val="28"/>
+        </w:rPr>
+        <w:t xml:space="preserve">：流程从“开始”节点进入。 </w:t>
+      </w:r>
+    </w:p>
+    <w:p>
+      <w:pPr>
+        <w:pStyle w:val="a9"/>
+        <w:numPr>
+          <w:ilvl w:val="0"/>
+          <w:numId w:val="11"/>
+        </w:numPr>
+        <w:tabs>
+          <w:tab w:val="clear" w:pos="2460"/>
+          <w:tab w:val="num" w:pos="1620"/>
+        </w:tabs>
+        <w:ind w:leftChars="500" w:left="1410"/>
+        <w:rPr>
+          <w:rFonts w:ascii="宋体" w:eastAsia="宋体" w:hAnsi="宋体"/>
+          <w:sz w:val="24"/>
+          <w:szCs w:val="28"/>
+        </w:rPr>
+      </w:pPr>
+      <w:r>
+        <w:rPr>
+          <w:rFonts w:ascii="宋体" w:eastAsia="宋体" w:hAnsi="宋体"/>
+          <w:b/>
+          <w:bCs/>
+          <w:sz w:val="24"/>
+          <w:szCs w:val="28"/>
+        </w:rPr>
+        <w:t>接收用户请求</w:t>
+      </w:r>
+      <w:r>
+        <w:rPr>
+          <w:rFonts w:ascii="宋体" w:eastAsia="宋体" w:hAnsi="宋体"/>
+          <w:sz w:val="24"/>
+          <w:szCs w:val="28"/>
+        </w:rPr>
+        <w:t xml:space="preserve">：用户提交查询请求，系统接收。 </w:t>
+      </w:r>
+    </w:p>
+    <w:p>
+      <w:pPr>
+        <w:pStyle w:val="a9"/>
+        <w:numPr>
+          <w:ilvl w:val="0"/>
+          <w:numId w:val="11"/>
+        </w:numPr>
+        <w:tabs>
+          <w:tab w:val="clear" w:pos="2460"/>
+          <w:tab w:val="num" w:pos="1620"/>
+        </w:tabs>
+        <w:ind w:leftChars="500" w:left="1410"/>
+        <w:rPr>
+          <w:rFonts w:ascii="宋体" w:eastAsia="宋体" w:hAnsi="宋体"/>
+          <w:sz w:val="24"/>
+          <w:szCs w:val="28"/>
+        </w:rPr>
+      </w:pPr>
+      <w:r>
+        <w:rPr>
+          <w:rFonts w:ascii="宋体" w:eastAsia="宋体" w:hAnsi="宋体"/>
+          <w:b/>
+          <w:bCs/>
+          <w:sz w:val="24"/>
+          <w:szCs w:val="28"/>
+        </w:rPr>
+        <w:t>向缓存或磁盘请求</w:t>
+      </w:r>
+      <w:r>
+        <w:rPr>
+          <w:rFonts w:ascii="宋体" w:eastAsia="宋体" w:hAnsi="宋体"/>
+          <w:sz w:val="24"/>
+          <w:szCs w:val="28"/>
+        </w:rPr>
+        <w:t xml:space="preserve">：系统尝试从缓存或磁盘获取数据。 </w:t>
+      </w:r>
+    </w:p>
+    <w:p>
+      <w:pPr>
+        <w:pStyle w:val="a9"/>
+        <w:numPr>
+          <w:ilvl w:val="0"/>
+          <w:numId w:val="11"/>
+        </w:numPr>
+        <w:tabs>
+          <w:tab w:val="clear" w:pos="2460"/>
+          <w:tab w:val="num" w:pos="1620"/>
+        </w:tabs>
+        <w:ind w:leftChars="500" w:left="1410"/>
+        <w:rPr>
+          <w:rFonts w:ascii="宋体" w:eastAsia="宋体" w:hAnsi="宋体"/>
+          <w:sz w:val="24"/>
+          <w:szCs w:val="28"/>
+        </w:rPr>
+      </w:pPr>
+      <w:r>
+        <w:rPr>
+          <w:rFonts w:ascii="宋体" w:eastAsia="宋体" w:hAnsi="宋体"/>
+          <w:b/>
+          <w:bCs/>
+          <w:sz w:val="24"/>
+          <w:szCs w:val="28"/>
+        </w:rPr>
+        <w:t>是否存在记录？</w:t>
+      </w:r>
+      <w:r>
+        <w:rPr>
+          <w:rFonts w:ascii="宋体" w:eastAsia="宋体" w:hAnsi="宋体"/>
+          <w:sz w:val="24"/>
+          <w:szCs w:val="28"/>
+        </w:rPr>
+        <w:t xml:space="preserve">：检查请求的数据记录是否存在。 </w:t>
+      </w:r>
+    </w:p>
+    <w:p>
+      <w:pPr>
+        <w:pStyle w:val="a9"/>
+        <w:numPr>
+          <w:ilvl w:val="0"/>
+          <w:numId w:val="12"/>
+        </w:numPr>
+        <w:rPr>
+          <w:rFonts w:ascii="宋体" w:eastAsia="宋体" w:hAnsi="宋体"/>
+          <w:sz w:val="24"/>
+          <w:szCs w:val="28"/>
+        </w:rPr>
+      </w:pPr>
+      <w:r>
+        <w:rPr>
+          <w:rFonts w:ascii="宋体" w:eastAsia="宋体" w:hAnsi="宋体"/>
+          <w:sz w:val="24"/>
+          <w:szCs w:val="28"/>
+        </w:rPr>
+        <w:t>如果是（YES），进入</w:t>
+      </w:r>
+      <w:r>
+        <w:rPr>
+          <w:rFonts w:ascii="宋体" w:eastAsia="宋体" w:hAnsi="宋体"/>
+          <w:b/>
+          <w:bCs/>
+          <w:sz w:val="24"/>
+          <w:szCs w:val="28"/>
+        </w:rPr>
+        <w:t>提取数据或解析信息</w:t>
+      </w:r>
+      <w:r>
+        <w:rPr>
+          <w:rFonts w:ascii="宋体" w:eastAsia="宋体" w:hAnsi="宋体"/>
+          <w:sz w:val="24"/>
+          <w:szCs w:val="28"/>
+        </w:rPr>
+        <w:t>，处理并提取所需数据。</w:t>
+      </w:r>
+    </w:p>
+    <w:p>
+      <w:pPr>
+        <w:pStyle w:val="a9"/>
+        <w:numPr>
+          <w:ilvl w:val="0"/>
+          <w:numId w:val="12"/>
+        </w:numPr>
+        <w:rPr>
+          <w:rFonts w:ascii="宋体" w:eastAsia="宋体" w:hAnsi="宋体"/>
+          <w:sz w:val="24"/>
+          <w:szCs w:val="28"/>
+        </w:rPr>
+      </w:pPr>
+      <w:r>
+        <w:rPr>
+          <w:rFonts w:ascii="宋体" w:eastAsia="宋体" w:hAnsi="宋体"/>
+          <w:sz w:val="24"/>
+          <w:szCs w:val="28"/>
+        </w:rPr>
+        <w:t>如果否（NO），进入</w:t>
+      </w:r>
+      <w:r>
+        <w:rPr>
+          <w:rFonts w:ascii="宋体" w:eastAsia="宋体" w:hAnsi="宋体"/>
+          <w:b/>
+          <w:bCs/>
+          <w:sz w:val="24"/>
+          <w:szCs w:val="28"/>
+        </w:rPr>
+        <w:t>向用户返回错误信息</w:t>
+      </w:r>
+      <w:r>
+        <w:rPr>
+          <w:rFonts w:ascii="宋体" w:eastAsia="宋体" w:hAnsi="宋体"/>
+          <w:sz w:val="24"/>
+          <w:szCs w:val="28"/>
+        </w:rPr>
+        <w:t>，通知用户记录不存在。</w:t>
+      </w:r>
+    </w:p>
+    <w:p>
+      <w:pPr>
+        <w:pStyle w:val="a9"/>
+        <w:ind w:left="360"/>
+        <w:rPr>
+          <w:rFonts w:ascii="宋体" w:eastAsia="宋体" w:hAnsi="宋体" w:hint="eastAsia"/>
+          <w:sz w:val="24"/>
+          <w:szCs w:val="28"/>
+        </w:rPr>
+      </w:pPr>
+    </w:p>
+    <w:p>
+      <w:pPr>
+        <w:pStyle w:val="a9"/>
+        <w:ind w:left="360"/>
+        <w:jc w:val="center"/>
+        <w:rPr>
+          <w:rFonts w:ascii="宋体" w:eastAsia="宋体" w:hAnsi="宋体"/>
+          <w:sz w:val="24"/>
+          <w:szCs w:val="28"/>
+        </w:rPr>
+      </w:pPr>
+      <w:r>
+        <w:rPr>
+          <w:rFonts w:ascii="宋体" w:eastAsia="宋体" w:hAnsi="宋体" w:hint="eastAsia"/>
+          <w:noProof/>
+          <w:sz w:val="24"/>
+          <w:szCs w:val="28"/>
+        </w:rPr>
+        <w:lastRenderedPageBreak/>
+        <w:drawing>
+          <wp:inline distT="0" distB="0" distL="0" distR="0" wp14:anchorId="37926AE3" wp14:editId="16070140">
+            <wp:extent cx="4486275" cy="2486025"/>
+            <wp:effectExtent l="0" t="0" r="9525" b="9525"/>
+            <wp:docPr id="507911249" name="图片 10"/>
+            <wp:cNvGraphicFramePr>
+              <a:graphicFrameLocks xmlns:a="http://schemas.openxmlformats.org/drawingml/2006/main" noChangeAspect="1"/>
+            </wp:cNvGraphicFramePr>
+            <a:graphic xmlns:a="http://schemas.openxmlformats.org/drawingml/2006/main">
+              <a:graphicData uri="http://schemas.openxmlformats.org/drawingml/2006/picture">
+                <pic:pic xmlns:pic="http://schemas.openxmlformats.org/drawingml/2006/picture">
+                  <pic:nvPicPr>
+                    <pic:cNvPr id="507911249" name="图片 507911249"/>
+                    <pic:cNvPicPr/>
+                  </pic:nvPicPr>
+                  <pic:blipFill>
+                    <a:blip r:embed="rId10">
+                      <a:extLst>
+                        <a:ext uri="{28A0092B-C50C-407E-A947-70E740481C1C}">
+                          <a14:useLocalDpi xmlns:a14="http://schemas.microsoft.com/office/drawing/2010/main" val="0"/>
+                        </a:ext>
+                      </a:extLst>
+                    </a:blip>
+                    <a:stretch>
+                      <a:fillRect/>
+                    </a:stretch>
+                  </pic:blipFill>
+                  <pic:spPr>
+                    <a:xfrm>
+                      <a:off x="0" y="0"/>
+                      <a:ext cx="4486275" cy="2486025"/>
+                    </a:xfrm>
+                    <a:prstGeom prst="rect">
+                      <a:avLst/>
+                    </a:prstGeom>
+                  </pic:spPr>
+                </pic:pic>
+              </a:graphicData>
+            </a:graphic>
+          </wp:inline>
+        </w:drawing>
+      </w:r>
+    </w:p>
+    <w:p>
+      <w:pPr>
+        <w:pStyle w:val="a9"/>
+        <w:numPr>
+          <w:ilvl w:val="0"/>
+          <w:numId w:val="9"/>
+        </w:numPr>
+        <w:rPr>
+          <w:rFonts w:ascii="宋体" w:eastAsia="宋体" w:hAnsi="宋体"/>
+          <w:sz w:val="24"/>
+          <w:szCs w:val="28"/>
+        </w:rPr>
+      </w:pPr>
+      <w:r>
+        <w:rPr>
+          <w:rFonts w:ascii="宋体" w:eastAsia="宋体" w:hAnsi="宋体" w:hint="eastAsia"/>
+          <w:sz w:val="24"/>
+          <w:szCs w:val="28"/>
+        </w:rPr>
+        <w:t>网络传输层（</w:t>
+      </w:r>
+      <w:r>
+        <w:rPr>
+          <w:rFonts w:ascii="宋体" w:eastAsia="宋体" w:hAnsi="宋体" w:hint="eastAsia"/>
+          <w:sz w:val="24"/>
+          <w:szCs w:val="28"/>
+        </w:rPr>
+        <w:t>服务器</w:t>
+      </w:r>
+      <w:r>
+        <w:rPr>
+          <w:rFonts w:ascii="宋体" w:eastAsia="宋体" w:hAnsi="宋体" w:hint="eastAsia"/>
+          <w:sz w:val="24"/>
+          <w:szCs w:val="28"/>
+        </w:rPr>
+        <w:t>）</w:t>
+      </w:r>
+    </w:p>
+    <w:p>
+      <w:pPr>
+        <w:pStyle w:val="a9"/>
+        <w:numPr>
+          <w:ilvl w:val="0"/>
+          <w:numId w:val="16"/>
+        </w:numPr>
+        <w:rPr>
+          <w:rFonts w:ascii="宋体" w:eastAsia="宋体" w:hAnsi="宋体"/>
+          <w:sz w:val="24"/>
+          <w:szCs w:val="28"/>
+        </w:rPr>
+      </w:pPr>
+      <w:r>
+        <w:rPr>
+          <w:rFonts w:ascii="宋体" w:eastAsia="宋体" w:hAnsi="宋体"/>
+          <w:b/>
+          <w:bCs/>
+          <w:sz w:val="24"/>
+          <w:szCs w:val="28"/>
+        </w:rPr>
+        <w:t>开始</w:t>
+      </w:r>
+      <w:r>
+        <w:rPr>
+          <w:rFonts w:ascii="宋体" w:eastAsia="宋体" w:hAnsi="宋体"/>
+          <w:sz w:val="24"/>
+          <w:szCs w:val="28"/>
+        </w:rPr>
+        <w:t xml:space="preserve">：流程从“开始”节点启动。 </w:t>
+      </w:r>
+    </w:p>
+    <w:p>
+      <w:pPr>
+        <w:pStyle w:val="a9"/>
+        <w:numPr>
+          <w:ilvl w:val="0"/>
+          <w:numId w:val="16"/>
+        </w:numPr>
+        <w:rPr>
+          <w:rFonts w:ascii="宋体" w:eastAsia="宋体" w:hAnsi="宋体"/>
+          <w:sz w:val="24"/>
+          <w:szCs w:val="28"/>
+        </w:rPr>
+      </w:pPr>
+      <w:r>
+        <w:rPr>
+          <w:rFonts w:ascii="宋体" w:eastAsia="宋体" w:hAnsi="宋体"/>
+          <w:b/>
+          <w:bCs/>
+          <w:sz w:val="24"/>
+          <w:szCs w:val="28"/>
+        </w:rPr>
+        <w:t>连接数据库并验证</w:t>
+      </w:r>
+      <w:r>
+        <w:rPr>
+          <w:rFonts w:ascii="宋体" w:eastAsia="宋体" w:hAnsi="宋体"/>
+          <w:sz w:val="24"/>
+          <w:szCs w:val="28"/>
+        </w:rPr>
+        <w:t xml:space="preserve">：系统尝试连接数据库并验证用户请求。 </w:t>
+      </w:r>
+    </w:p>
+    <w:p>
+      <w:pPr>
+        <w:pStyle w:val="a9"/>
+        <w:numPr>
+          <w:ilvl w:val="0"/>
+          <w:numId w:val="16"/>
+        </w:numPr>
+        <w:rPr>
+          <w:rFonts w:ascii="宋体" w:eastAsia="宋体" w:hAnsi="宋体"/>
+          <w:sz w:val="24"/>
+          <w:szCs w:val="28"/>
+        </w:rPr>
+      </w:pPr>
+      <w:r>
+        <w:rPr>
+          <w:rFonts w:ascii="宋体" w:eastAsia="宋体" w:hAnsi="宋体"/>
+          <w:b/>
+          <w:bCs/>
+          <w:sz w:val="24"/>
+          <w:szCs w:val="28"/>
+        </w:rPr>
+        <w:t>是否连接成功？</w:t>
+      </w:r>
+      <w:r>
+        <w:rPr>
+          <w:rFonts w:ascii="宋体" w:eastAsia="宋体" w:hAnsi="宋体"/>
+          <w:sz w:val="24"/>
+          <w:szCs w:val="28"/>
+        </w:rPr>
+        <w:t xml:space="preserve">：检查连接是否成功。 </w:t>
+      </w:r>
+    </w:p>
+    <w:p>
+      <w:pPr>
+        <w:pStyle w:val="a9"/>
+        <w:numPr>
+          <w:ilvl w:val="0"/>
+          <w:numId w:val="14"/>
+        </w:numPr>
+        <w:rPr>
+          <w:rFonts w:ascii="宋体" w:eastAsia="宋体" w:hAnsi="宋体"/>
+          <w:sz w:val="24"/>
+          <w:szCs w:val="28"/>
+        </w:rPr>
+      </w:pPr>
+      <w:r>
+        <w:rPr>
+          <w:rFonts w:ascii="宋体" w:eastAsia="宋体" w:hAnsi="宋体"/>
+          <w:sz w:val="24"/>
+          <w:szCs w:val="28"/>
+        </w:rPr>
+        <w:t>如果是（YES），进入</w:t>
+      </w:r>
+      <w:r>
+        <w:rPr>
+          <w:rFonts w:ascii="宋体" w:eastAsia="宋体" w:hAnsi="宋体"/>
+          <w:b/>
+          <w:bCs/>
+          <w:sz w:val="24"/>
+          <w:szCs w:val="28"/>
+        </w:rPr>
+        <w:t>用户是否有权限？</w:t>
+      </w:r>
+      <w:r>
+        <w:rPr>
+          <w:rFonts w:ascii="宋体" w:eastAsia="宋体" w:hAnsi="宋体"/>
+          <w:sz w:val="24"/>
+          <w:szCs w:val="28"/>
+        </w:rPr>
+        <w:t xml:space="preserve">，检查用户权限。 </w:t>
+      </w:r>
+    </w:p>
+    <w:p>
+      <w:pPr>
+        <w:pStyle w:val="a9"/>
+        <w:numPr>
+          <w:ilvl w:val="1"/>
+          <w:numId w:val="14"/>
+        </w:numPr>
+        <w:rPr>
+          <w:rFonts w:ascii="宋体" w:eastAsia="宋体" w:hAnsi="宋体"/>
+          <w:sz w:val="24"/>
+          <w:szCs w:val="28"/>
+        </w:rPr>
+      </w:pPr>
+      <w:r>
+        <w:rPr>
+          <w:rFonts w:ascii="宋体" w:eastAsia="宋体" w:hAnsi="宋体"/>
+          <w:sz w:val="24"/>
+          <w:szCs w:val="28"/>
+        </w:rPr>
+        <w:t>如果是（YES），进入</w:t>
+      </w:r>
+      <w:r>
+        <w:rPr>
+          <w:rFonts w:ascii="宋体" w:eastAsia="宋体" w:hAnsi="宋体"/>
+          <w:b/>
+          <w:bCs/>
+          <w:sz w:val="24"/>
+          <w:szCs w:val="28"/>
+        </w:rPr>
+        <w:t>有数据查询？</w:t>
+      </w:r>
+      <w:r>
+        <w:rPr>
+          <w:rFonts w:ascii="宋体" w:eastAsia="宋体" w:hAnsi="宋体"/>
+          <w:sz w:val="24"/>
+          <w:szCs w:val="28"/>
+        </w:rPr>
+        <w:t xml:space="preserve">，检查是否有数据可返回。 </w:t>
+      </w:r>
+    </w:p>
+    <w:p>
+      <w:pPr>
+        <w:pStyle w:val="a9"/>
+        <w:numPr>
+          <w:ilvl w:val="2"/>
+          <w:numId w:val="14"/>
+        </w:numPr>
+        <w:rPr>
+          <w:rFonts w:ascii="宋体" w:eastAsia="宋体" w:hAnsi="宋体"/>
+          <w:sz w:val="24"/>
+          <w:szCs w:val="28"/>
+        </w:rPr>
+      </w:pPr>
+      <w:r>
+        <w:rPr>
+          <w:rFonts w:ascii="宋体" w:eastAsia="宋体" w:hAnsi="宋体"/>
+          <w:sz w:val="24"/>
+          <w:szCs w:val="28"/>
+        </w:rPr>
+        <w:t>如果是（YES），进入</w:t>
+      </w:r>
+      <w:r>
+        <w:rPr>
+          <w:rFonts w:ascii="宋体" w:eastAsia="宋体" w:hAnsi="宋体"/>
+          <w:b/>
+          <w:bCs/>
+          <w:sz w:val="24"/>
+          <w:szCs w:val="28"/>
+        </w:rPr>
+        <w:t>查询解析完成</w:t>
+      </w:r>
+      <w:r>
+        <w:rPr>
+          <w:rFonts w:ascii="宋体" w:eastAsia="宋体" w:hAnsi="宋体"/>
+          <w:sz w:val="24"/>
+          <w:szCs w:val="28"/>
+        </w:rPr>
+        <w:t>，完成数据处理并返回结果。</w:t>
+      </w:r>
+    </w:p>
+    <w:p>
+      <w:pPr>
+        <w:pStyle w:val="a9"/>
+        <w:numPr>
+          <w:ilvl w:val="2"/>
+          <w:numId w:val="14"/>
+        </w:numPr>
+        <w:rPr>
+          <w:rFonts w:ascii="宋体" w:eastAsia="宋体" w:hAnsi="宋体"/>
+          <w:sz w:val="24"/>
+          <w:szCs w:val="28"/>
+        </w:rPr>
+      </w:pPr>
+      <w:r>
+        <w:rPr>
+          <w:rFonts w:ascii="宋体" w:eastAsia="宋体" w:hAnsi="宋体"/>
+          <w:sz w:val="24"/>
+          <w:szCs w:val="28"/>
+        </w:rPr>
+        <w:t>如果否（NO），进入</w:t>
+      </w:r>
+      <w:r>
+        <w:rPr>
+          <w:rFonts w:ascii="宋体" w:eastAsia="宋体" w:hAnsi="宋体"/>
+          <w:b/>
+          <w:bCs/>
+          <w:sz w:val="24"/>
+          <w:szCs w:val="28"/>
+        </w:rPr>
+        <w:t>向用户返回错误</w:t>
+      </w:r>
+      <w:r>
+        <w:rPr>
+          <w:rFonts w:ascii="宋体" w:eastAsia="宋体" w:hAnsi="宋体"/>
+          <w:sz w:val="24"/>
+          <w:szCs w:val="28"/>
+        </w:rPr>
+        <w:t>，通知用户无数据。</w:t>
+      </w:r>
+    </w:p>
+    <w:p>
+      <w:pPr>
+        <w:pStyle w:val="a9"/>
+        <w:numPr>
+          <w:ilvl w:val="1"/>
+          <w:numId w:val="14"/>
+        </w:numPr>
+        <w:rPr>
+          <w:rFonts w:ascii="宋体" w:eastAsia="宋体" w:hAnsi="宋体"/>
+          <w:sz w:val="24"/>
+          <w:szCs w:val="28"/>
+        </w:rPr>
+      </w:pPr>
+      <w:r>
+        <w:rPr>
+          <w:rFonts w:ascii="宋体" w:eastAsia="宋体" w:hAnsi="宋体"/>
+          <w:sz w:val="24"/>
+          <w:szCs w:val="28"/>
+        </w:rPr>
+        <w:t>如果否（NO），进入</w:t>
+      </w:r>
+      <w:r>
+        <w:rPr>
+          <w:rFonts w:ascii="宋体" w:eastAsia="宋体" w:hAnsi="宋体"/>
+          <w:b/>
+          <w:bCs/>
+          <w:sz w:val="24"/>
+          <w:szCs w:val="28"/>
+        </w:rPr>
+        <w:t>向用户返回错误</w:t>
+      </w:r>
+      <w:r>
+        <w:rPr>
+          <w:rFonts w:ascii="宋体" w:eastAsia="宋体" w:hAnsi="宋体"/>
+          <w:sz w:val="24"/>
+          <w:szCs w:val="28"/>
+        </w:rPr>
+        <w:t>，通知用户无权限。</w:t>
+      </w:r>
+    </w:p>
+    <w:p>
+      <w:pPr>
+        <w:pStyle w:val="a9"/>
+        <w:numPr>
+          <w:ilvl w:val="0"/>
+          <w:numId w:val="14"/>
+        </w:numPr>
+        <w:rPr>
+          <w:rFonts w:ascii="宋体" w:eastAsia="宋体" w:hAnsi="宋体"/>
+          <w:sz w:val="24"/>
+          <w:szCs w:val="28"/>
+        </w:rPr>
+      </w:pPr>
+      <w:r>
+        <w:rPr>
+          <w:rFonts w:ascii="宋体" w:eastAsia="宋体" w:hAnsi="宋体"/>
+          <w:sz w:val="24"/>
+          <w:szCs w:val="28"/>
+        </w:rPr>
+        <w:t>如果否（NO），进入</w:t>
+      </w:r>
+      <w:r>
+        <w:rPr>
+          <w:rFonts w:ascii="宋体" w:eastAsia="宋体" w:hAnsi="宋体"/>
+          <w:b/>
+          <w:bCs/>
+          <w:sz w:val="24"/>
+          <w:szCs w:val="28"/>
+        </w:rPr>
+        <w:t>打断连接</w:t>
+      </w:r>
+      <w:r>
+        <w:rPr>
+          <w:rFonts w:ascii="宋体" w:eastAsia="宋体" w:hAnsi="宋体"/>
+          <w:sz w:val="24"/>
+          <w:szCs w:val="28"/>
+        </w:rPr>
+        <w:t>，中断连接并结束。</w:t>
+      </w:r>
+    </w:p>
+    <w:p>
+      <w:pPr>
+        <w:pStyle w:val="a9"/>
+        <w:ind w:left="360"/>
+        <w:rPr>
+          <w:rFonts w:ascii="宋体" w:eastAsia="宋体" w:hAnsi="宋体" w:hint="eastAsia"/>
+          <w:sz w:val="24"/>
+          <w:szCs w:val="28"/>
+        </w:rPr>
+      </w:pPr>
+    </w:p>
+    <w:p>
+      <w:pPr>
+        <w:jc w:val="center"/>
+        <w:rPr>
+          <w:rFonts w:ascii="宋体" w:eastAsia="宋体" w:hAnsi="宋体" w:hint="eastAsia"/>
+          <w:sz w:val="24"/>
+          <w:szCs w:val="28"/>
+        </w:rPr>
+      </w:pPr>
+      <w:r>
+        <w:rPr>
+          <w:rFonts w:ascii="宋体" w:eastAsia="宋体" w:hAnsi="宋体" w:hint="eastAsia"/>
+          <w:noProof/>
+          <w:sz w:val="24"/>
+          <w:szCs w:val="28"/>
+        </w:rPr>
+        <w:drawing>
+          <wp:inline distT="0" distB="0" distL="0" distR="0" wp14:anchorId="351D82C0" wp14:editId="25FC2E98">
+            <wp:extent cx="4209074" cy="3086100"/>
+            <wp:effectExtent l="0" t="0" r="1270" b="0"/>
+            <wp:docPr id="169218099" name="图片 13"/>
+            <wp:cNvGraphicFramePr>
+              <a:graphicFrameLocks xmlns:a="http://schemas.openxmlformats.org/drawingml/2006/main" noChangeAspect="1"/>
+            </wp:cNvGraphicFramePr>
+            <a:graphic xmlns:a="http://schemas.openxmlformats.org/drawingml/2006/main">
+              <a:graphicData uri="http://schemas.openxmlformats.org/drawingml/2006/picture">
+                <pic:pic xmlns:pic="http://schemas.openxmlformats.org/drawingml/2006/picture">
+                  <pic:nvPicPr>
+                    <pic:cNvPr id="169218099" name="图片 169218099"/>
+                    <pic:cNvPicPr/>
+                  </pic:nvPicPr>
+                  <pic:blipFill>
+                    <a:blip r:embed="rId11">
+                      <a:extLst>
+                        <a:ext uri="{28A0092B-C50C-407E-A947-70E740481C1C}">
+                          <a14:useLocalDpi xmlns:a14="http://schemas.microsoft.com/office/drawing/2010/main" val="0"/>
+                        </a:ext>
+                      </a:extLst>
+                    </a:blip>
+                    <a:stretch>
+                      <a:fillRect/>
+                    </a:stretch>
+                  </pic:blipFill>
+                  <pic:spPr>
+                    <a:xfrm>
+                      <a:off x="0" y="0"/>
+                      <a:ext cx="4216930" cy="3091860"/>
+                    </a:xfrm>
+                    <a:prstGeom prst="rect">
+                      <a:avLst/>
+                    </a:prstGeom>
+                  </pic:spPr>
+                </pic:pic>
+              </a:graphicData>
+            </a:graphic>
+          </wp:inline>
+        </w:drawing>
+      </w:r>
+    </w:p>
+    <w:p>
+      <w:pPr>
+        <w:pStyle w:val="a9"/>
+        <w:numPr>
+          <w:ilvl w:val="0"/>
+          <w:numId w:val="9"/>
+        </w:numPr>
+        <w:rPr>
+          <w:rFonts w:ascii="宋体" w:eastAsia="宋体" w:hAnsi="宋体"/>
+          <w:sz w:val="24"/>
+          <w:szCs w:val="28"/>
+        </w:rPr>
+      </w:pPr>
+      <w:r>
+        <w:rPr>
+          <w:rFonts w:ascii="宋体" w:eastAsia="宋体" w:hAnsi="宋体" w:hint="eastAsia"/>
+          <w:sz w:val="24"/>
+          <w:szCs w:val="28"/>
+        </w:rPr>
+        <w:t>语句解析层</w:t>
+      </w:r>
+    </w:p>
+    <w:p>
+      <w:pPr>
+        <w:pStyle w:val="a9"/>
+        <w:numPr>
+          <w:ilvl w:val="0"/>
+          <w:numId w:val="17"/>
+        </w:numPr>
+        <w:rPr>
+          <w:rFonts w:ascii="宋体" w:eastAsia="宋体" w:hAnsi="宋体"/>
+          <w:sz w:val="24"/>
+          <w:szCs w:val="28"/>
+        </w:rPr>
+      </w:pPr>
+      <w:r>
+        <w:rPr>
+          <w:rFonts w:ascii="宋体" w:eastAsia="宋体" w:hAnsi="宋体"/>
+          <w:b/>
+          <w:bCs/>
+          <w:sz w:val="24"/>
+          <w:szCs w:val="28"/>
+        </w:rPr>
+        <w:t>开始</w:t>
+      </w:r>
+      <w:r>
+        <w:rPr>
+          <w:rFonts w:ascii="宋体" w:eastAsia="宋体" w:hAnsi="宋体"/>
+          <w:sz w:val="24"/>
+          <w:szCs w:val="28"/>
+        </w:rPr>
+        <w:t xml:space="preserve">：流程从“开始”节点进入。 </w:t>
+      </w:r>
+    </w:p>
+    <w:p>
+      <w:pPr>
+        <w:pStyle w:val="a9"/>
+        <w:numPr>
+          <w:ilvl w:val="0"/>
+          <w:numId w:val="17"/>
+        </w:numPr>
+        <w:rPr>
+          <w:rFonts w:ascii="宋体" w:eastAsia="宋体" w:hAnsi="宋体"/>
+          <w:sz w:val="24"/>
+          <w:szCs w:val="28"/>
+        </w:rPr>
+      </w:pPr>
+      <w:r>
+        <w:rPr>
+          <w:rFonts w:ascii="宋体" w:eastAsia="宋体" w:hAnsi="宋体"/>
+          <w:b/>
+          <w:bCs/>
+          <w:sz w:val="24"/>
+          <w:szCs w:val="28"/>
+        </w:rPr>
+        <w:t>命令里哪些入解析信息</w:t>
+      </w:r>
+      <w:r>
+        <w:rPr>
+          <w:rFonts w:ascii="宋体" w:eastAsia="宋体" w:hAnsi="宋体"/>
+          <w:sz w:val="24"/>
+          <w:szCs w:val="28"/>
+        </w:rPr>
+        <w:t xml:space="preserve">：系统接收并解析用户命令。 </w:t>
+      </w:r>
+    </w:p>
+    <w:p>
+      <w:pPr>
+        <w:pStyle w:val="a9"/>
+        <w:numPr>
+          <w:ilvl w:val="0"/>
+          <w:numId w:val="17"/>
+        </w:numPr>
+        <w:rPr>
+          <w:rFonts w:ascii="宋体" w:eastAsia="宋体" w:hAnsi="宋体"/>
+          <w:sz w:val="24"/>
+          <w:szCs w:val="28"/>
+        </w:rPr>
+      </w:pPr>
+      <w:r>
+        <w:rPr>
+          <w:rFonts w:ascii="宋体" w:eastAsia="宋体" w:hAnsi="宋体"/>
+          <w:b/>
+          <w:bCs/>
+          <w:sz w:val="24"/>
+          <w:szCs w:val="28"/>
+        </w:rPr>
+        <w:lastRenderedPageBreak/>
+        <w:t>执行操作</w:t>
+      </w:r>
+      <w:r>
+        <w:rPr>
+          <w:rFonts w:ascii="宋体" w:eastAsia="宋体" w:hAnsi="宋体"/>
+          <w:sz w:val="24"/>
+          <w:szCs w:val="28"/>
+        </w:rPr>
+        <w:t xml:space="preserve">：开始执行解析后的操作。 </w:t>
+      </w:r>
+    </w:p>
+    <w:p>
+      <w:pPr>
+        <w:pStyle w:val="a9"/>
+        <w:numPr>
+          <w:ilvl w:val="0"/>
+          <w:numId w:val="17"/>
+        </w:numPr>
+        <w:rPr>
+          <w:rFonts w:ascii="宋体" w:eastAsia="宋体" w:hAnsi="宋体"/>
+          <w:sz w:val="24"/>
+          <w:szCs w:val="28"/>
+        </w:rPr>
+      </w:pPr>
+      <w:r>
+        <w:rPr>
+          <w:rFonts w:ascii="宋体" w:eastAsia="宋体" w:hAnsi="宋体"/>
+          <w:b/>
+          <w:bCs/>
+          <w:sz w:val="24"/>
+          <w:szCs w:val="28"/>
+        </w:rPr>
+        <w:t>是否正确执行？</w:t>
+      </w:r>
+      <w:r>
+        <w:rPr>
+          <w:rFonts w:ascii="宋体" w:eastAsia="宋体" w:hAnsi="宋体"/>
+          <w:sz w:val="24"/>
+          <w:szCs w:val="28"/>
+        </w:rPr>
+        <w:t xml:space="preserve">：检查操作是否成功执行。 </w:t>
+      </w:r>
+    </w:p>
+    <w:p>
+      <w:pPr>
+        <w:pStyle w:val="a9"/>
+        <w:numPr>
+          <w:ilvl w:val="1"/>
+          <w:numId w:val="17"/>
+        </w:numPr>
+        <w:rPr>
+          <w:rFonts w:ascii="宋体" w:eastAsia="宋体" w:hAnsi="宋体"/>
+          <w:sz w:val="24"/>
+          <w:szCs w:val="28"/>
+        </w:rPr>
+      </w:pPr>
+      <w:r>
+        <w:rPr>
+          <w:rFonts w:ascii="宋体" w:eastAsia="宋体" w:hAnsi="宋体"/>
+          <w:sz w:val="24"/>
+          <w:szCs w:val="28"/>
+        </w:rPr>
+        <w:t>如果是（YES），进入</w:t>
+      </w:r>
+      <w:r>
+        <w:rPr>
+          <w:rFonts w:ascii="宋体" w:eastAsia="宋体" w:hAnsi="宋体"/>
+          <w:b/>
+          <w:bCs/>
+          <w:sz w:val="24"/>
+          <w:szCs w:val="28"/>
+        </w:rPr>
+        <w:t>是否合法？</w:t>
+      </w:r>
+      <w:r>
+        <w:rPr>
+          <w:rFonts w:ascii="宋体" w:eastAsia="宋体" w:hAnsi="宋体"/>
+          <w:sz w:val="24"/>
+          <w:szCs w:val="28"/>
+        </w:rPr>
+        <w:t xml:space="preserve">，验证操作的合法性。 </w:t>
+      </w:r>
+    </w:p>
+    <w:p>
+      <w:pPr>
+        <w:pStyle w:val="a9"/>
+        <w:numPr>
+          <w:ilvl w:val="2"/>
+          <w:numId w:val="17"/>
+        </w:numPr>
+        <w:rPr>
+          <w:rFonts w:ascii="宋体" w:eastAsia="宋体" w:hAnsi="宋体"/>
+          <w:sz w:val="24"/>
+          <w:szCs w:val="28"/>
+        </w:rPr>
+      </w:pPr>
+      <w:r>
+        <w:rPr>
+          <w:rFonts w:ascii="宋体" w:eastAsia="宋体" w:hAnsi="宋体"/>
+          <w:sz w:val="24"/>
+          <w:szCs w:val="28"/>
+        </w:rPr>
+        <w:t>如果是（YES），进入</w:t>
+      </w:r>
+      <w:r>
+        <w:rPr>
+          <w:rFonts w:ascii="宋体" w:eastAsia="宋体" w:hAnsi="宋体"/>
+          <w:b/>
+          <w:bCs/>
+          <w:sz w:val="24"/>
+          <w:szCs w:val="28"/>
+        </w:rPr>
+        <w:t>返回用户执行成功信息</w:t>
+      </w:r>
+      <w:r>
+        <w:rPr>
+          <w:rFonts w:ascii="宋体" w:eastAsia="宋体" w:hAnsi="宋体"/>
+          <w:sz w:val="24"/>
+          <w:szCs w:val="28"/>
+        </w:rPr>
+        <w:t>，通知用户操作成功。</w:t>
+      </w:r>
+    </w:p>
+    <w:p>
+      <w:pPr>
+        <w:pStyle w:val="a9"/>
+        <w:numPr>
+          <w:ilvl w:val="2"/>
+          <w:numId w:val="17"/>
+        </w:numPr>
+        <w:rPr>
+          <w:rFonts w:ascii="宋体" w:eastAsia="宋体" w:hAnsi="宋体"/>
+          <w:sz w:val="24"/>
+          <w:szCs w:val="28"/>
+        </w:rPr>
+      </w:pPr>
+      <w:r>
+        <w:rPr>
+          <w:rFonts w:ascii="宋体" w:eastAsia="宋体" w:hAnsi="宋体"/>
+          <w:sz w:val="24"/>
+          <w:szCs w:val="28"/>
+        </w:rPr>
+        <w:t>如果否（NO），进入</w:t>
+      </w:r>
+      <w:r>
+        <w:rPr>
+          <w:rFonts w:ascii="宋体" w:eastAsia="宋体" w:hAnsi="宋体"/>
+          <w:b/>
+          <w:bCs/>
+          <w:sz w:val="24"/>
+          <w:szCs w:val="28"/>
+        </w:rPr>
+        <w:t>返回错误信息</w:t>
+      </w:r>
+      <w:r>
+        <w:rPr>
+          <w:rFonts w:ascii="宋体" w:eastAsia="宋体" w:hAnsi="宋体"/>
+          <w:sz w:val="24"/>
+          <w:szCs w:val="28"/>
+        </w:rPr>
+        <w:t>，通知用户操作非法。</w:t>
+      </w:r>
+    </w:p>
+    <w:p>
+      <w:pPr>
+        <w:pStyle w:val="a9"/>
+        <w:numPr>
+          <w:ilvl w:val="1"/>
+          <w:numId w:val="17"/>
+        </w:numPr>
+        <w:rPr>
+          <w:rFonts w:ascii="宋体" w:eastAsia="宋体" w:hAnsi="宋体"/>
+          <w:sz w:val="24"/>
+          <w:szCs w:val="28"/>
+        </w:rPr>
+      </w:pPr>
+      <w:r>
+        <w:rPr>
+          <w:rFonts w:ascii="宋体" w:eastAsia="宋体" w:hAnsi="宋体"/>
+          <w:sz w:val="24"/>
+          <w:szCs w:val="28"/>
+        </w:rPr>
+        <w:t>如果否（NO），进入</w:t>
+      </w:r>
+      <w:r>
+        <w:rPr>
+          <w:rFonts w:ascii="宋体" w:eastAsia="宋体" w:hAnsi="宋体"/>
+          <w:b/>
+          <w:bCs/>
+          <w:sz w:val="24"/>
+          <w:szCs w:val="28"/>
+        </w:rPr>
+        <w:t>返回错误信息</w:t>
+      </w:r>
+      <w:r>
+        <w:rPr>
+          <w:rFonts w:ascii="宋体" w:eastAsia="宋体" w:hAnsi="宋体"/>
+          <w:sz w:val="24"/>
+          <w:szCs w:val="28"/>
+        </w:rPr>
+        <w:t>，通知用户执行失败。</w:t>
+      </w:r>
+    </w:p>
+    <w:p>
+      <w:pPr>
+        <w:pStyle w:val="a9"/>
+        <w:ind w:left="360"/>
+        <w:rPr>
+          <w:rFonts w:ascii="宋体" w:eastAsia="宋体" w:hAnsi="宋体" w:hint="eastAsia"/>
+          <w:sz w:val="24"/>
+          <w:szCs w:val="28"/>
+        </w:rPr>
+      </w:pPr>
+    </w:p>
+    <w:p>
+      <w:pPr>
+        <w:pStyle w:val="a9"/>
+        <w:ind w:left="360"/>
+        <w:jc w:val="center"/>
+        <w:rPr>
+          <w:rFonts w:ascii="宋体" w:eastAsia="宋体" w:hAnsi="宋体"/>
+          <w:sz w:val="24"/>
+          <w:szCs w:val="28"/>
+        </w:rPr>
+      </w:pPr>
+      <w:r>
+        <w:rPr>
+          <w:rFonts w:ascii="宋体" w:eastAsia="宋体" w:hAnsi="宋体" w:hint="eastAsia"/>
+          <w:noProof/>
+          <w:sz w:val="24"/>
+          <w:szCs w:val="28"/>
+        </w:rPr>
+        <w:drawing>
+          <wp:inline distT="0" distB="0" distL="0" distR="0" wp14:anchorId="150D61C9" wp14:editId="29682920">
+            <wp:extent cx="4295775" cy="3390900"/>
+            <wp:effectExtent l="0" t="0" r="9525" b="0"/>
+            <wp:docPr id="1941832670" name="图片 14"/>
+            <wp:cNvGraphicFramePr>
+              <a:graphicFrameLocks xmlns:a="http://schemas.openxmlformats.org/drawingml/2006/main" noChangeAspect="1"/>
+            </wp:cNvGraphicFramePr>
+            <a:graphic xmlns:a="http://schemas.openxmlformats.org/drawingml/2006/main">
+              <a:graphicData uri="http://schemas.openxmlformats.org/drawingml/2006/picture">
+                <pic:pic xmlns:pic="http://schemas.openxmlformats.org/drawingml/2006/picture">
+                  <pic:nvPicPr>
+                    <pic:cNvPr id="1941832670" name="图片 1941832670"/>
+                    <pic:cNvPicPr/>
+                  </pic:nvPicPr>
+                  <pic:blipFill>
+                    <a:blip r:embed="rId12">
+                      <a:extLst>
+                        <a:ext uri="{28A0092B-C50C-407E-A947-70E740481C1C}">
+                          <a14:useLocalDpi xmlns:a14="http://schemas.microsoft.com/office/drawing/2010/main" val="0"/>
+                        </a:ext>
+                      </a:extLst>
+                    </a:blip>
+                    <a:stretch>
+                      <a:fillRect/>
+                    </a:stretch>
+                  </pic:blipFill>
+                  <pic:spPr>
+                    <a:xfrm>
+                      <a:off x="0" y="0"/>
+                      <a:ext cx="4295775" cy="3390900"/>
+                    </a:xfrm>
+                    <a:prstGeom prst="rect">
+                      <a:avLst/>
+                    </a:prstGeom>
+                  </pic:spPr>
+                </pic:pic>
+              </a:graphicData>
+            </a:graphic>
+          </wp:inline>
+        </w:drawing>
+      </w:r>
+    </w:p>
+    <w:p>
+      <w:pPr>
+        <w:pStyle w:val="a9"/>
+        <w:numPr>
+          <w:ilvl w:val="0"/>
+          <w:numId w:val="1"/>
+        </w:numPr>
+        <w:rPr>
           <w:rFonts w:hint="eastAsia"/>
+          <w:sz w:val="32"/>
+          <w:szCs w:val="36"/>
+        </w:rPr>
+      </w:pPr>
+      <w:r>
+        <w:rPr>
+          <w:rFonts w:hint="eastAsia"/>
+          <w:sz w:val="32"/>
+          <w:szCs w:val="36"/>
+        </w:rPr>
+        <w:t>类设计及类图</w:t>
+      </w:r>
+    </w:p>
+    <w:p>
+      <w:pPr>
+        <w:pStyle w:val="a9"/>
+        <w:numPr>
+          <w:ilvl w:val="0"/>
+          <w:numId w:val="19"/>
+        </w:numPr>
+        <w:rPr>
+          <w:rFonts w:ascii="宋体" w:eastAsia="宋体" w:hAnsi="宋体"/>
           <w:sz w:val="28"/>
           <w:szCs w:val="32"/>
         </w:rPr>
       </w:pPr>
+      <w:r>
+        <w:rPr>
+          <w:rFonts w:ascii="宋体" w:eastAsia="宋体" w:hAnsi="宋体" w:hint="eastAsia"/>
+          <w:sz w:val="28"/>
+          <w:szCs w:val="32"/>
+        </w:rPr>
+        <w:t>客户端</w:t>
+      </w:r>
+    </w:p>
+    <w:p>
+      <w:pPr>
+        <w:pStyle w:val="a9"/>
+        <w:ind w:left="1193"/>
+        <w:rPr>
+          <w:rFonts w:ascii="宋体" w:eastAsia="宋体" w:hAnsi="宋体" w:hint="eastAsia"/>
+          <w:sz w:val="28"/>
+          <w:szCs w:val="32"/>
+        </w:rPr>
+      </w:pPr>
+    </w:p>
+    <w:p>
+      <w:pPr>
+        <w:pStyle w:val="a9"/>
+        <w:numPr>
+          <w:ilvl w:val="0"/>
+          <w:numId w:val="19"/>
+        </w:numPr>
+        <w:rPr>
+          <w:rFonts w:ascii="宋体" w:eastAsia="宋体" w:hAnsi="宋体" w:hint="eastAsia"/>
+          <w:sz w:val="28"/>
+          <w:szCs w:val="32"/>
+        </w:rPr>
+      </w:pPr>
+      <w:r>
+        <w:rPr>
+          <w:rFonts w:ascii="宋体" w:eastAsia="宋体" w:hAnsi="宋体" w:hint="eastAsia"/>
+          <w:sz w:val="28"/>
+          <w:szCs w:val="32"/>
+        </w:rPr>
+        <w:t>服务器端</w:t>
+      </w:r>
     </w:p>
     <w:sectPr>
       <w:pgSz w:w="11906" w:h="16838"/>
@@ -1662,9 +3444,126 @@
 <file path=word/numbering.xml><?xml version="1.0" encoding="utf-8"?>
 <w:numbering xmlns:wpc="http://schemas.microsoft.com/office/word/2010/wordprocessingCanvas" xmlns:cx="http://schemas.microsoft.com/office/drawing/2014/chartex" xmlns:cx1="http://schemas.microsoft.com/office/drawing/2015/9/8/chartex" xmlns:cx2="http://schemas.microsoft.com/office/drawing/2015/10/21/chartex" xmlns:cx3="http://schemas.microsoft.com/office/drawing/2016/5/9/chartex" xmlns:cx4="http://schemas.microsoft.com/office/drawing/2016/5/10/chartex" xmlns:cx5="http://schemas.microsoft.com/office/drawing/2016/5/11/chartex" xmlns:cx6="http://schemas.microsoft.com/office/drawing/2016/5/12/chartex" xmlns:cx7="http://schemas.microsoft.com/office/drawing/2016/5/13/chartex" xmlns:cx8="http://schemas.microsoft.com/office/drawing/2016/5/14/chartex" xmlns:mc="http://schemas.openxmlformats.org/markup-compatibility/2006" xmlns:aink="http://schemas.microsoft.com/office/drawing/2016/ink" xmlns:am3d="http://schemas.microsoft.com/office/drawing/2017/model3d" xmlns:o="urn:schemas-microsoft-com:office:office" xmlns:oel="http://schemas.microsoft.com/office/2019/extlst" xmlns:r="http://schemas.openxmlformats.org/officeDocument/2006/relationships" xmlns:m="http://schemas.openxmlformats.org/officeDocument/2006/math" xmlns:v="urn:schemas-microsoft-com:vml" xmlns:wp14="http://schemas.microsoft.com/office/word/2010/wordprocessingDrawing" xmlns:wp="http://schemas.openxmlformats.org/drawingml/2006/wordprocessingDrawing" xmlns:w10="urn:schemas-microsoft-com:office:word" xmlns:w="http://schemas.openxmlformats.org/wordprocessingml/2006/main" xmlns:w14="http://schemas.microsoft.com/office/word/2010/wordml" xmlns:w15="http://schemas.microsoft.com/office/word/2012/wordml" xmlns:w16cex="http://schemas.microsoft.com/office/word/2018/wordml/cex" xmlns:w16cid="http://schemas.microsoft.com/office/word/2016/wordml/cid" xmlns:w16="http://schemas.microsoft.com/office/word/2018/wordml" xmlns:w16du="http://schemas.microsoft.com/office/word/2023/wordml/word16du" xmlns:w16sdtdh="http://schemas.microsoft.com/office/word/2020/wordml/sdtdatahash" xmlns:w16sdtfl="http://schemas.microsoft.com/office/word/2024/wordml/sdtformatlock" xmlns:w16se="http://schemas.microsoft.com/office/word/2015/wordml/symex" xmlns:wpg="http://schemas.microsoft.com/office/word/2010/wordprocessingGroup" xmlns:wpi="http://schemas.microsoft.com/office/word/2010/wordprocessingInk" xmlns:wne="http://schemas.microsoft.com/office/word/2006/wordml" xmlns:wps="http://schemas.microsoft.com/office/word/2010/wordprocessingShape" mc:Ignorable="w14 w15 w16se w16cid w16 w16cex w16sdtdh w16sdtfl w16du wp14">
   <w:abstractNum w:abstractNumId="0" w15:restartNumberingAfterBreak="0">
+    <w:nsid w:val="05C466AE"/>
+    <w:multiLevelType w:val="multilevel"/>
+    <w:tmpl w:val="E8C4505C"/>
+    <w:lvl w:ilvl="0">
+      <w:start w:val="1"/>
+      <w:numFmt w:val="decimal"/>
+      <w:lvlText w:val="%1."/>
+      <w:lvlJc w:val="left"/>
+      <w:pPr>
+        <w:tabs>
+          <w:tab w:val="num" w:pos="720"/>
+        </w:tabs>
+        <w:ind w:left="720" w:hanging="360"/>
+      </w:pPr>
+    </w:lvl>
+    <w:lvl w:ilvl="1">
+      <w:start w:val="1"/>
+      <w:numFmt w:val="bullet"/>
+      <w:lvlText w:val="o"/>
+      <w:lvlJc w:val="left"/>
+      <w:pPr>
+        <w:tabs>
+          <w:tab w:val="num" w:pos="1440"/>
+        </w:tabs>
+        <w:ind w:left="1440" w:hanging="360"/>
+      </w:pPr>
+      <w:rPr>
+        <w:rFonts w:ascii="Courier New" w:hAnsi="Courier New" w:hint="default"/>
+        <w:sz w:val="20"/>
+      </w:rPr>
+    </w:lvl>
+    <w:lvl w:ilvl="2" w:tentative="1">
+      <w:start w:val="1"/>
+      <w:numFmt w:val="decimal"/>
+      <w:lvlText w:val="%3."/>
+      <w:lvlJc w:val="left"/>
+      <w:pPr>
+        <w:tabs>
+          <w:tab w:val="num" w:pos="2160"/>
+        </w:tabs>
+        <w:ind w:left="2160" w:hanging="360"/>
+      </w:pPr>
+    </w:lvl>
+    <w:lvl w:ilvl="3" w:tentative="1">
+      <w:start w:val="1"/>
+      <w:numFmt w:val="decimal"/>
+      <w:lvlText w:val="%4."/>
+      <w:lvlJc w:val="left"/>
+      <w:pPr>
+        <w:tabs>
+          <w:tab w:val="num" w:pos="2880"/>
+        </w:tabs>
+        <w:ind w:left="2880" w:hanging="360"/>
+      </w:pPr>
+    </w:lvl>
+    <w:lvl w:ilvl="4" w:tentative="1">
+      <w:start w:val="1"/>
+      <w:numFmt w:val="decimal"/>
+      <w:lvlText w:val="%5."/>
+      <w:lvlJc w:val="left"/>
+      <w:pPr>
+        <w:tabs>
+          <w:tab w:val="num" w:pos="3600"/>
+        </w:tabs>
+        <w:ind w:left="3600" w:hanging="360"/>
+      </w:pPr>
+    </w:lvl>
+    <w:lvl w:ilvl="5" w:tentative="1">
+      <w:start w:val="1"/>
+      <w:numFmt w:val="decimal"/>
+      <w:lvlText w:val="%6."/>
+      <w:lvlJc w:val="left"/>
+      <w:pPr>
+        <w:tabs>
+          <w:tab w:val="num" w:pos="4320"/>
+        </w:tabs>
+        <w:ind w:left="4320" w:hanging="360"/>
+      </w:pPr>
+    </w:lvl>
+    <w:lvl w:ilvl="6" w:tentative="1">
+      <w:start w:val="1"/>
+      <w:numFmt w:val="decimal"/>
+      <w:lvlText w:val="%7."/>
+      <w:lvlJc w:val="left"/>
+      <w:pPr>
+        <w:tabs>
+          <w:tab w:val="num" w:pos="5040"/>
+        </w:tabs>
+        <w:ind w:left="5040" w:hanging="360"/>
+      </w:pPr>
+    </w:lvl>
+    <w:lvl w:ilvl="7" w:tentative="1">
+      <w:start w:val="1"/>
+      <w:numFmt w:val="decimal"/>
+      <w:lvlText w:val="%8."/>
+      <w:lvlJc w:val="left"/>
+      <w:pPr>
+        <w:tabs>
+          <w:tab w:val="num" w:pos="5760"/>
+        </w:tabs>
+        <w:ind w:left="5760" w:hanging="360"/>
+      </w:pPr>
+    </w:lvl>
+    <w:lvl w:ilvl="8" w:tentative="1">
+      <w:start w:val="1"/>
+      <w:numFmt w:val="decimal"/>
+      <w:lvlText w:val="%9."/>
+      <w:lvlJc w:val="left"/>
+      <w:pPr>
+        <w:tabs>
+          <w:tab w:val="num" w:pos="6480"/>
+        </w:tabs>
+        <w:ind w:left="6480" w:hanging="360"/>
+      </w:pPr>
+    </w:lvl>
+  </w:abstractNum>
+  <w:abstractNum w:abstractNumId="1" w15:restartNumberingAfterBreak="0">
     <w:nsid w:val="08D7514F"/>
     <w:multiLevelType w:val="multilevel"/>
-    <w:tmpl w:val="1EDAD4FA"/>
+    <w:tmpl w:val="23562024"/>
     <w:lvl w:ilvl="0">
       <w:start w:val="1"/>
       <w:numFmt w:val="bullet"/>
@@ -1681,20 +3580,16 @@
         <w:sz w:val="20"/>
       </w:rPr>
     </w:lvl>
-    <w:lvl w:ilvl="1" w:tentative="1">
-      <w:start w:val="1"/>
-      <w:numFmt w:val="bullet"/>
-      <w:lvlText w:val="o"/>
-      <w:lvlJc w:val="left"/>
-      <w:pPr>
-        <w:tabs>
-          <w:tab w:val="num" w:pos="1440"/>
-        </w:tabs>
-        <w:ind w:left="1440" w:hanging="360"/>
-      </w:pPr>
-      <w:rPr>
-        <w:rFonts w:ascii="Courier New" w:hAnsi="Courier New" w:hint="default"/>
-        <w:sz w:val="20"/>
+    <w:lvl w:ilvl="1">
+      <w:start w:val="1"/>
+      <w:numFmt w:val="decimal"/>
+      <w:lvlText w:val="（%2）"/>
+      <w:lvlJc w:val="left"/>
+      <w:pPr>
+        <w:ind w:left="1800" w:hanging="720"/>
+      </w:pPr>
+      <w:rPr>
+        <w:rFonts w:hint="default"/>
       </w:rPr>
     </w:lvl>
     <w:lvl w:ilvl="2" w:tentative="1">
@@ -1810,7 +3705,7 @@
       </w:rPr>
     </w:lvl>
   </w:abstractNum>
-  <w:abstractNum w:abstractNumId="1" w15:restartNumberingAfterBreak="0">
+  <w:abstractNum w:abstractNumId="2" w15:restartNumberingAfterBreak="0">
     <w:nsid w:val="0A4E743D"/>
     <w:multiLevelType w:val="multilevel"/>
     <w:tmpl w:val="F1804014"/>
@@ -1842,6 +3737,304 @@
         <w:rFonts w:hint="default"/>
       </w:rPr>
     </w:lvl>
+    <w:lvl w:ilvl="2">
+      <w:start w:val="1"/>
+      <w:numFmt w:val="bullet"/>
+      <w:lvlText w:val=""/>
+      <w:lvlJc w:val="left"/>
+      <w:pPr>
+        <w:tabs>
+          <w:tab w:val="num" w:pos="2160"/>
+        </w:tabs>
+        <w:ind w:left="2160" w:hanging="360"/>
+      </w:pPr>
+      <w:rPr>
+        <w:rFonts w:ascii="Wingdings" w:hAnsi="Wingdings" w:hint="default"/>
+        <w:sz w:val="20"/>
+      </w:rPr>
+    </w:lvl>
+    <w:lvl w:ilvl="3">
+      <w:start w:val="1"/>
+      <w:numFmt w:val="bullet"/>
+      <w:lvlText w:val=""/>
+      <w:lvlJc w:val="left"/>
+      <w:pPr>
+        <w:tabs>
+          <w:tab w:val="num" w:pos="2880"/>
+        </w:tabs>
+        <w:ind w:left="2880" w:hanging="360"/>
+      </w:pPr>
+      <w:rPr>
+        <w:rFonts w:ascii="Wingdings" w:hAnsi="Wingdings" w:hint="default"/>
+        <w:sz w:val="20"/>
+      </w:rPr>
+    </w:lvl>
+    <w:lvl w:ilvl="4" w:tentative="1">
+      <w:start w:val="1"/>
+      <w:numFmt w:val="bullet"/>
+      <w:lvlText w:val=""/>
+      <w:lvlJc w:val="left"/>
+      <w:pPr>
+        <w:tabs>
+          <w:tab w:val="num" w:pos="3600"/>
+        </w:tabs>
+        <w:ind w:left="3600" w:hanging="360"/>
+      </w:pPr>
+      <w:rPr>
+        <w:rFonts w:ascii="Wingdings" w:hAnsi="Wingdings" w:hint="default"/>
+        <w:sz w:val="20"/>
+      </w:rPr>
+    </w:lvl>
+    <w:lvl w:ilvl="5" w:tentative="1">
+      <w:start w:val="1"/>
+      <w:numFmt w:val="bullet"/>
+      <w:lvlText w:val=""/>
+      <w:lvlJc w:val="left"/>
+      <w:pPr>
+        <w:tabs>
+          <w:tab w:val="num" w:pos="4320"/>
+        </w:tabs>
+        <w:ind w:left="4320" w:hanging="360"/>
+      </w:pPr>
+      <w:rPr>
+        <w:rFonts w:ascii="Wingdings" w:hAnsi="Wingdings" w:hint="default"/>
+        <w:sz w:val="20"/>
+      </w:rPr>
+    </w:lvl>
+    <w:lvl w:ilvl="6" w:tentative="1">
+      <w:start w:val="1"/>
+      <w:numFmt w:val="bullet"/>
+      <w:lvlText w:val=""/>
+      <w:lvlJc w:val="left"/>
+      <w:pPr>
+        <w:tabs>
+          <w:tab w:val="num" w:pos="5040"/>
+        </w:tabs>
+        <w:ind w:left="5040" w:hanging="360"/>
+      </w:pPr>
+      <w:rPr>
+        <w:rFonts w:ascii="Wingdings" w:hAnsi="Wingdings" w:hint="default"/>
+        <w:sz w:val="20"/>
+      </w:rPr>
+    </w:lvl>
+    <w:lvl w:ilvl="7" w:tentative="1">
+      <w:start w:val="1"/>
+      <w:numFmt w:val="bullet"/>
+      <w:lvlText w:val=""/>
+      <w:lvlJc w:val="left"/>
+      <w:pPr>
+        <w:tabs>
+          <w:tab w:val="num" w:pos="5760"/>
+        </w:tabs>
+        <w:ind w:left="5760" w:hanging="360"/>
+      </w:pPr>
+      <w:rPr>
+        <w:rFonts w:ascii="Wingdings" w:hAnsi="Wingdings" w:hint="default"/>
+        <w:sz w:val="20"/>
+      </w:rPr>
+    </w:lvl>
+    <w:lvl w:ilvl="8" w:tentative="1">
+      <w:start w:val="1"/>
+      <w:numFmt w:val="bullet"/>
+      <w:lvlText w:val=""/>
+      <w:lvlJc w:val="left"/>
+      <w:pPr>
+        <w:tabs>
+          <w:tab w:val="num" w:pos="6480"/>
+        </w:tabs>
+        <w:ind w:left="6480" w:hanging="360"/>
+      </w:pPr>
+      <w:rPr>
+        <w:rFonts w:ascii="Wingdings" w:hAnsi="Wingdings" w:hint="default"/>
+        <w:sz w:val="20"/>
+      </w:rPr>
+    </w:lvl>
+  </w:abstractNum>
+  <w:abstractNum w:abstractNumId="3" w15:restartNumberingAfterBreak="0">
+    <w:nsid w:val="10DB6736"/>
+    <w:multiLevelType w:val="multilevel"/>
+    <w:tmpl w:val="8354D00A"/>
+    <w:lvl w:ilvl="0">
+      <w:start w:val="1"/>
+      <w:numFmt w:val="bullet"/>
+      <w:lvlText w:val=""/>
+      <w:lvlJc w:val="left"/>
+      <w:pPr>
+        <w:tabs>
+          <w:tab w:val="num" w:pos="720"/>
+        </w:tabs>
+        <w:ind w:left="720" w:hanging="360"/>
+      </w:pPr>
+      <w:rPr>
+        <w:rFonts w:ascii="Symbol" w:hAnsi="Symbol" w:hint="default"/>
+        <w:sz w:val="20"/>
+      </w:rPr>
+    </w:lvl>
+    <w:lvl w:ilvl="1">
+      <w:start w:val="1"/>
+      <w:numFmt w:val="bullet"/>
+      <w:lvlText w:val="o"/>
+      <w:lvlJc w:val="left"/>
+      <w:pPr>
+        <w:tabs>
+          <w:tab w:val="num" w:pos="1440"/>
+        </w:tabs>
+        <w:ind w:left="1440" w:hanging="360"/>
+      </w:pPr>
+      <w:rPr>
+        <w:rFonts w:ascii="Courier New" w:hAnsi="Courier New" w:hint="default"/>
+        <w:sz w:val="20"/>
+      </w:rPr>
+    </w:lvl>
+    <w:lvl w:ilvl="2">
+      <w:start w:val="1"/>
+      <w:numFmt w:val="bullet"/>
+      <w:lvlText w:val=""/>
+      <w:lvlJc w:val="left"/>
+      <w:pPr>
+        <w:tabs>
+          <w:tab w:val="num" w:pos="2160"/>
+        </w:tabs>
+        <w:ind w:left="2160" w:hanging="360"/>
+      </w:pPr>
+      <w:rPr>
+        <w:rFonts w:ascii="Wingdings" w:hAnsi="Wingdings" w:hint="default"/>
+        <w:sz w:val="20"/>
+      </w:rPr>
+    </w:lvl>
+    <w:lvl w:ilvl="3" w:tentative="1">
+      <w:start w:val="1"/>
+      <w:numFmt w:val="bullet"/>
+      <w:lvlText w:val=""/>
+      <w:lvlJc w:val="left"/>
+      <w:pPr>
+        <w:tabs>
+          <w:tab w:val="num" w:pos="2880"/>
+        </w:tabs>
+        <w:ind w:left="2880" w:hanging="360"/>
+      </w:pPr>
+      <w:rPr>
+        <w:rFonts w:ascii="Wingdings" w:hAnsi="Wingdings" w:hint="default"/>
+        <w:sz w:val="20"/>
+      </w:rPr>
+    </w:lvl>
+    <w:lvl w:ilvl="4" w:tentative="1">
+      <w:start w:val="1"/>
+      <w:numFmt w:val="bullet"/>
+      <w:lvlText w:val=""/>
+      <w:lvlJc w:val="left"/>
+      <w:pPr>
+        <w:tabs>
+          <w:tab w:val="num" w:pos="3600"/>
+        </w:tabs>
+        <w:ind w:left="3600" w:hanging="360"/>
+      </w:pPr>
+      <w:rPr>
+        <w:rFonts w:ascii="Wingdings" w:hAnsi="Wingdings" w:hint="default"/>
+        <w:sz w:val="20"/>
+      </w:rPr>
+    </w:lvl>
+    <w:lvl w:ilvl="5" w:tentative="1">
+      <w:start w:val="1"/>
+      <w:numFmt w:val="bullet"/>
+      <w:lvlText w:val=""/>
+      <w:lvlJc w:val="left"/>
+      <w:pPr>
+        <w:tabs>
+          <w:tab w:val="num" w:pos="4320"/>
+        </w:tabs>
+        <w:ind w:left="4320" w:hanging="360"/>
+      </w:pPr>
+      <w:rPr>
+        <w:rFonts w:ascii="Wingdings" w:hAnsi="Wingdings" w:hint="default"/>
+        <w:sz w:val="20"/>
+      </w:rPr>
+    </w:lvl>
+    <w:lvl w:ilvl="6" w:tentative="1">
+      <w:start w:val="1"/>
+      <w:numFmt w:val="bullet"/>
+      <w:lvlText w:val=""/>
+      <w:lvlJc w:val="left"/>
+      <w:pPr>
+        <w:tabs>
+          <w:tab w:val="num" w:pos="5040"/>
+        </w:tabs>
+        <w:ind w:left="5040" w:hanging="360"/>
+      </w:pPr>
+      <w:rPr>
+        <w:rFonts w:ascii="Wingdings" w:hAnsi="Wingdings" w:hint="default"/>
+        <w:sz w:val="20"/>
+      </w:rPr>
+    </w:lvl>
+    <w:lvl w:ilvl="7" w:tentative="1">
+      <w:start w:val="1"/>
+      <w:numFmt w:val="bullet"/>
+      <w:lvlText w:val=""/>
+      <w:lvlJc w:val="left"/>
+      <w:pPr>
+        <w:tabs>
+          <w:tab w:val="num" w:pos="5760"/>
+        </w:tabs>
+        <w:ind w:left="5760" w:hanging="360"/>
+      </w:pPr>
+      <w:rPr>
+        <w:rFonts w:ascii="Wingdings" w:hAnsi="Wingdings" w:hint="default"/>
+        <w:sz w:val="20"/>
+      </w:rPr>
+    </w:lvl>
+    <w:lvl w:ilvl="8" w:tentative="1">
+      <w:start w:val="1"/>
+      <w:numFmt w:val="bullet"/>
+      <w:lvlText w:val=""/>
+      <w:lvlJc w:val="left"/>
+      <w:pPr>
+        <w:tabs>
+          <w:tab w:val="num" w:pos="6480"/>
+        </w:tabs>
+        <w:ind w:left="6480" w:hanging="360"/>
+      </w:pPr>
+      <w:rPr>
+        <w:rFonts w:ascii="Wingdings" w:hAnsi="Wingdings" w:hint="default"/>
+        <w:sz w:val="20"/>
+      </w:rPr>
+    </w:lvl>
+  </w:abstractNum>
+  <w:abstractNum w:abstractNumId="4" w15:restartNumberingAfterBreak="0">
+    <w:nsid w:val="12561747"/>
+    <w:multiLevelType w:val="multilevel"/>
+    <w:tmpl w:val="58AAD430"/>
+    <w:lvl w:ilvl="0">
+      <w:start w:val="1"/>
+      <w:numFmt w:val="bullet"/>
+      <w:lvlText w:val=""/>
+      <w:lvlJc w:val="left"/>
+      <w:pPr>
+        <w:tabs>
+          <w:tab w:val="num" w:pos="2460"/>
+        </w:tabs>
+        <w:ind w:left="2460" w:hanging="360"/>
+      </w:pPr>
+      <w:rPr>
+        <w:rFonts w:ascii="Symbol" w:hAnsi="Symbol" w:hint="default"/>
+        <w:sz w:val="20"/>
+      </w:rPr>
+    </w:lvl>
+    <w:lvl w:ilvl="1" w:tentative="1">
+      <w:start w:val="1"/>
+      <w:numFmt w:val="bullet"/>
+      <w:lvlText w:val="o"/>
+      <w:lvlJc w:val="left"/>
+      <w:pPr>
+        <w:tabs>
+          <w:tab w:val="num" w:pos="3180"/>
+        </w:tabs>
+        <w:ind w:left="3180" w:hanging="360"/>
+      </w:pPr>
+      <w:rPr>
+        <w:rFonts w:ascii="Courier New" w:hAnsi="Courier New" w:hint="default"/>
+        <w:sz w:val="20"/>
+      </w:rPr>
+    </w:lvl>
     <w:lvl w:ilvl="2" w:tentative="1">
       <w:start w:val="1"/>
       <w:numFmt w:val="bullet"/>
@@ -1849,6 +4042,151 @@
       <w:lvlJc w:val="left"/>
       <w:pPr>
         <w:tabs>
+          <w:tab w:val="num" w:pos="3900"/>
+        </w:tabs>
+        <w:ind w:left="3900" w:hanging="360"/>
+      </w:pPr>
+      <w:rPr>
+        <w:rFonts w:ascii="Wingdings" w:hAnsi="Wingdings" w:hint="default"/>
+        <w:sz w:val="20"/>
+      </w:rPr>
+    </w:lvl>
+    <w:lvl w:ilvl="3" w:tentative="1">
+      <w:start w:val="1"/>
+      <w:numFmt w:val="bullet"/>
+      <w:lvlText w:val=""/>
+      <w:lvlJc w:val="left"/>
+      <w:pPr>
+        <w:tabs>
+          <w:tab w:val="num" w:pos="4620"/>
+        </w:tabs>
+        <w:ind w:left="4620" w:hanging="360"/>
+      </w:pPr>
+      <w:rPr>
+        <w:rFonts w:ascii="Wingdings" w:hAnsi="Wingdings" w:hint="default"/>
+        <w:sz w:val="20"/>
+      </w:rPr>
+    </w:lvl>
+    <w:lvl w:ilvl="4" w:tentative="1">
+      <w:start w:val="1"/>
+      <w:numFmt w:val="bullet"/>
+      <w:lvlText w:val=""/>
+      <w:lvlJc w:val="left"/>
+      <w:pPr>
+        <w:tabs>
+          <w:tab w:val="num" w:pos="5340"/>
+        </w:tabs>
+        <w:ind w:left="5340" w:hanging="360"/>
+      </w:pPr>
+      <w:rPr>
+        <w:rFonts w:ascii="Wingdings" w:hAnsi="Wingdings" w:hint="default"/>
+        <w:sz w:val="20"/>
+      </w:rPr>
+    </w:lvl>
+    <w:lvl w:ilvl="5" w:tentative="1">
+      <w:start w:val="1"/>
+      <w:numFmt w:val="bullet"/>
+      <w:lvlText w:val=""/>
+      <w:lvlJc w:val="left"/>
+      <w:pPr>
+        <w:tabs>
+          <w:tab w:val="num" w:pos="6060"/>
+        </w:tabs>
+        <w:ind w:left="6060" w:hanging="360"/>
+      </w:pPr>
+      <w:rPr>
+        <w:rFonts w:ascii="Wingdings" w:hAnsi="Wingdings" w:hint="default"/>
+        <w:sz w:val="20"/>
+      </w:rPr>
+    </w:lvl>
+    <w:lvl w:ilvl="6" w:tentative="1">
+      <w:start w:val="1"/>
+      <w:numFmt w:val="bullet"/>
+      <w:lvlText w:val=""/>
+      <w:lvlJc w:val="left"/>
+      <w:pPr>
+        <w:tabs>
+          <w:tab w:val="num" w:pos="6780"/>
+        </w:tabs>
+        <w:ind w:left="6780" w:hanging="360"/>
+      </w:pPr>
+      <w:rPr>
+        <w:rFonts w:ascii="Wingdings" w:hAnsi="Wingdings" w:hint="default"/>
+        <w:sz w:val="20"/>
+      </w:rPr>
+    </w:lvl>
+    <w:lvl w:ilvl="7" w:tentative="1">
+      <w:start w:val="1"/>
+      <w:numFmt w:val="bullet"/>
+      <w:lvlText w:val=""/>
+      <w:lvlJc w:val="left"/>
+      <w:pPr>
+        <w:tabs>
+          <w:tab w:val="num" w:pos="7500"/>
+        </w:tabs>
+        <w:ind w:left="7500" w:hanging="360"/>
+      </w:pPr>
+      <w:rPr>
+        <w:rFonts w:ascii="Wingdings" w:hAnsi="Wingdings" w:hint="default"/>
+        <w:sz w:val="20"/>
+      </w:rPr>
+    </w:lvl>
+    <w:lvl w:ilvl="8" w:tentative="1">
+      <w:start w:val="1"/>
+      <w:numFmt w:val="bullet"/>
+      <w:lvlText w:val=""/>
+      <w:lvlJc w:val="left"/>
+      <w:pPr>
+        <w:tabs>
+          <w:tab w:val="num" w:pos="8220"/>
+        </w:tabs>
+        <w:ind w:left="8220" w:hanging="360"/>
+      </w:pPr>
+      <w:rPr>
+        <w:rFonts w:ascii="Wingdings" w:hAnsi="Wingdings" w:hint="default"/>
+        <w:sz w:val="20"/>
+      </w:rPr>
+    </w:lvl>
+  </w:abstractNum>
+  <w:abstractNum w:abstractNumId="5" w15:restartNumberingAfterBreak="0">
+    <w:nsid w:val="173E5AFB"/>
+    <w:multiLevelType w:val="multilevel"/>
+    <w:tmpl w:val="F1804014"/>
+    <w:lvl w:ilvl="0">
+      <w:start w:val="1"/>
+      <w:numFmt w:val="bullet"/>
+      <w:lvlText w:val=""/>
+      <w:lvlJc w:val="left"/>
+      <w:pPr>
+        <w:tabs>
+          <w:tab w:val="num" w:pos="720"/>
+        </w:tabs>
+        <w:ind w:left="720" w:hanging="360"/>
+      </w:pPr>
+      <w:rPr>
+        <w:rFonts w:ascii="Symbol" w:hAnsi="Symbol" w:hint="default"/>
+        <w:sz w:val="20"/>
+      </w:rPr>
+    </w:lvl>
+    <w:lvl w:ilvl="1">
+      <w:start w:val="1"/>
+      <w:numFmt w:val="decimal"/>
+      <w:lvlText w:val="（%2）"/>
+      <w:lvlJc w:val="left"/>
+      <w:pPr>
+        <w:ind w:left="1800" w:hanging="720"/>
+      </w:pPr>
+      <w:rPr>
+        <w:rFonts w:hint="default"/>
+      </w:rPr>
+    </w:lvl>
+    <w:lvl w:ilvl="2">
+      <w:start w:val="1"/>
+      <w:numFmt w:val="bullet"/>
+      <w:lvlText w:val=""/>
+      <w:lvlJc w:val="left"/>
+      <w:pPr>
+        <w:tabs>
           <w:tab w:val="num" w:pos="2160"/>
         </w:tabs>
         <w:ind w:left="2160" w:hanging="360"/>
@@ -1858,7 +4196,7 @@
         <w:sz w:val="20"/>
       </w:rPr>
     </w:lvl>
-    <w:lvl w:ilvl="3" w:tentative="1">
+    <w:lvl w:ilvl="3">
       <w:start w:val="1"/>
       <w:numFmt w:val="bullet"/>
       <w:lvlText w:val=""/>
@@ -1955,7 +4293,7 @@
       </w:rPr>
     </w:lvl>
   </w:abstractNum>
-  <w:abstractNum w:abstractNumId="2" w15:restartNumberingAfterBreak="0">
+  <w:abstractNum w:abstractNumId="6" w15:restartNumberingAfterBreak="0">
     <w:nsid w:val="21F86954"/>
     <w:multiLevelType w:val="hybridMultilevel"/>
     <w:tmpl w:val="B9B4B9AC"/>
@@ -2044,7 +4382,450 @@
       </w:pPr>
     </w:lvl>
   </w:abstractNum>
-  <w:abstractNum w:abstractNumId="3" w15:restartNumberingAfterBreak="0">
+  <w:abstractNum w:abstractNumId="7" w15:restartNumberingAfterBreak="0">
+    <w:nsid w:val="25F1522E"/>
+    <w:multiLevelType w:val="multilevel"/>
+    <w:tmpl w:val="8354D00A"/>
+    <w:lvl w:ilvl="0">
+      <w:start w:val="1"/>
+      <w:numFmt w:val="bullet"/>
+      <w:lvlText w:val=""/>
+      <w:lvlJc w:val="left"/>
+      <w:pPr>
+        <w:tabs>
+          <w:tab w:val="num" w:pos="720"/>
+        </w:tabs>
+        <w:ind w:left="720" w:hanging="360"/>
+      </w:pPr>
+      <w:rPr>
+        <w:rFonts w:ascii="Symbol" w:hAnsi="Symbol" w:hint="default"/>
+        <w:sz w:val="20"/>
+      </w:rPr>
+    </w:lvl>
+    <w:lvl w:ilvl="1">
+      <w:start w:val="1"/>
+      <w:numFmt w:val="bullet"/>
+      <w:lvlText w:val="o"/>
+      <w:lvlJc w:val="left"/>
+      <w:pPr>
+        <w:tabs>
+          <w:tab w:val="num" w:pos="1440"/>
+        </w:tabs>
+        <w:ind w:left="1440" w:hanging="360"/>
+      </w:pPr>
+      <w:rPr>
+        <w:rFonts w:ascii="Courier New" w:hAnsi="Courier New" w:hint="default"/>
+        <w:sz w:val="20"/>
+      </w:rPr>
+    </w:lvl>
+    <w:lvl w:ilvl="2" w:tentative="1">
+      <w:start w:val="1"/>
+      <w:numFmt w:val="bullet"/>
+      <w:lvlText w:val=""/>
+      <w:lvlJc w:val="left"/>
+      <w:pPr>
+        <w:tabs>
+          <w:tab w:val="num" w:pos="2160"/>
+        </w:tabs>
+        <w:ind w:left="2160" w:hanging="360"/>
+      </w:pPr>
+      <w:rPr>
+        <w:rFonts w:ascii="Wingdings" w:hAnsi="Wingdings" w:hint="default"/>
+        <w:sz w:val="20"/>
+      </w:rPr>
+    </w:lvl>
+    <w:lvl w:ilvl="3" w:tentative="1">
+      <w:start w:val="1"/>
+      <w:numFmt w:val="bullet"/>
+      <w:lvlText w:val=""/>
+      <w:lvlJc w:val="left"/>
+      <w:pPr>
+        <w:tabs>
+          <w:tab w:val="num" w:pos="2880"/>
+        </w:tabs>
+        <w:ind w:left="2880" w:hanging="360"/>
+      </w:pPr>
+      <w:rPr>
+        <w:rFonts w:ascii="Wingdings" w:hAnsi="Wingdings" w:hint="default"/>
+        <w:sz w:val="20"/>
+      </w:rPr>
+    </w:lvl>
+    <w:lvl w:ilvl="4" w:tentative="1">
+      <w:start w:val="1"/>
+      <w:numFmt w:val="bullet"/>
+      <w:lvlText w:val=""/>
+      <w:lvlJc w:val="left"/>
+      <w:pPr>
+        <w:tabs>
+          <w:tab w:val="num" w:pos="3600"/>
+        </w:tabs>
+        <w:ind w:left="3600" w:hanging="360"/>
+      </w:pPr>
+      <w:rPr>
+        <w:rFonts w:ascii="Wingdings" w:hAnsi="Wingdings" w:hint="default"/>
+        <w:sz w:val="20"/>
+      </w:rPr>
+    </w:lvl>
+    <w:lvl w:ilvl="5" w:tentative="1">
+      <w:start w:val="1"/>
+      <w:numFmt w:val="bullet"/>
+      <w:lvlText w:val=""/>
+      <w:lvlJc w:val="left"/>
+      <w:pPr>
+        <w:tabs>
+          <w:tab w:val="num" w:pos="4320"/>
+        </w:tabs>
+        <w:ind w:left="4320" w:hanging="360"/>
+      </w:pPr>
+      <w:rPr>
+        <w:rFonts w:ascii="Wingdings" w:hAnsi="Wingdings" w:hint="default"/>
+        <w:sz w:val="20"/>
+      </w:rPr>
+    </w:lvl>
+    <w:lvl w:ilvl="6" w:tentative="1">
+      <w:start w:val="1"/>
+      <w:numFmt w:val="bullet"/>
+      <w:lvlText w:val=""/>
+      <w:lvlJc w:val="left"/>
+      <w:pPr>
+        <w:tabs>
+          <w:tab w:val="num" w:pos="5040"/>
+        </w:tabs>
+        <w:ind w:left="5040" w:hanging="360"/>
+      </w:pPr>
+      <w:rPr>
+        <w:rFonts w:ascii="Wingdings" w:hAnsi="Wingdings" w:hint="default"/>
+        <w:sz w:val="20"/>
+      </w:rPr>
+    </w:lvl>
+    <w:lvl w:ilvl="7" w:tentative="1">
+      <w:start w:val="1"/>
+      <w:numFmt w:val="bullet"/>
+      <w:lvlText w:val=""/>
+      <w:lvlJc w:val="left"/>
+      <w:pPr>
+        <w:tabs>
+          <w:tab w:val="num" w:pos="5760"/>
+        </w:tabs>
+        <w:ind w:left="5760" w:hanging="360"/>
+      </w:pPr>
+      <w:rPr>
+        <w:rFonts w:ascii="Wingdings" w:hAnsi="Wingdings" w:hint="default"/>
+        <w:sz w:val="20"/>
+      </w:rPr>
+    </w:lvl>
+    <w:lvl w:ilvl="8" w:tentative="1">
+      <w:start w:val="1"/>
+      <w:numFmt w:val="bullet"/>
+      <w:lvlText w:val=""/>
+      <w:lvlJc w:val="left"/>
+      <w:pPr>
+        <w:tabs>
+          <w:tab w:val="num" w:pos="6480"/>
+        </w:tabs>
+        <w:ind w:left="6480" w:hanging="360"/>
+      </w:pPr>
+      <w:rPr>
+        <w:rFonts w:ascii="Wingdings" w:hAnsi="Wingdings" w:hint="default"/>
+        <w:sz w:val="20"/>
+      </w:rPr>
+    </w:lvl>
+  </w:abstractNum>
+  <w:abstractNum w:abstractNumId="8" w15:restartNumberingAfterBreak="0">
+    <w:nsid w:val="28A20FC7"/>
+    <w:multiLevelType w:val="multilevel"/>
+    <w:tmpl w:val="035412A8"/>
+    <w:lvl w:ilvl="0">
+      <w:start w:val="1"/>
+      <w:numFmt w:val="bullet"/>
+      <w:lvlText w:val=""/>
+      <w:lvlJc w:val="left"/>
+      <w:pPr>
+        <w:tabs>
+          <w:tab w:val="num" w:pos="1770"/>
+        </w:tabs>
+        <w:ind w:left="1770" w:hanging="360"/>
+      </w:pPr>
+      <w:rPr>
+        <w:rFonts w:ascii="Symbol" w:hAnsi="Symbol" w:hint="default"/>
+        <w:sz w:val="20"/>
+      </w:rPr>
+    </w:lvl>
+    <w:lvl w:ilvl="1">
+      <w:start w:val="1"/>
+      <w:numFmt w:val="bullet"/>
+      <w:lvlText w:val="o"/>
+      <w:lvlJc w:val="left"/>
+      <w:pPr>
+        <w:tabs>
+          <w:tab w:val="num" w:pos="2490"/>
+        </w:tabs>
+        <w:ind w:left="2490" w:hanging="360"/>
+      </w:pPr>
+      <w:rPr>
+        <w:rFonts w:ascii="Courier New" w:hAnsi="Courier New" w:hint="default"/>
+        <w:sz w:val="20"/>
+      </w:rPr>
+    </w:lvl>
+    <w:lvl w:ilvl="2" w:tentative="1">
+      <w:start w:val="1"/>
+      <w:numFmt w:val="bullet"/>
+      <w:lvlText w:val=""/>
+      <w:lvlJc w:val="left"/>
+      <w:pPr>
+        <w:tabs>
+          <w:tab w:val="num" w:pos="3210"/>
+        </w:tabs>
+        <w:ind w:left="3210" w:hanging="360"/>
+      </w:pPr>
+      <w:rPr>
+        <w:rFonts w:ascii="Wingdings" w:hAnsi="Wingdings" w:hint="default"/>
+        <w:sz w:val="20"/>
+      </w:rPr>
+    </w:lvl>
+    <w:lvl w:ilvl="3" w:tentative="1">
+      <w:start w:val="1"/>
+      <w:numFmt w:val="bullet"/>
+      <w:lvlText w:val=""/>
+      <w:lvlJc w:val="left"/>
+      <w:pPr>
+        <w:tabs>
+          <w:tab w:val="num" w:pos="3930"/>
+        </w:tabs>
+        <w:ind w:left="3930" w:hanging="360"/>
+      </w:pPr>
+      <w:rPr>
+        <w:rFonts w:ascii="Wingdings" w:hAnsi="Wingdings" w:hint="default"/>
+        <w:sz w:val="20"/>
+      </w:rPr>
+    </w:lvl>
+    <w:lvl w:ilvl="4" w:tentative="1">
+      <w:start w:val="1"/>
+      <w:numFmt w:val="bullet"/>
+      <w:lvlText w:val=""/>
+      <w:lvlJc w:val="left"/>
+      <w:pPr>
+        <w:tabs>
+          <w:tab w:val="num" w:pos="4650"/>
+        </w:tabs>
+        <w:ind w:left="4650" w:hanging="360"/>
+      </w:pPr>
+      <w:rPr>
+        <w:rFonts w:ascii="Wingdings" w:hAnsi="Wingdings" w:hint="default"/>
+        <w:sz w:val="20"/>
+      </w:rPr>
+    </w:lvl>
+    <w:lvl w:ilvl="5" w:tentative="1">
+      <w:start w:val="1"/>
+      <w:numFmt w:val="bullet"/>
+      <w:lvlText w:val=""/>
+      <w:lvlJc w:val="left"/>
+      <w:pPr>
+        <w:tabs>
+          <w:tab w:val="num" w:pos="5370"/>
+        </w:tabs>
+        <w:ind w:left="5370" w:hanging="360"/>
+      </w:pPr>
+      <w:rPr>
+        <w:rFonts w:ascii="Wingdings" w:hAnsi="Wingdings" w:hint="default"/>
+        <w:sz w:val="20"/>
+      </w:rPr>
+    </w:lvl>
+    <w:lvl w:ilvl="6" w:tentative="1">
+      <w:start w:val="1"/>
+      <w:numFmt w:val="bullet"/>
+      <w:lvlText w:val=""/>
+      <w:lvlJc w:val="left"/>
+      <w:pPr>
+        <w:tabs>
+          <w:tab w:val="num" w:pos="6090"/>
+        </w:tabs>
+        <w:ind w:left="6090" w:hanging="360"/>
+      </w:pPr>
+      <w:rPr>
+        <w:rFonts w:ascii="Wingdings" w:hAnsi="Wingdings" w:hint="default"/>
+        <w:sz w:val="20"/>
+      </w:rPr>
+    </w:lvl>
+    <w:lvl w:ilvl="7" w:tentative="1">
+      <w:start w:val="1"/>
+      <w:numFmt w:val="bullet"/>
+      <w:lvlText w:val=""/>
+      <w:lvlJc w:val="left"/>
+      <w:pPr>
+        <w:tabs>
+          <w:tab w:val="num" w:pos="6810"/>
+        </w:tabs>
+        <w:ind w:left="6810" w:hanging="360"/>
+      </w:pPr>
+      <w:rPr>
+        <w:rFonts w:ascii="Wingdings" w:hAnsi="Wingdings" w:hint="default"/>
+        <w:sz w:val="20"/>
+      </w:rPr>
+    </w:lvl>
+    <w:lvl w:ilvl="8" w:tentative="1">
+      <w:start w:val="1"/>
+      <w:numFmt w:val="bullet"/>
+      <w:lvlText w:val=""/>
+      <w:lvlJc w:val="left"/>
+      <w:pPr>
+        <w:tabs>
+          <w:tab w:val="num" w:pos="7530"/>
+        </w:tabs>
+        <w:ind w:left="7530" w:hanging="360"/>
+      </w:pPr>
+      <w:rPr>
+        <w:rFonts w:ascii="Wingdings" w:hAnsi="Wingdings" w:hint="default"/>
+        <w:sz w:val="20"/>
+      </w:rPr>
+    </w:lvl>
+  </w:abstractNum>
+  <w:abstractNum w:abstractNumId="9" w15:restartNumberingAfterBreak="0">
+    <w:nsid w:val="2BD24CF9"/>
+    <w:multiLevelType w:val="multilevel"/>
+    <w:tmpl w:val="F1804014"/>
+    <w:lvl w:ilvl="0">
+      <w:start w:val="1"/>
+      <w:numFmt w:val="bullet"/>
+      <w:lvlText w:val=""/>
+      <w:lvlJc w:val="left"/>
+      <w:pPr>
+        <w:tabs>
+          <w:tab w:val="num" w:pos="720"/>
+        </w:tabs>
+        <w:ind w:left="720" w:hanging="360"/>
+      </w:pPr>
+      <w:rPr>
+        <w:rFonts w:ascii="Symbol" w:hAnsi="Symbol" w:hint="default"/>
+        <w:sz w:val="20"/>
+      </w:rPr>
+    </w:lvl>
+    <w:lvl w:ilvl="1">
+      <w:start w:val="1"/>
+      <w:numFmt w:val="decimal"/>
+      <w:lvlText w:val="（%2）"/>
+      <w:lvlJc w:val="left"/>
+      <w:pPr>
+        <w:ind w:left="1800" w:hanging="720"/>
+      </w:pPr>
+      <w:rPr>
+        <w:rFonts w:hint="default"/>
+      </w:rPr>
+    </w:lvl>
+    <w:lvl w:ilvl="2">
+      <w:start w:val="1"/>
+      <w:numFmt w:val="bullet"/>
+      <w:lvlText w:val=""/>
+      <w:lvlJc w:val="left"/>
+      <w:pPr>
+        <w:tabs>
+          <w:tab w:val="num" w:pos="2160"/>
+        </w:tabs>
+        <w:ind w:left="2160" w:hanging="360"/>
+      </w:pPr>
+      <w:rPr>
+        <w:rFonts w:ascii="Wingdings" w:hAnsi="Wingdings" w:hint="default"/>
+        <w:sz w:val="20"/>
+      </w:rPr>
+    </w:lvl>
+    <w:lvl w:ilvl="3">
+      <w:start w:val="1"/>
+      <w:numFmt w:val="bullet"/>
+      <w:lvlText w:val=""/>
+      <w:lvlJc w:val="left"/>
+      <w:pPr>
+        <w:tabs>
+          <w:tab w:val="num" w:pos="2880"/>
+        </w:tabs>
+        <w:ind w:left="2880" w:hanging="360"/>
+      </w:pPr>
+      <w:rPr>
+        <w:rFonts w:ascii="Wingdings" w:hAnsi="Wingdings" w:hint="default"/>
+        <w:sz w:val="20"/>
+      </w:rPr>
+    </w:lvl>
+    <w:lvl w:ilvl="4" w:tentative="1">
+      <w:start w:val="1"/>
+      <w:numFmt w:val="bullet"/>
+      <w:lvlText w:val=""/>
+      <w:lvlJc w:val="left"/>
+      <w:pPr>
+        <w:tabs>
+          <w:tab w:val="num" w:pos="3600"/>
+        </w:tabs>
+        <w:ind w:left="3600" w:hanging="360"/>
+      </w:pPr>
+      <w:rPr>
+        <w:rFonts w:ascii="Wingdings" w:hAnsi="Wingdings" w:hint="default"/>
+        <w:sz w:val="20"/>
+      </w:rPr>
+    </w:lvl>
+    <w:lvl w:ilvl="5" w:tentative="1">
+      <w:start w:val="1"/>
+      <w:numFmt w:val="bullet"/>
+      <w:lvlText w:val=""/>
+      <w:lvlJc w:val="left"/>
+      <w:pPr>
+        <w:tabs>
+          <w:tab w:val="num" w:pos="4320"/>
+        </w:tabs>
+        <w:ind w:left="4320" w:hanging="360"/>
+      </w:pPr>
+      <w:rPr>
+        <w:rFonts w:ascii="Wingdings" w:hAnsi="Wingdings" w:hint="default"/>
+        <w:sz w:val="20"/>
+      </w:rPr>
+    </w:lvl>
+    <w:lvl w:ilvl="6" w:tentative="1">
+      <w:start w:val="1"/>
+      <w:numFmt w:val="bullet"/>
+      <w:lvlText w:val=""/>
+      <w:lvlJc w:val="left"/>
+      <w:pPr>
+        <w:tabs>
+          <w:tab w:val="num" w:pos="5040"/>
+        </w:tabs>
+        <w:ind w:left="5040" w:hanging="360"/>
+      </w:pPr>
+      <w:rPr>
+        <w:rFonts w:ascii="Wingdings" w:hAnsi="Wingdings" w:hint="default"/>
+        <w:sz w:val="20"/>
+      </w:rPr>
+    </w:lvl>
+    <w:lvl w:ilvl="7" w:tentative="1">
+      <w:start w:val="1"/>
+      <w:numFmt w:val="bullet"/>
+      <w:lvlText w:val=""/>
+      <w:lvlJc w:val="left"/>
+      <w:pPr>
+        <w:tabs>
+          <w:tab w:val="num" w:pos="5760"/>
+        </w:tabs>
+        <w:ind w:left="5760" w:hanging="360"/>
+      </w:pPr>
+      <w:rPr>
+        <w:rFonts w:ascii="Wingdings" w:hAnsi="Wingdings" w:hint="default"/>
+        <w:sz w:val="20"/>
+      </w:rPr>
+    </w:lvl>
+    <w:lvl w:ilvl="8" w:tentative="1">
+      <w:start w:val="1"/>
+      <w:numFmt w:val="bullet"/>
+      <w:lvlText w:val=""/>
+      <w:lvlJc w:val="left"/>
+      <w:pPr>
+        <w:tabs>
+          <w:tab w:val="num" w:pos="6480"/>
+        </w:tabs>
+        <w:ind w:left="6480" w:hanging="360"/>
+      </w:pPr>
+      <w:rPr>
+        <w:rFonts w:ascii="Wingdings" w:hAnsi="Wingdings" w:hint="default"/>
+        <w:sz w:val="20"/>
+      </w:rPr>
+    </w:lvl>
+  </w:abstractNum>
+  <w:abstractNum w:abstractNumId="10" w15:restartNumberingAfterBreak="0">
     <w:nsid w:val="2E291422"/>
     <w:multiLevelType w:val="multilevel"/>
     <w:tmpl w:val="30C8D932"/>
@@ -2193,7 +4974,96 @@
       </w:rPr>
     </w:lvl>
   </w:abstractNum>
-  <w:abstractNum w:abstractNumId="4" w15:restartNumberingAfterBreak="0">
+  <w:abstractNum w:abstractNumId="11" w15:restartNumberingAfterBreak="0">
+    <w:nsid w:val="320A7425"/>
+    <w:multiLevelType w:val="hybridMultilevel"/>
+    <w:tmpl w:val="C8C6DF86"/>
+    <w:lvl w:ilvl="0" w:tplc="9C284EE2">
+      <w:start w:val="1"/>
+      <w:numFmt w:val="decimal"/>
+      <w:lvlText w:val="（%1）"/>
+      <w:lvlJc w:val="left"/>
+      <w:pPr>
+        <w:ind w:left="1800" w:hanging="720"/>
+      </w:pPr>
+      <w:rPr>
+        <w:rFonts w:hint="default"/>
+      </w:rPr>
+    </w:lvl>
+    <w:lvl w:ilvl="1" w:tplc="04090019" w:tentative="1">
+      <w:start w:val="1"/>
+      <w:numFmt w:val="lowerLetter"/>
+      <w:lvlText w:val="%2)"/>
+      <w:lvlJc w:val="left"/>
+      <w:pPr>
+        <w:ind w:left="1960" w:hanging="440"/>
+      </w:pPr>
+    </w:lvl>
+    <w:lvl w:ilvl="2" w:tplc="0409001B" w:tentative="1">
+      <w:start w:val="1"/>
+      <w:numFmt w:val="lowerRoman"/>
+      <w:lvlText w:val="%3."/>
+      <w:lvlJc w:val="right"/>
+      <w:pPr>
+        <w:ind w:left="2400" w:hanging="440"/>
+      </w:pPr>
+    </w:lvl>
+    <w:lvl w:ilvl="3" w:tplc="0409000F" w:tentative="1">
+      <w:start w:val="1"/>
+      <w:numFmt w:val="decimal"/>
+      <w:lvlText w:val="%4."/>
+      <w:lvlJc w:val="left"/>
+      <w:pPr>
+        <w:ind w:left="2840" w:hanging="440"/>
+      </w:pPr>
+    </w:lvl>
+    <w:lvl w:ilvl="4" w:tplc="04090019" w:tentative="1">
+      <w:start w:val="1"/>
+      <w:numFmt w:val="lowerLetter"/>
+      <w:lvlText w:val="%5)"/>
+      <w:lvlJc w:val="left"/>
+      <w:pPr>
+        <w:ind w:left="3280" w:hanging="440"/>
+      </w:pPr>
+    </w:lvl>
+    <w:lvl w:ilvl="5" w:tplc="0409001B" w:tentative="1">
+      <w:start w:val="1"/>
+      <w:numFmt w:val="lowerRoman"/>
+      <w:lvlText w:val="%6."/>
+      <w:lvlJc w:val="right"/>
+      <w:pPr>
+        <w:ind w:left="3720" w:hanging="440"/>
+      </w:pPr>
+    </w:lvl>
+    <w:lvl w:ilvl="6" w:tplc="0409000F" w:tentative="1">
+      <w:start w:val="1"/>
+      <w:numFmt w:val="decimal"/>
+      <w:lvlText w:val="%7."/>
+      <w:lvlJc w:val="left"/>
+      <w:pPr>
+        <w:ind w:left="4160" w:hanging="440"/>
+      </w:pPr>
+    </w:lvl>
+    <w:lvl w:ilvl="7" w:tplc="04090019" w:tentative="1">
+      <w:start w:val="1"/>
+      <w:numFmt w:val="lowerLetter"/>
+      <w:lvlText w:val="%8)"/>
+      <w:lvlJc w:val="left"/>
+      <w:pPr>
+        <w:ind w:left="4600" w:hanging="440"/>
+      </w:pPr>
+    </w:lvl>
+    <w:lvl w:ilvl="8" w:tplc="0409001B" w:tentative="1">
+      <w:start w:val="1"/>
+      <w:numFmt w:val="lowerRoman"/>
+      <w:lvlText w:val="%9."/>
+      <w:lvlJc w:val="right"/>
+      <w:pPr>
+        <w:ind w:left="5040" w:hanging="440"/>
+      </w:pPr>
+    </w:lvl>
+  </w:abstractNum>
+  <w:abstractNum w:abstractNumId="12" w15:restartNumberingAfterBreak="0">
     <w:nsid w:val="41AE6185"/>
     <w:multiLevelType w:val="multilevel"/>
     <w:tmpl w:val="E15C3840"/>
@@ -2342,7 +5212,334 @@
       </w:rPr>
     </w:lvl>
   </w:abstractNum>
-  <w:abstractNum w:abstractNumId="5" w15:restartNumberingAfterBreak="0">
+  <w:abstractNum w:abstractNumId="13" w15:restartNumberingAfterBreak="0">
+    <w:nsid w:val="49406BE8"/>
+    <w:multiLevelType w:val="hybridMultilevel"/>
+    <w:tmpl w:val="08FE3CD6"/>
+    <w:lvl w:ilvl="0" w:tplc="8BEEBD98">
+      <w:start w:val="1"/>
+      <w:numFmt w:val="decimal"/>
+      <w:lvlText w:val="%1."/>
+      <w:lvlJc w:val="left"/>
+      <w:pPr>
+        <w:ind w:left="360" w:hanging="360"/>
+      </w:pPr>
+      <w:rPr>
+        <w:rFonts w:hint="default"/>
+      </w:rPr>
+    </w:lvl>
+    <w:lvl w:ilvl="1" w:tplc="04090019" w:tentative="1">
+      <w:start w:val="1"/>
+      <w:numFmt w:val="lowerLetter"/>
+      <w:lvlText w:val="%2)"/>
+      <w:lvlJc w:val="left"/>
+      <w:pPr>
+        <w:ind w:left="880" w:hanging="440"/>
+      </w:pPr>
+    </w:lvl>
+    <w:lvl w:ilvl="2" w:tplc="0409001B" w:tentative="1">
+      <w:start w:val="1"/>
+      <w:numFmt w:val="lowerRoman"/>
+      <w:lvlText w:val="%3."/>
+      <w:lvlJc w:val="right"/>
+      <w:pPr>
+        <w:ind w:left="1320" w:hanging="440"/>
+      </w:pPr>
+    </w:lvl>
+    <w:lvl w:ilvl="3" w:tplc="0409000F" w:tentative="1">
+      <w:start w:val="1"/>
+      <w:numFmt w:val="decimal"/>
+      <w:lvlText w:val="%4."/>
+      <w:lvlJc w:val="left"/>
+      <w:pPr>
+        <w:ind w:left="1760" w:hanging="440"/>
+      </w:pPr>
+    </w:lvl>
+    <w:lvl w:ilvl="4" w:tplc="04090019" w:tentative="1">
+      <w:start w:val="1"/>
+      <w:numFmt w:val="lowerLetter"/>
+      <w:lvlText w:val="%5)"/>
+      <w:lvlJc w:val="left"/>
+      <w:pPr>
+        <w:ind w:left="2200" w:hanging="440"/>
+      </w:pPr>
+    </w:lvl>
+    <w:lvl w:ilvl="5" w:tplc="0409001B" w:tentative="1">
+      <w:start w:val="1"/>
+      <w:numFmt w:val="lowerRoman"/>
+      <w:lvlText w:val="%6."/>
+      <w:lvlJc w:val="right"/>
+      <w:pPr>
+        <w:ind w:left="2640" w:hanging="440"/>
+      </w:pPr>
+    </w:lvl>
+    <w:lvl w:ilvl="6" w:tplc="0409000F" w:tentative="1">
+      <w:start w:val="1"/>
+      <w:numFmt w:val="decimal"/>
+      <w:lvlText w:val="%7."/>
+      <w:lvlJc w:val="left"/>
+      <w:pPr>
+        <w:ind w:left="3080" w:hanging="440"/>
+      </w:pPr>
+    </w:lvl>
+    <w:lvl w:ilvl="7" w:tplc="04090019" w:tentative="1">
+      <w:start w:val="1"/>
+      <w:numFmt w:val="lowerLetter"/>
+      <w:lvlText w:val="%8)"/>
+      <w:lvlJc w:val="left"/>
+      <w:pPr>
+        <w:ind w:left="3520" w:hanging="440"/>
+      </w:pPr>
+    </w:lvl>
+    <w:lvl w:ilvl="8" w:tplc="0409001B" w:tentative="1">
+      <w:start w:val="1"/>
+      <w:numFmt w:val="lowerRoman"/>
+      <w:lvlText w:val="%9."/>
+      <w:lvlJc w:val="right"/>
+      <w:pPr>
+        <w:ind w:left="3960" w:hanging="440"/>
+      </w:pPr>
+    </w:lvl>
+  </w:abstractNum>
+  <w:abstractNum w:abstractNumId="14" w15:restartNumberingAfterBreak="0">
+    <w:nsid w:val="596B255A"/>
+    <w:multiLevelType w:val="multilevel"/>
+    <w:tmpl w:val="4A10B706"/>
+    <w:lvl w:ilvl="0">
+      <w:start w:val="1"/>
+      <w:numFmt w:val="bullet"/>
+      <w:lvlText w:val=""/>
+      <w:lvlJc w:val="left"/>
+      <w:pPr>
+        <w:tabs>
+          <w:tab w:val="num" w:pos="1140"/>
+        </w:tabs>
+        <w:ind w:left="1140" w:hanging="360"/>
+      </w:pPr>
+      <w:rPr>
+        <w:rFonts w:ascii="Symbol" w:hAnsi="Symbol" w:hint="default"/>
+        <w:sz w:val="20"/>
+      </w:rPr>
+    </w:lvl>
+    <w:lvl w:ilvl="1">
+      <w:start w:val="1"/>
+      <w:numFmt w:val="bullet"/>
+      <w:lvlText w:val="o"/>
+      <w:lvlJc w:val="left"/>
+      <w:pPr>
+        <w:tabs>
+          <w:tab w:val="num" w:pos="1860"/>
+        </w:tabs>
+        <w:ind w:left="1860" w:hanging="360"/>
+      </w:pPr>
+      <w:rPr>
+        <w:rFonts w:ascii="Courier New" w:hAnsi="Courier New" w:hint="default"/>
+        <w:sz w:val="20"/>
+      </w:rPr>
+    </w:lvl>
+    <w:lvl w:ilvl="2">
+      <w:start w:val="1"/>
+      <w:numFmt w:val="bullet"/>
+      <w:lvlText w:val=""/>
+      <w:lvlJc w:val="left"/>
+      <w:pPr>
+        <w:tabs>
+          <w:tab w:val="num" w:pos="2580"/>
+        </w:tabs>
+        <w:ind w:left="2580" w:hanging="360"/>
+      </w:pPr>
+      <w:rPr>
+        <w:rFonts w:ascii="Wingdings" w:hAnsi="Wingdings" w:hint="default"/>
+        <w:sz w:val="20"/>
+      </w:rPr>
+    </w:lvl>
+    <w:lvl w:ilvl="3" w:tentative="1">
+      <w:start w:val="1"/>
+      <w:numFmt w:val="bullet"/>
+      <w:lvlText w:val=""/>
+      <w:lvlJc w:val="left"/>
+      <w:pPr>
+        <w:tabs>
+          <w:tab w:val="num" w:pos="3300"/>
+        </w:tabs>
+        <w:ind w:left="3300" w:hanging="360"/>
+      </w:pPr>
+      <w:rPr>
+        <w:rFonts w:ascii="Wingdings" w:hAnsi="Wingdings" w:hint="default"/>
+        <w:sz w:val="20"/>
+      </w:rPr>
+    </w:lvl>
+    <w:lvl w:ilvl="4" w:tentative="1">
+      <w:start w:val="1"/>
+      <w:numFmt w:val="bullet"/>
+      <w:lvlText w:val=""/>
+      <w:lvlJc w:val="left"/>
+      <w:pPr>
+        <w:tabs>
+          <w:tab w:val="num" w:pos="4020"/>
+        </w:tabs>
+        <w:ind w:left="4020" w:hanging="360"/>
+      </w:pPr>
+      <w:rPr>
+        <w:rFonts w:ascii="Wingdings" w:hAnsi="Wingdings" w:hint="default"/>
+        <w:sz w:val="20"/>
+      </w:rPr>
+    </w:lvl>
+    <w:lvl w:ilvl="5" w:tentative="1">
+      <w:start w:val="1"/>
+      <w:numFmt w:val="bullet"/>
+      <w:lvlText w:val=""/>
+      <w:lvlJc w:val="left"/>
+      <w:pPr>
+        <w:tabs>
+          <w:tab w:val="num" w:pos="4740"/>
+        </w:tabs>
+        <w:ind w:left="4740" w:hanging="360"/>
+      </w:pPr>
+      <w:rPr>
+        <w:rFonts w:ascii="Wingdings" w:hAnsi="Wingdings" w:hint="default"/>
+        <w:sz w:val="20"/>
+      </w:rPr>
+    </w:lvl>
+    <w:lvl w:ilvl="6" w:tentative="1">
+      <w:start w:val="1"/>
+      <w:numFmt w:val="bullet"/>
+      <w:lvlText w:val=""/>
+      <w:lvlJc w:val="left"/>
+      <w:pPr>
+        <w:tabs>
+          <w:tab w:val="num" w:pos="5460"/>
+        </w:tabs>
+        <w:ind w:left="5460" w:hanging="360"/>
+      </w:pPr>
+      <w:rPr>
+        <w:rFonts w:ascii="Wingdings" w:hAnsi="Wingdings" w:hint="default"/>
+        <w:sz w:val="20"/>
+      </w:rPr>
+    </w:lvl>
+    <w:lvl w:ilvl="7" w:tentative="1">
+      <w:start w:val="1"/>
+      <w:numFmt w:val="bullet"/>
+      <w:lvlText w:val=""/>
+      <w:lvlJc w:val="left"/>
+      <w:pPr>
+        <w:tabs>
+          <w:tab w:val="num" w:pos="6180"/>
+        </w:tabs>
+        <w:ind w:left="6180" w:hanging="360"/>
+      </w:pPr>
+      <w:rPr>
+        <w:rFonts w:ascii="Wingdings" w:hAnsi="Wingdings" w:hint="default"/>
+        <w:sz w:val="20"/>
+      </w:rPr>
+    </w:lvl>
+    <w:lvl w:ilvl="8" w:tentative="1">
+      <w:start w:val="1"/>
+      <w:numFmt w:val="bullet"/>
+      <w:lvlText w:val=""/>
+      <w:lvlJc w:val="left"/>
+      <w:pPr>
+        <w:tabs>
+          <w:tab w:val="num" w:pos="6900"/>
+        </w:tabs>
+        <w:ind w:left="6900" w:hanging="360"/>
+      </w:pPr>
+      <w:rPr>
+        <w:rFonts w:ascii="Wingdings" w:hAnsi="Wingdings" w:hint="default"/>
+        <w:sz w:val="20"/>
+      </w:rPr>
+    </w:lvl>
+  </w:abstractNum>
+  <w:abstractNum w:abstractNumId="15" w15:restartNumberingAfterBreak="0">
+    <w:nsid w:val="5AE723F1"/>
+    <w:multiLevelType w:val="hybridMultilevel"/>
+    <w:tmpl w:val="C5C21A4E"/>
+    <w:lvl w:ilvl="0" w:tplc="46C2F72A">
+      <w:start w:val="1"/>
+      <w:numFmt w:val="japaneseCounting"/>
+      <w:lvlText w:val="（%1）"/>
+      <w:lvlJc w:val="left"/>
+      <w:pPr>
+        <w:ind w:left="1193" w:hanging="833"/>
+      </w:pPr>
+      <w:rPr>
+        <w:rFonts w:hint="default"/>
+      </w:rPr>
+    </w:lvl>
+    <w:lvl w:ilvl="1" w:tplc="04090019" w:tentative="1">
+      <w:start w:val="1"/>
+      <w:numFmt w:val="lowerLetter"/>
+      <w:lvlText w:val="%2)"/>
+      <w:lvlJc w:val="left"/>
+      <w:pPr>
+        <w:ind w:left="1240" w:hanging="440"/>
+      </w:pPr>
+    </w:lvl>
+    <w:lvl w:ilvl="2" w:tplc="0409001B" w:tentative="1">
+      <w:start w:val="1"/>
+      <w:numFmt w:val="lowerRoman"/>
+      <w:lvlText w:val="%3."/>
+      <w:lvlJc w:val="right"/>
+      <w:pPr>
+        <w:ind w:left="1680" w:hanging="440"/>
+      </w:pPr>
+    </w:lvl>
+    <w:lvl w:ilvl="3" w:tplc="0409000F" w:tentative="1">
+      <w:start w:val="1"/>
+      <w:numFmt w:val="decimal"/>
+      <w:lvlText w:val="%4."/>
+      <w:lvlJc w:val="left"/>
+      <w:pPr>
+        <w:ind w:left="2120" w:hanging="440"/>
+      </w:pPr>
+    </w:lvl>
+    <w:lvl w:ilvl="4" w:tplc="04090019" w:tentative="1">
+      <w:start w:val="1"/>
+      <w:numFmt w:val="lowerLetter"/>
+      <w:lvlText w:val="%5)"/>
+      <w:lvlJc w:val="left"/>
+      <w:pPr>
+        <w:ind w:left="2560" w:hanging="440"/>
+      </w:pPr>
+    </w:lvl>
+    <w:lvl w:ilvl="5" w:tplc="0409001B" w:tentative="1">
+      <w:start w:val="1"/>
+      <w:numFmt w:val="lowerRoman"/>
+      <w:lvlText w:val="%6."/>
+      <w:lvlJc w:val="right"/>
+      <w:pPr>
+        <w:ind w:left="3000" w:hanging="440"/>
+      </w:pPr>
+    </w:lvl>
+    <w:lvl w:ilvl="6" w:tplc="0409000F" w:tentative="1">
+      <w:start w:val="1"/>
+      <w:numFmt w:val="decimal"/>
+      <w:lvlText w:val="%7."/>
+      <w:lvlJc w:val="left"/>
+      <w:pPr>
+        <w:ind w:left="3440" w:hanging="440"/>
+      </w:pPr>
+    </w:lvl>
+    <w:lvl w:ilvl="7" w:tplc="04090019" w:tentative="1">
+      <w:start w:val="1"/>
+      <w:numFmt w:val="lowerLetter"/>
+      <w:lvlText w:val="%8)"/>
+      <w:lvlJc w:val="left"/>
+      <w:pPr>
+        <w:ind w:left="3880" w:hanging="440"/>
+      </w:pPr>
+    </w:lvl>
+    <w:lvl w:ilvl="8" w:tplc="0409001B" w:tentative="1">
+      <w:start w:val="1"/>
+      <w:numFmt w:val="lowerRoman"/>
+      <w:lvlText w:val="%9."/>
+      <w:lvlJc w:val="right"/>
+      <w:pPr>
+        <w:ind w:left="4320" w:hanging="440"/>
+      </w:pPr>
+    </w:lvl>
+  </w:abstractNum>
+  <w:abstractNum w:abstractNumId="16" w15:restartNumberingAfterBreak="0">
     <w:nsid w:val="75150970"/>
     <w:multiLevelType w:val="hybridMultilevel"/>
     <w:tmpl w:val="91DE88C0"/>
@@ -2431,23 +5628,296 @@
       </w:pPr>
     </w:lvl>
   </w:abstractNum>
+  <w:abstractNum w:abstractNumId="17" w15:restartNumberingAfterBreak="0">
+    <w:nsid w:val="78A2368B"/>
+    <w:multiLevelType w:val="multilevel"/>
+    <w:tmpl w:val="F1804014"/>
+    <w:lvl w:ilvl="0">
+      <w:start w:val="1"/>
+      <w:numFmt w:val="bullet"/>
+      <w:lvlText w:val=""/>
+      <w:lvlJc w:val="left"/>
+      <w:pPr>
+        <w:tabs>
+          <w:tab w:val="num" w:pos="720"/>
+        </w:tabs>
+        <w:ind w:left="720" w:hanging="360"/>
+      </w:pPr>
+      <w:rPr>
+        <w:rFonts w:ascii="Symbol" w:hAnsi="Symbol" w:hint="default"/>
+        <w:sz w:val="20"/>
+      </w:rPr>
+    </w:lvl>
+    <w:lvl w:ilvl="1">
+      <w:start w:val="1"/>
+      <w:numFmt w:val="decimal"/>
+      <w:lvlText w:val="（%2）"/>
+      <w:lvlJc w:val="left"/>
+      <w:pPr>
+        <w:ind w:left="1800" w:hanging="720"/>
+      </w:pPr>
+      <w:rPr>
+        <w:rFonts w:hint="default"/>
+      </w:rPr>
+    </w:lvl>
+    <w:lvl w:ilvl="2">
+      <w:start w:val="1"/>
+      <w:numFmt w:val="bullet"/>
+      <w:lvlText w:val=""/>
+      <w:lvlJc w:val="left"/>
+      <w:pPr>
+        <w:tabs>
+          <w:tab w:val="num" w:pos="2160"/>
+        </w:tabs>
+        <w:ind w:left="2160" w:hanging="360"/>
+      </w:pPr>
+      <w:rPr>
+        <w:rFonts w:ascii="Wingdings" w:hAnsi="Wingdings" w:hint="default"/>
+        <w:sz w:val="20"/>
+      </w:rPr>
+    </w:lvl>
+    <w:lvl w:ilvl="3">
+      <w:start w:val="1"/>
+      <w:numFmt w:val="bullet"/>
+      <w:lvlText w:val=""/>
+      <w:lvlJc w:val="left"/>
+      <w:pPr>
+        <w:tabs>
+          <w:tab w:val="num" w:pos="2880"/>
+        </w:tabs>
+        <w:ind w:left="2880" w:hanging="360"/>
+      </w:pPr>
+      <w:rPr>
+        <w:rFonts w:ascii="Wingdings" w:hAnsi="Wingdings" w:hint="default"/>
+        <w:sz w:val="20"/>
+      </w:rPr>
+    </w:lvl>
+    <w:lvl w:ilvl="4" w:tentative="1">
+      <w:start w:val="1"/>
+      <w:numFmt w:val="bullet"/>
+      <w:lvlText w:val=""/>
+      <w:lvlJc w:val="left"/>
+      <w:pPr>
+        <w:tabs>
+          <w:tab w:val="num" w:pos="3600"/>
+        </w:tabs>
+        <w:ind w:left="3600" w:hanging="360"/>
+      </w:pPr>
+      <w:rPr>
+        <w:rFonts w:ascii="Wingdings" w:hAnsi="Wingdings" w:hint="default"/>
+        <w:sz w:val="20"/>
+      </w:rPr>
+    </w:lvl>
+    <w:lvl w:ilvl="5" w:tentative="1">
+      <w:start w:val="1"/>
+      <w:numFmt w:val="bullet"/>
+      <w:lvlText w:val=""/>
+      <w:lvlJc w:val="left"/>
+      <w:pPr>
+        <w:tabs>
+          <w:tab w:val="num" w:pos="4320"/>
+        </w:tabs>
+        <w:ind w:left="4320" w:hanging="360"/>
+      </w:pPr>
+      <w:rPr>
+        <w:rFonts w:ascii="Wingdings" w:hAnsi="Wingdings" w:hint="default"/>
+        <w:sz w:val="20"/>
+      </w:rPr>
+    </w:lvl>
+    <w:lvl w:ilvl="6" w:tentative="1">
+      <w:start w:val="1"/>
+      <w:numFmt w:val="bullet"/>
+      <w:lvlText w:val=""/>
+      <w:lvlJc w:val="left"/>
+      <w:pPr>
+        <w:tabs>
+          <w:tab w:val="num" w:pos="5040"/>
+        </w:tabs>
+        <w:ind w:left="5040" w:hanging="360"/>
+      </w:pPr>
+      <w:rPr>
+        <w:rFonts w:ascii="Wingdings" w:hAnsi="Wingdings" w:hint="default"/>
+        <w:sz w:val="20"/>
+      </w:rPr>
+    </w:lvl>
+    <w:lvl w:ilvl="7" w:tentative="1">
+      <w:start w:val="1"/>
+      <w:numFmt w:val="bullet"/>
+      <w:lvlText w:val=""/>
+      <w:lvlJc w:val="left"/>
+      <w:pPr>
+        <w:tabs>
+          <w:tab w:val="num" w:pos="5760"/>
+        </w:tabs>
+        <w:ind w:left="5760" w:hanging="360"/>
+      </w:pPr>
+      <w:rPr>
+        <w:rFonts w:ascii="Wingdings" w:hAnsi="Wingdings" w:hint="default"/>
+        <w:sz w:val="20"/>
+      </w:rPr>
+    </w:lvl>
+    <w:lvl w:ilvl="8" w:tentative="1">
+      <w:start w:val="1"/>
+      <w:numFmt w:val="bullet"/>
+      <w:lvlText w:val=""/>
+      <w:lvlJc w:val="left"/>
+      <w:pPr>
+        <w:tabs>
+          <w:tab w:val="num" w:pos="6480"/>
+        </w:tabs>
+        <w:ind w:left="6480" w:hanging="360"/>
+      </w:pPr>
+      <w:rPr>
+        <w:rFonts w:ascii="Wingdings" w:hAnsi="Wingdings" w:hint="default"/>
+        <w:sz w:val="20"/>
+      </w:rPr>
+    </w:lvl>
+  </w:abstractNum>
+  <w:abstractNum w:abstractNumId="18" w15:restartNumberingAfterBreak="0">
+    <w:nsid w:val="7AD22F4F"/>
+    <w:multiLevelType w:val="hybridMultilevel"/>
+    <w:tmpl w:val="5E5C77E8"/>
+    <w:lvl w:ilvl="0" w:tplc="D512B9B2">
+      <w:start w:val="1"/>
+      <w:numFmt w:val="decimal"/>
+      <w:lvlText w:val="%1."/>
+      <w:lvlJc w:val="left"/>
+      <w:pPr>
+        <w:ind w:left="360" w:hanging="360"/>
+      </w:pPr>
+      <w:rPr>
+        <w:rFonts w:hint="default"/>
+      </w:rPr>
+    </w:lvl>
+    <w:lvl w:ilvl="1" w:tplc="04090019" w:tentative="1">
+      <w:start w:val="1"/>
+      <w:numFmt w:val="lowerLetter"/>
+      <w:lvlText w:val="%2)"/>
+      <w:lvlJc w:val="left"/>
+      <w:pPr>
+        <w:ind w:left="880" w:hanging="440"/>
+      </w:pPr>
+    </w:lvl>
+    <w:lvl w:ilvl="2" w:tplc="0409001B" w:tentative="1">
+      <w:start w:val="1"/>
+      <w:numFmt w:val="lowerRoman"/>
+      <w:lvlText w:val="%3."/>
+      <w:lvlJc w:val="right"/>
+      <w:pPr>
+        <w:ind w:left="1320" w:hanging="440"/>
+      </w:pPr>
+    </w:lvl>
+    <w:lvl w:ilvl="3" w:tplc="0409000F" w:tentative="1">
+      <w:start w:val="1"/>
+      <w:numFmt w:val="decimal"/>
+      <w:lvlText w:val="%4."/>
+      <w:lvlJc w:val="left"/>
+      <w:pPr>
+        <w:ind w:left="1760" w:hanging="440"/>
+      </w:pPr>
+    </w:lvl>
+    <w:lvl w:ilvl="4" w:tplc="04090019" w:tentative="1">
+      <w:start w:val="1"/>
+      <w:numFmt w:val="lowerLetter"/>
+      <w:lvlText w:val="%5)"/>
+      <w:lvlJc w:val="left"/>
+      <w:pPr>
+        <w:ind w:left="2200" w:hanging="440"/>
+      </w:pPr>
+    </w:lvl>
+    <w:lvl w:ilvl="5" w:tplc="0409001B" w:tentative="1">
+      <w:start w:val="1"/>
+      <w:numFmt w:val="lowerRoman"/>
+      <w:lvlText w:val="%6."/>
+      <w:lvlJc w:val="right"/>
+      <w:pPr>
+        <w:ind w:left="2640" w:hanging="440"/>
+      </w:pPr>
+    </w:lvl>
+    <w:lvl w:ilvl="6" w:tplc="0409000F" w:tentative="1">
+      <w:start w:val="1"/>
+      <w:numFmt w:val="decimal"/>
+      <w:lvlText w:val="%7."/>
+      <w:lvlJc w:val="left"/>
+      <w:pPr>
+        <w:ind w:left="3080" w:hanging="440"/>
+      </w:pPr>
+    </w:lvl>
+    <w:lvl w:ilvl="7" w:tplc="04090019" w:tentative="1">
+      <w:start w:val="1"/>
+      <w:numFmt w:val="lowerLetter"/>
+      <w:lvlText w:val="%8)"/>
+      <w:lvlJc w:val="left"/>
+      <w:pPr>
+        <w:ind w:left="3520" w:hanging="440"/>
+      </w:pPr>
+    </w:lvl>
+    <w:lvl w:ilvl="8" w:tplc="0409001B" w:tentative="1">
+      <w:start w:val="1"/>
+      <w:numFmt w:val="lowerRoman"/>
+      <w:lvlText w:val="%9."/>
+      <w:lvlJc w:val="right"/>
+      <w:pPr>
+        <w:ind w:left="3960" w:hanging="440"/>
+      </w:pPr>
+    </w:lvl>
+  </w:abstractNum>
   <w:num w:numId="1" w16cid:durableId="651953374">
+    <w:abstractNumId w:val="6"/>
+  </w:num>
+  <w:num w:numId="2" w16cid:durableId="416102064">
+    <w:abstractNumId w:val="1"/>
+  </w:num>
+  <w:num w:numId="3" w16cid:durableId="2128157822">
+    <w:abstractNumId w:val="10"/>
+  </w:num>
+  <w:num w:numId="4" w16cid:durableId="698353734">
+    <w:abstractNumId w:val="12"/>
+  </w:num>
+  <w:num w:numId="5" w16cid:durableId="120539681">
     <w:abstractNumId w:val="2"/>
   </w:num>
-  <w:num w:numId="2" w16cid:durableId="416102064">
+  <w:num w:numId="6" w16cid:durableId="294674983">
+    <w:abstractNumId w:val="16"/>
+  </w:num>
+  <w:num w:numId="7" w16cid:durableId="687759661">
+    <w:abstractNumId w:val="11"/>
+  </w:num>
+  <w:num w:numId="8" w16cid:durableId="1693453981">
+    <w:abstractNumId w:val="13"/>
+  </w:num>
+  <w:num w:numId="9" w16cid:durableId="408430853">
+    <w:abstractNumId w:val="18"/>
+  </w:num>
+  <w:num w:numId="10" w16cid:durableId="387608871">
     <w:abstractNumId w:val="0"/>
   </w:num>
-  <w:num w:numId="3" w16cid:durableId="2128157822">
+  <w:num w:numId="11" w16cid:durableId="1452168204">
+    <w:abstractNumId w:val="4"/>
+  </w:num>
+  <w:num w:numId="12" w16cid:durableId="2111197679">
+    <w:abstractNumId w:val="8"/>
+  </w:num>
+  <w:num w:numId="13" w16cid:durableId="492138152">
+    <w:abstractNumId w:val="17"/>
+  </w:num>
+  <w:num w:numId="14" w16cid:durableId="19941449">
+    <w:abstractNumId w:val="14"/>
+  </w:num>
+  <w:num w:numId="15" w16cid:durableId="1976447549">
+    <w:abstractNumId w:val="5"/>
+  </w:num>
+  <w:num w:numId="16" w16cid:durableId="2143114513">
+    <w:abstractNumId w:val="9"/>
+  </w:num>
+  <w:num w:numId="17" w16cid:durableId="1471089751">
     <w:abstractNumId w:val="3"/>
   </w:num>
-  <w:num w:numId="4" w16cid:durableId="698353734">
-    <w:abstractNumId w:val="4"/>
+  <w:num w:numId="18" w16cid:durableId="254439485">
+    <w:abstractNumId w:val="7"/>
   </w:num>
-  <w:num w:numId="5" w16cid:durableId="120539681">
-    <w:abstractNumId w:val="1"/>
-  </w:num>
-  <w:num w:numId="6" w16cid:durableId="294674983">
-    <w:abstractNumId w:val="5"/>
+  <w:num w:numId="19" w16cid:durableId="2045523935">
+    <w:abstractNumId w:val="15"/>
   </w:num>
 </w:numbering>
 </file>
@@ -3054,7 +6524,6 @@
   <w:style w:type="character" w:default="1" w:styleId="a0">
     <w:name w:val="Default Paragraph Font"/>
     <w:uiPriority w:val="1"/>
-    <w:semiHidden/>
     <w:unhideWhenUsed/>
   </w:style>
   <w:style w:type="table" w:default="1" w:styleId="a1">
@@ -3387,6 +6856,36 @@
       <w:szCs w:val="20"/>
     </w:rPr>
   </w:style>
+  <w:style w:type="character" w:styleId="af">
+    <w:name w:val="Strong"/>
+    <w:basedOn w:val="a0"/>
+    <w:uiPriority w:val="22"/>
+    <w:qFormat/>
+    <w:rsid w:val="0056420B"/>
+    <w:rPr>
+      <w:b/>
+      <w:bCs/>
+    </w:rPr>
+  </w:style>
+  <w:style w:type="paragraph" w:styleId="af0">
+    <w:name w:val="Normal (Web)"/>
+    <w:basedOn w:val="a"/>
+    <w:uiPriority w:val="99"/>
+    <w:semiHidden/>
+    <w:unhideWhenUsed/>
+    <w:rsid w:val="0056420B"/>
+    <w:pPr>
+      <w:widowControl/>
+      <w:spacing w:before="100" w:beforeAutospacing="1" w:after="100" w:afterAutospacing="1"/>
+      <w:jc w:val="left"/>
+    </w:pPr>
+    <w:rPr>
+      <w:rFonts w:ascii="宋体" w:eastAsia="宋体" w:hAnsi="宋体" w:cs="宋体"/>
+      <w:kern w:val="0"/>
+      <w:sz w:val="24"/>
+      <w:szCs w:val="24"/>
+    </w:rPr>
+  </w:style>
 </w:styles>
 </file>
 
